--- a/report.docx
+++ b/report.docx
@@ -54,6 +54,7 @@
       <w:r>
         <w:rPr>
           <w:rFonts w:asciiTheme="minorBidi" w:hAnsiTheme="minorBidi"/>
+          <w:noProof/>
           <w:sz w:val="22"/>
         </w:rPr>
         <w:drawing>
@@ -712,6 +713,7 @@
       <w:r>
         <w:rPr>
           <w:rFonts w:asciiTheme="minorBidi" w:hAnsiTheme="minorBidi"/>
+          <w:noProof/>
         </w:rPr>
         <w:drawing>
           <wp:anchor distT="0" distB="0" distL="114300" distR="114300" simplePos="0" relativeHeight="251667968" behindDoc="0" locked="0" layoutInCell="1" allowOverlap="1">
@@ -1256,7 +1258,7 @@
           <w:ilvl w:val="0"/>
           <w:numId w:val="10"/>
         </w:numPr>
-        <w:spacing w:after="0" w:line="240" w:lineRule="auto"/>
+        <w:spacing w:after="0" w:line="216" w:lineRule="auto"/>
         <w:ind w:left="50" w:firstLine="0"/>
         <w:jc w:val="both"/>
         <w:rPr>
@@ -1280,7 +1282,7 @@
           <w:ilvl w:val="1"/>
           <w:numId w:val="10"/>
         </w:numPr>
-        <w:spacing w:after="0" w:line="240" w:lineRule="auto"/>
+        <w:spacing w:after="0" w:line="216" w:lineRule="auto"/>
         <w:ind w:left="50" w:firstLine="709"/>
         <w:jc w:val="both"/>
         <w:rPr>
@@ -1304,7 +1306,7 @@
           <w:ilvl w:val="1"/>
           <w:numId w:val="10"/>
         </w:numPr>
-        <w:spacing w:after="0" w:line="240" w:lineRule="auto"/>
+        <w:spacing w:after="0" w:line="216" w:lineRule="auto"/>
         <w:ind w:left="50" w:firstLine="709"/>
         <w:jc w:val="both"/>
         <w:rPr>
@@ -1336,7 +1338,7 @@
           <w:ilvl w:val="1"/>
           <w:numId w:val="10"/>
         </w:numPr>
-        <w:spacing w:after="0" w:line="240" w:lineRule="auto"/>
+        <w:spacing w:after="0" w:line="216" w:lineRule="auto"/>
         <w:ind w:left="50" w:firstLine="709"/>
         <w:jc w:val="both"/>
         <w:rPr>
@@ -1360,7 +1362,7 @@
           <w:ilvl w:val="0"/>
           <w:numId w:val="10"/>
         </w:numPr>
-        <w:spacing w:after="0" w:line="240" w:lineRule="auto"/>
+        <w:spacing w:after="0" w:line="216" w:lineRule="auto"/>
         <w:ind w:left="50" w:firstLine="0"/>
         <w:jc w:val="both"/>
         <w:rPr>
@@ -1384,7 +1386,7 @@
           <w:ilvl w:val="1"/>
           <w:numId w:val="10"/>
         </w:numPr>
-        <w:spacing w:after="0" w:line="240" w:lineRule="auto"/>
+        <w:spacing w:after="0" w:line="216" w:lineRule="auto"/>
         <w:jc w:val="both"/>
         <w:rPr>
           <w:rFonts w:asciiTheme="minorBidi" w:hAnsiTheme="minorBidi"/>
@@ -1407,7 +1409,7 @@
           <w:ilvl w:val="1"/>
           <w:numId w:val="10"/>
         </w:numPr>
-        <w:spacing w:after="0" w:line="240" w:lineRule="auto"/>
+        <w:spacing w:after="0" w:line="216" w:lineRule="auto"/>
         <w:jc w:val="both"/>
         <w:rPr>
           <w:rFonts w:asciiTheme="minorBidi" w:hAnsiTheme="minorBidi"/>
@@ -1430,7 +1432,7 @@
           <w:ilvl w:val="2"/>
           <w:numId w:val="10"/>
         </w:numPr>
-        <w:spacing w:after="0" w:line="240" w:lineRule="auto"/>
+        <w:spacing w:after="0" w:line="216" w:lineRule="auto"/>
         <w:jc w:val="both"/>
         <w:rPr>
           <w:rFonts w:asciiTheme="minorBidi" w:hAnsiTheme="minorBidi"/>
@@ -1453,7 +1455,7 @@
           <w:ilvl w:val="2"/>
           <w:numId w:val="10"/>
         </w:numPr>
-        <w:spacing w:after="0" w:line="240" w:lineRule="auto"/>
+        <w:spacing w:after="0" w:line="216" w:lineRule="auto"/>
         <w:jc w:val="both"/>
         <w:rPr>
           <w:rFonts w:asciiTheme="minorBidi" w:hAnsiTheme="minorBidi"/>
@@ -1476,7 +1478,7 @@
           <w:ilvl w:val="2"/>
           <w:numId w:val="10"/>
         </w:numPr>
-        <w:spacing w:after="0" w:line="240" w:lineRule="auto"/>
+        <w:spacing w:after="0" w:line="216" w:lineRule="auto"/>
         <w:jc w:val="both"/>
         <w:rPr>
           <w:rFonts w:asciiTheme="minorBidi" w:hAnsiTheme="minorBidi"/>
@@ -1499,7 +1501,7 @@
           <w:ilvl w:val="1"/>
           <w:numId w:val="10"/>
         </w:numPr>
-        <w:spacing w:after="0" w:line="240" w:lineRule="auto"/>
+        <w:spacing w:after="0" w:line="216" w:lineRule="auto"/>
         <w:jc w:val="both"/>
         <w:rPr>
           <w:rFonts w:asciiTheme="minorBidi" w:hAnsiTheme="minorBidi"/>
@@ -1522,7 +1524,7 @@
           <w:ilvl w:val="2"/>
           <w:numId w:val="10"/>
         </w:numPr>
-        <w:spacing w:after="0" w:line="240" w:lineRule="auto"/>
+        <w:spacing w:after="0" w:line="216" w:lineRule="auto"/>
         <w:jc w:val="both"/>
         <w:rPr>
           <w:rFonts w:asciiTheme="minorBidi" w:hAnsiTheme="minorBidi"/>
@@ -1553,7 +1555,7 @@
           <w:ilvl w:val="2"/>
           <w:numId w:val="10"/>
         </w:numPr>
-        <w:spacing w:after="0" w:line="240" w:lineRule="auto"/>
+        <w:spacing w:after="0" w:line="216" w:lineRule="auto"/>
         <w:jc w:val="both"/>
         <w:rPr>
           <w:rFonts w:asciiTheme="minorBidi" w:hAnsiTheme="minorBidi"/>
@@ -1576,7 +1578,7 @@
           <w:ilvl w:val="2"/>
           <w:numId w:val="10"/>
         </w:numPr>
-        <w:spacing w:after="0" w:line="240" w:lineRule="auto"/>
+        <w:spacing w:after="0" w:line="216" w:lineRule="auto"/>
         <w:jc w:val="both"/>
         <w:rPr>
           <w:rFonts w:asciiTheme="minorBidi" w:hAnsiTheme="minorBidi"/>
@@ -1599,7 +1601,7 @@
           <w:ilvl w:val="1"/>
           <w:numId w:val="10"/>
         </w:numPr>
-        <w:spacing w:after="0" w:line="240" w:lineRule="auto"/>
+        <w:spacing w:after="0" w:line="216" w:lineRule="auto"/>
         <w:jc w:val="both"/>
         <w:rPr>
           <w:rFonts w:asciiTheme="minorBidi" w:hAnsiTheme="minorBidi"/>
@@ -1622,7 +1624,7 @@
           <w:ilvl w:val="1"/>
           <w:numId w:val="10"/>
         </w:numPr>
-        <w:spacing w:after="0" w:line="240" w:lineRule="auto"/>
+        <w:spacing w:after="0" w:line="216" w:lineRule="auto"/>
         <w:jc w:val="both"/>
         <w:rPr>
           <w:rFonts w:asciiTheme="minorBidi" w:hAnsiTheme="minorBidi"/>
@@ -1645,7 +1647,7 @@
           <w:ilvl w:val="2"/>
           <w:numId w:val="10"/>
         </w:numPr>
-        <w:spacing w:after="0" w:line="240" w:lineRule="auto"/>
+        <w:spacing w:after="0" w:line="216" w:lineRule="auto"/>
         <w:rPr>
           <w:rFonts w:asciiTheme="minorBidi" w:hAnsiTheme="minorBidi"/>
           <w:szCs w:val="26"/>
@@ -1683,7 +1685,7 @@
           <w:ilvl w:val="2"/>
           <w:numId w:val="10"/>
         </w:numPr>
-        <w:spacing w:after="0" w:line="240" w:lineRule="auto"/>
+        <w:spacing w:after="0" w:line="216" w:lineRule="auto"/>
         <w:jc w:val="both"/>
         <w:rPr>
           <w:rFonts w:asciiTheme="minorBidi" w:hAnsiTheme="minorBidi"/>
@@ -1714,7 +1716,7 @@
           <w:ilvl w:val="2"/>
           <w:numId w:val="10"/>
         </w:numPr>
-        <w:spacing w:after="0" w:line="240" w:lineRule="auto"/>
+        <w:spacing w:after="0" w:line="216" w:lineRule="auto"/>
         <w:jc w:val="both"/>
         <w:rPr>
           <w:rFonts w:asciiTheme="minorBidi" w:hAnsiTheme="minorBidi"/>
@@ -1737,7 +1739,7 @@
           <w:ilvl w:val="2"/>
           <w:numId w:val="10"/>
         </w:numPr>
-        <w:spacing w:after="0" w:line="240" w:lineRule="auto"/>
+        <w:spacing w:after="0" w:line="216" w:lineRule="auto"/>
         <w:jc w:val="both"/>
         <w:rPr>
           <w:rFonts w:asciiTheme="minorBidi" w:hAnsiTheme="minorBidi"/>
@@ -1760,7 +1762,7 @@
           <w:ilvl w:val="2"/>
           <w:numId w:val="10"/>
         </w:numPr>
-        <w:spacing w:after="0" w:line="240" w:lineRule="auto"/>
+        <w:spacing w:after="0" w:line="216" w:lineRule="auto"/>
         <w:jc w:val="both"/>
         <w:rPr>
           <w:rFonts w:asciiTheme="minorBidi" w:hAnsiTheme="minorBidi"/>
@@ -1783,7 +1785,7 @@
           <w:ilvl w:val="0"/>
           <w:numId w:val="10"/>
         </w:numPr>
-        <w:spacing w:after="0" w:line="240" w:lineRule="auto"/>
+        <w:spacing w:after="0" w:line="216" w:lineRule="auto"/>
         <w:jc w:val="both"/>
         <w:rPr>
           <w:rFonts w:asciiTheme="minorBidi" w:hAnsiTheme="minorBidi"/>
@@ -1806,7 +1808,7 @@
           <w:ilvl w:val="1"/>
           <w:numId w:val="10"/>
         </w:numPr>
-        <w:spacing w:after="0" w:line="240" w:lineRule="auto"/>
+        <w:spacing w:after="0" w:line="216" w:lineRule="auto"/>
         <w:jc w:val="both"/>
         <w:rPr>
           <w:rFonts w:asciiTheme="minorBidi" w:hAnsiTheme="minorBidi"/>
@@ -1819,15 +1821,7 @@
           <w:szCs w:val="26"/>
           <w:rtl/>
         </w:rPr>
-        <w:t>مقدمۀ کوتاه</w:t>
-      </w:r>
-      <w:r>
-        <w:rPr>
-          <w:rFonts w:asciiTheme="minorBidi" w:hAnsiTheme="minorBidi"/>
-          <w:szCs w:val="26"/>
-          <w:rtl/>
-        </w:rPr>
-        <w:t xml:space="preserve"> </w:t>
+        <w:t xml:space="preserve">مقدمۀ کوتاه </w:t>
       </w:r>
     </w:p>
     <w:p>
@@ -1837,7 +1831,7 @@
           <w:ilvl w:val="1"/>
           <w:numId w:val="10"/>
         </w:numPr>
-        <w:spacing w:after="0" w:line="240" w:lineRule="auto"/>
+        <w:spacing w:after="0" w:line="216" w:lineRule="auto"/>
         <w:jc w:val="both"/>
         <w:rPr>
           <w:rFonts w:asciiTheme="minorBidi" w:hAnsiTheme="minorBidi"/>
@@ -1860,7 +1854,7 @@
           <w:ilvl w:val="1"/>
           <w:numId w:val="10"/>
         </w:numPr>
-        <w:spacing w:after="0" w:line="240" w:lineRule="auto"/>
+        <w:spacing w:after="0" w:line="216" w:lineRule="auto"/>
         <w:jc w:val="both"/>
         <w:rPr>
           <w:rFonts w:asciiTheme="minorBidi" w:hAnsiTheme="minorBidi"/>
@@ -1883,7 +1877,7 @@
           <w:ilvl w:val="1"/>
           <w:numId w:val="10"/>
         </w:numPr>
-        <w:spacing w:after="0" w:line="240" w:lineRule="auto"/>
+        <w:spacing w:after="0" w:line="216" w:lineRule="auto"/>
         <w:jc w:val="both"/>
         <w:rPr>
           <w:rFonts w:asciiTheme="minorBidi" w:hAnsiTheme="minorBidi"/>
@@ -1906,7 +1900,7 @@
           <w:ilvl w:val="1"/>
           <w:numId w:val="10"/>
         </w:numPr>
-        <w:spacing w:after="0" w:line="240" w:lineRule="auto"/>
+        <w:spacing w:after="0" w:line="216" w:lineRule="auto"/>
         <w:jc w:val="both"/>
         <w:rPr>
           <w:rFonts w:asciiTheme="minorBidi" w:hAnsiTheme="minorBidi"/>
@@ -1920,6 +1914,31 @@
           <w:rtl/>
         </w:rPr>
         <w:t>معماری قسمت تولید پاسخ مبتنی بر بازیابی</w:t>
+      </w:r>
+    </w:p>
+    <w:p>
+      <w:pPr>
+        <w:pStyle w:val="ListParagraph"/>
+        <w:numPr>
+          <w:ilvl w:val="0"/>
+          <w:numId w:val="10"/>
+        </w:numPr>
+        <w:spacing w:after="0" w:line="216" w:lineRule="auto"/>
+        <w:jc w:val="both"/>
+        <w:rPr>
+          <w:rFonts w:asciiTheme="minorBidi" w:hAnsiTheme="minorBidi"/>
+          <w:szCs w:val="26"/>
+          <w:lang w:val="en-GB"/>
+        </w:rPr>
+      </w:pPr>
+      <w:r>
+        <w:rPr>
+          <w:rFonts w:asciiTheme="minorBidi" w:hAnsiTheme="minorBidi" w:hint="cs"/>
+          <w:szCs w:val="26"/>
+          <w:rtl/>
+          <w:lang w:val="en-GB"/>
+        </w:rPr>
+        <w:t>فصل چهارم: اجرا</w:t>
       </w:r>
     </w:p>
     <w:p>
@@ -1929,20 +1948,97 @@
           <w:ilvl w:val="1"/>
           <w:numId w:val="10"/>
         </w:numPr>
-        <w:spacing w:after="0" w:line="240" w:lineRule="auto"/>
+        <w:spacing w:after="0" w:line="216" w:lineRule="auto"/>
         <w:jc w:val="both"/>
         <w:rPr>
           <w:rFonts w:asciiTheme="minorBidi" w:hAnsiTheme="minorBidi"/>
           <w:szCs w:val="26"/>
-        </w:rPr>
-      </w:pPr>
-      <w:r>
-        <w:rPr>
-          <w:rFonts w:asciiTheme="minorBidi" w:hAnsiTheme="minorBidi"/>
+          <w:lang w:val="en-GB"/>
+        </w:rPr>
+      </w:pPr>
+      <w:r>
+        <w:rPr>
+          <w:rFonts w:asciiTheme="minorBidi" w:hAnsiTheme="minorBidi" w:hint="cs"/>
           <w:szCs w:val="26"/>
           <w:rtl/>
-        </w:rPr>
-        <w:t>معماری قسمت رابط کاربری</w:t>
+          <w:lang w:val="en-GB"/>
+        </w:rPr>
+        <w:t>استخراج داده</w:t>
+      </w:r>
+    </w:p>
+    <w:p>
+      <w:pPr>
+        <w:pStyle w:val="ListParagraph"/>
+        <w:numPr>
+          <w:ilvl w:val="1"/>
+          <w:numId w:val="10"/>
+        </w:numPr>
+        <w:spacing w:after="0" w:line="216" w:lineRule="auto"/>
+        <w:jc w:val="both"/>
+        <w:rPr>
+          <w:rFonts w:asciiTheme="minorBidi" w:hAnsiTheme="minorBidi"/>
+          <w:szCs w:val="26"/>
+          <w:lang w:val="en-GB"/>
+        </w:rPr>
+      </w:pPr>
+      <w:r>
+        <w:rPr>
+          <w:rFonts w:asciiTheme="minorBidi" w:hAnsiTheme="minorBidi" w:hint="cs"/>
+          <w:szCs w:val="26"/>
+          <w:rtl/>
+          <w:lang w:val="en-GB"/>
+        </w:rPr>
+        <w:t>آماده سازی زیرساخت</w:t>
+      </w:r>
+    </w:p>
+    <w:p>
+      <w:pPr>
+        <w:pStyle w:val="ListParagraph"/>
+        <w:numPr>
+          <w:ilvl w:val="1"/>
+          <w:numId w:val="10"/>
+        </w:numPr>
+        <w:spacing w:after="0" w:line="216" w:lineRule="auto"/>
+        <w:jc w:val="both"/>
+        <w:rPr>
+          <w:rFonts w:asciiTheme="minorBidi" w:hAnsiTheme="minorBidi"/>
+          <w:szCs w:val="26"/>
+          <w:lang w:val="en-GB"/>
+        </w:rPr>
+      </w:pPr>
+      <w:r>
+        <w:rPr>
+          <w:rFonts w:asciiTheme="minorBidi" w:hAnsiTheme="minorBidi" w:hint="cs"/>
+          <w:szCs w:val="26"/>
+          <w:rtl/>
+          <w:lang w:val="en-GB"/>
+        </w:rPr>
+        <w:t>انتقال و آماده سازی دادۀ استخراج شده</w:t>
+      </w:r>
+    </w:p>
+    <w:p>
+      <w:pPr>
+        <w:pStyle w:val="ListParagraph"/>
+        <w:numPr>
+          <w:ilvl w:val="1"/>
+          <w:numId w:val="10"/>
+        </w:numPr>
+        <w:spacing w:after="0" w:line="216" w:lineRule="auto"/>
+        <w:jc w:val="both"/>
+        <w:rPr>
+          <w:rFonts w:asciiTheme="minorBidi" w:hAnsiTheme="minorBidi"/>
+          <w:szCs w:val="26"/>
+          <w:lang w:val="en-GB"/>
+        </w:rPr>
+      </w:pPr>
+      <w:r>
+        <w:rPr>
+          <w:rFonts w:asciiTheme="minorBidi" w:hAnsiTheme="minorBidi" w:hint="cs"/>
+          <w:szCs w:val="26"/>
+          <w:rtl/>
+          <w:lang w:val="en-GB"/>
+        </w:rPr>
+        <w:t>اجرای نهایی</w:t>
       </w:r>
     </w:p>
     <w:p>
@@ -1952,7 +2048,7 @@
           <w:ilvl w:val="0"/>
           <w:numId w:val="10"/>
         </w:numPr>
-        <w:spacing w:after="0" w:line="240" w:lineRule="auto"/>
+        <w:spacing w:after="0" w:line="216" w:lineRule="auto"/>
         <w:jc w:val="both"/>
         <w:rPr>
           <w:rFonts w:asciiTheme="minorBidi" w:hAnsiTheme="minorBidi"/>
@@ -1977,7 +2073,7 @@
           <w:ilvl w:val="1"/>
           <w:numId w:val="10"/>
         </w:numPr>
-        <w:spacing w:after="0" w:line="240" w:lineRule="auto"/>
+        <w:spacing w:after="0" w:line="216" w:lineRule="auto"/>
         <w:jc w:val="both"/>
         <w:rPr>
           <w:rFonts w:asciiTheme="minorBidi" w:hAnsiTheme="minorBidi"/>
@@ -2002,7 +2098,7 @@
           <w:ilvl w:val="1"/>
           <w:numId w:val="10"/>
         </w:numPr>
-        <w:spacing w:after="0" w:line="240" w:lineRule="auto"/>
+        <w:spacing w:after="0" w:line="216" w:lineRule="auto"/>
         <w:jc w:val="both"/>
         <w:rPr>
           <w:rFonts w:asciiTheme="minorBidi" w:hAnsiTheme="minorBidi"/>
@@ -2027,7 +2123,7 @@
           <w:ilvl w:val="0"/>
           <w:numId w:val="10"/>
         </w:numPr>
-        <w:spacing w:after="0" w:line="240" w:lineRule="auto"/>
+        <w:spacing w:after="0" w:line="216" w:lineRule="auto"/>
         <w:jc w:val="both"/>
         <w:rPr>
           <w:rFonts w:asciiTheme="minorBidi" w:hAnsiTheme="minorBidi"/>
@@ -2182,7 +2278,25 @@
           <w:szCs w:val="28"/>
           <w:rtl/>
         </w:rPr>
-        <w:t>، این متن مادۀ 355 قانون مدنی است:</w:t>
+        <w:t xml:space="preserve">، این متن مادۀ </w:t>
+      </w:r>
+      <w:r>
+        <w:rPr>
+          <w:rFonts w:asciiTheme="minorBidi" w:hAnsiTheme="minorBidi" w:hint="cs"/>
+          <w:sz w:val="32"/>
+          <w:szCs w:val="28"/>
+          <w:rtl/>
+        </w:rPr>
+        <w:t>843</w:t>
+      </w:r>
+      <w:r>
+        <w:rPr>
+          <w:rFonts w:asciiTheme="minorBidi" w:hAnsiTheme="minorBidi"/>
+          <w:sz w:val="32"/>
+          <w:szCs w:val="28"/>
+          <w:rtl/>
+        </w:rPr>
+        <w:t xml:space="preserve"> قانون مدنی است:</w:t>
       </w:r>
     </w:p>
     <w:p>
@@ -2205,17 +2319,7 @@
           <w:szCs w:val="26"/>
           <w:rtl/>
         </w:rPr>
-        <w:t>«</w:t>
-      </w:r>
-      <w:r>
-        <w:rPr>
-          <w:rFonts w:asciiTheme="minorBidi" w:hAnsiTheme="minorBidi"/>
-          <w:i/>
-          <w:iCs/>
-          <w:szCs w:val="26"/>
-          <w:rtl/>
-        </w:rPr>
-        <w:t xml:space="preserve">ماده ۸۴۳ </w:t>
+        <w:t xml:space="preserve">«ماده ۸۴۳ </w:t>
       </w:r>
       <w:r>
         <w:rPr>
@@ -2298,37 +2402,7 @@
           <w:szCs w:val="26"/>
           <w:rtl/>
         </w:rPr>
-        <w:t>«هیچ کس</w:t>
-      </w:r>
-      <w:r>
-        <w:rPr>
-          <w:rFonts w:asciiTheme="minorBidi" w:hAnsiTheme="minorBidi"/>
-          <w:i/>
-          <w:iCs/>
-          <w:szCs w:val="26"/>
-          <w:rtl/>
-        </w:rPr>
-        <w:t xml:space="preserve"> </w:t>
-      </w:r>
-      <w:r>
-        <w:rPr>
-          <w:rFonts w:asciiTheme="minorBidi" w:hAnsiTheme="minorBidi"/>
-          <w:i/>
-          <w:iCs/>
-          <w:szCs w:val="26"/>
-          <w:rtl/>
-        </w:rPr>
-        <w:t>نمی تواند</w:t>
-      </w:r>
-      <w:r>
-        <w:rPr>
-          <w:rFonts w:asciiTheme="minorBidi" w:hAnsiTheme="minorBidi"/>
-          <w:i/>
-          <w:iCs/>
-          <w:szCs w:val="26"/>
-          <w:rtl/>
-        </w:rPr>
-        <w:t xml:space="preserve"> وصیت کند که بعد از مرگش، بیشتر از </w:t>
+        <w:t xml:space="preserve">«هیچ کس نمی تواند وصیت کند که بعد از مرگش، بیشتر از </w:t>
       </w:r>
       <w:r>
         <w:rPr>
@@ -2340,79 +2414,17 @@
           <w:szCs w:val="26"/>
           <w:rtl/>
         </w:rPr>
-        <w:t>یک سوم</w:t>
-      </w:r>
-      <w:r>
-        <w:rPr>
-          <w:rFonts w:asciiTheme="minorBidi" w:hAnsiTheme="minorBidi"/>
-          <w:b/>
-          <w:bCs/>
+        <w:t>یک سوم (ثلث)</w:t>
+      </w:r>
+      <w:r>
+        <w:rPr>
+          <w:rFonts w:asciiTheme="minorBidi" w:hAnsiTheme="minorBidi"/>
           <w:i/>
           <w:iCs/>
           <w:szCs w:val="26"/>
           <w:rtl/>
         </w:rPr>
-        <w:t xml:space="preserve"> (ثلث)</w:t>
-      </w:r>
-      <w:r>
-        <w:rPr>
-          <w:rFonts w:asciiTheme="minorBidi" w:hAnsiTheme="minorBidi"/>
-          <w:i/>
-          <w:iCs/>
-          <w:szCs w:val="26"/>
-          <w:rtl/>
-        </w:rPr>
-        <w:t xml:space="preserve"> اموالش به فرد خاصی برسد یا خرج کار خاصی شود. اگر بیشتر از </w:t>
-      </w:r>
-      <w:r>
-        <w:rPr>
-          <w:rFonts w:asciiTheme="minorBidi" w:hAnsiTheme="minorBidi"/>
-          <w:i/>
-          <w:iCs/>
-          <w:szCs w:val="26"/>
-          <w:rtl/>
-        </w:rPr>
-        <w:t>یک سوم</w:t>
-      </w:r>
-      <w:r>
-        <w:rPr>
-          <w:rFonts w:asciiTheme="minorBidi" w:hAnsiTheme="minorBidi"/>
-          <w:i/>
-          <w:iCs/>
-          <w:szCs w:val="26"/>
-          <w:rtl/>
-        </w:rPr>
-        <w:t xml:space="preserve"> را وصیت کند، آن وصیت تنها در صورتی اجرا می‌شود که اعضای خانواده (ورثه) با آن موافقت کنند. اگر فقط بعضی از </w:t>
-      </w:r>
-      <w:r>
-        <w:rPr>
-          <w:rFonts w:asciiTheme="minorBidi" w:hAnsiTheme="minorBidi"/>
-          <w:i/>
-          <w:iCs/>
-          <w:szCs w:val="26"/>
-          <w:rtl/>
-        </w:rPr>
-        <w:t>آن ها</w:t>
-      </w:r>
-      <w:r>
-        <w:rPr>
-          <w:rFonts w:asciiTheme="minorBidi" w:hAnsiTheme="minorBidi"/>
-          <w:i/>
-          <w:iCs/>
-          <w:szCs w:val="26"/>
-          <w:rtl/>
-        </w:rPr>
-        <w:t xml:space="preserve"> موافقت کنند، وصیت فقط از سهم ارث همان افراد کسر </w:t>
-      </w:r>
-      <w:r>
-        <w:rPr>
-          <w:rFonts w:asciiTheme="minorBidi" w:hAnsiTheme="minorBidi"/>
-          <w:i/>
-          <w:iCs/>
-          <w:szCs w:val="26"/>
-          <w:rtl/>
-        </w:rPr>
-        <w:t>می شود</w:t>
+        <w:t xml:space="preserve"> اموالش به فرد خاصی برسد یا خرج کار خاصی شود. اگر بیشتر از یک سوم را وصیت کند، آن وصیت تنها در صورتی اجرا می‌شود که اعضای خانواده (ورثه) با آن موافقت کنند. اگر فقط بعضی از آن ها موافقت کنند، وصیت فقط از سهم ارث همان افراد کسر می شود</w:t>
       </w:r>
       <w:r>
         <w:rPr>
@@ -3492,16 +3504,7 @@
           <w:szCs w:val="28"/>
           <w:rtl/>
         </w:rPr>
-        <w:t xml:space="preserve"> </w:t>
-      </w:r>
-      <w:r>
-        <w:rPr>
-          <w:rFonts w:asciiTheme="minorBidi" w:hAnsiTheme="minorBidi"/>
-          <w:sz w:val="40"/>
-          <w:szCs w:val="28"/>
-          <w:rtl/>
-        </w:rPr>
-        <w:t>(</w:t>
+        <w:t xml:space="preserve"> (</w:t>
       </w:r>
       <w:r>
         <w:rPr>
@@ -5352,15 +5355,30 @@
           <w:rtl/>
           <w:lang w:val="en-GB"/>
         </w:rPr>
-        <w:t>یا</w:t>
-      </w:r>
-      <w:r>
-        <w:rPr>
-          <w:rFonts w:asciiTheme="minorBidi" w:hAnsiTheme="minorBidi"/>
-          <w:sz w:val="28"/>
-          <w:szCs w:val="28"/>
-          <w:rtl/>
-          <w:lang w:val="en-GB"/>
+        <w:t xml:space="preserve">یا </w:t>
+      </w:r>
+      <w:r>
+        <w:rPr>
+          <w:rFonts w:asciiTheme="minorBidi" w:hAnsiTheme="minorBidi"/>
+          <w:sz w:val="28"/>
+          <w:szCs w:val="28"/>
+        </w:rPr>
+        <w:t>NLP</w:t>
+      </w:r>
+      <w:r>
+        <w:rPr>
+          <w:rFonts w:asciiTheme="minorBidi" w:hAnsiTheme="minorBidi"/>
+          <w:sz w:val="28"/>
+          <w:szCs w:val="28"/>
+          <w:rtl/>
+        </w:rPr>
+        <w:t>)</w:t>
+      </w:r>
+      <w:r>
+        <w:rPr>
+          <w:rFonts w:asciiTheme="minorBidi" w:hAnsiTheme="minorBidi"/>
+          <w:sz w:val="28"/>
+          <w:szCs w:val="28"/>
         </w:rPr>
         <w:t xml:space="preserve"> </w:t>
       </w:r>
@@ -5369,115 +5387,10 @@
           <w:rFonts w:asciiTheme="minorBidi" w:hAnsiTheme="minorBidi"/>
           <w:sz w:val="28"/>
           <w:szCs w:val="28"/>
-        </w:rPr>
-        <w:t>NLP</w:t>
-      </w:r>
-      <w:r>
-        <w:rPr>
-          <w:rFonts w:asciiTheme="minorBidi" w:hAnsiTheme="minorBidi"/>
-          <w:sz w:val="28"/>
-          <w:szCs w:val="28"/>
-          <w:rtl/>
-        </w:rPr>
-        <w:t>)</w:t>
-      </w:r>
-      <w:r>
-        <w:rPr>
-          <w:rFonts w:asciiTheme="minorBidi" w:hAnsiTheme="minorBidi"/>
-          <w:sz w:val="28"/>
-          <w:szCs w:val="28"/>
-        </w:rPr>
-        <w:t xml:space="preserve"> </w:t>
-      </w:r>
-      <w:r>
-        <w:rPr>
-          <w:rFonts w:asciiTheme="minorBidi" w:hAnsiTheme="minorBidi"/>
-          <w:sz w:val="28"/>
-          <w:szCs w:val="28"/>
-          <w:rtl/>
-          <w:lang w:val="en-GB"/>
-        </w:rPr>
-        <w:t xml:space="preserve">یکی از </w:t>
-      </w:r>
-      <w:r>
-        <w:rPr>
-          <w:rFonts w:asciiTheme="minorBidi" w:hAnsiTheme="minorBidi"/>
-          <w:sz w:val="28"/>
-          <w:szCs w:val="28"/>
-          <w:rtl/>
-          <w:lang w:val="en-GB"/>
-        </w:rPr>
-        <w:t>شاخه های</w:t>
-      </w:r>
-      <w:r>
-        <w:rPr>
-          <w:rFonts w:asciiTheme="minorBidi" w:hAnsiTheme="minorBidi"/>
-          <w:sz w:val="28"/>
-          <w:szCs w:val="28"/>
-          <w:rtl/>
-          <w:lang w:val="en-GB"/>
-        </w:rPr>
-        <w:t xml:space="preserve"> هوش مصنوعی است که به پردازش و تحلیل زبان انسان توسط </w:t>
-      </w:r>
-      <w:r>
-        <w:rPr>
-          <w:rFonts w:asciiTheme="minorBidi" w:hAnsiTheme="minorBidi"/>
-          <w:sz w:val="28"/>
-          <w:szCs w:val="28"/>
-          <w:rtl/>
-          <w:lang w:val="en-GB"/>
-        </w:rPr>
-        <w:t>کامپیوتر</w:t>
-      </w:r>
-      <w:r>
-        <w:rPr>
-          <w:rFonts w:asciiTheme="minorBidi" w:hAnsiTheme="minorBidi"/>
-          <w:sz w:val="28"/>
-          <w:szCs w:val="28"/>
-          <w:rtl/>
-          <w:lang w:val="en-GB"/>
-        </w:rPr>
-        <w:t xml:space="preserve"> می‌پردازد. زبان انسان برخلاف داده‌های ساختاریافته، معمولاً شکل مشخص و ثابتی ندارد و </w:t>
-      </w:r>
-      <w:r>
-        <w:rPr>
-          <w:rFonts w:asciiTheme="minorBidi" w:hAnsiTheme="minorBidi"/>
-          <w:sz w:val="28"/>
-          <w:szCs w:val="28"/>
-          <w:rtl/>
-          <w:lang w:val="en-GB"/>
-        </w:rPr>
-        <w:t>می تواند</w:t>
-      </w:r>
-      <w:r>
-        <w:rPr>
-          <w:rFonts w:asciiTheme="minorBidi" w:hAnsiTheme="minorBidi"/>
-          <w:sz w:val="28"/>
-          <w:szCs w:val="28"/>
-          <w:rtl/>
-          <w:lang w:val="en-GB"/>
-        </w:rPr>
-        <w:t xml:space="preserve"> شامل ابهام، تفاوت در نحوه بیان و وابستگی میان </w:t>
-      </w:r>
-      <w:r>
-        <w:rPr>
-          <w:rFonts w:asciiTheme="minorBidi" w:hAnsiTheme="minorBidi"/>
-          <w:sz w:val="28"/>
-          <w:szCs w:val="28"/>
-          <w:rtl/>
-          <w:lang w:val="en-GB"/>
-        </w:rPr>
-        <w:t>بخش های</w:t>
-      </w:r>
-      <w:r>
-        <w:rPr>
-          <w:rFonts w:asciiTheme="minorBidi" w:hAnsiTheme="minorBidi"/>
-          <w:sz w:val="28"/>
-          <w:szCs w:val="28"/>
-          <w:rtl/>
-          <w:lang w:val="en-GB"/>
-        </w:rPr>
-        <w:t xml:space="preserve"> </w:t>
+          <w:rtl/>
+          <w:lang w:val="en-GB"/>
+        </w:rPr>
+        <w:t xml:space="preserve">یکی از شاخه های هوش مصنوعی است که به پردازش و تحلیل زبان انسان توسط کامپیوتر می‌پردازد. زبان انسان برخلاف داده‌های ساختاریافته، معمولاً شکل مشخص و ثابتی ندارد و می تواند شامل ابهام، تفاوت در نحوه بیان و وابستگی میان بخش های </w:t>
       </w:r>
       <w:r>
         <w:rPr>
@@ -5488,27 +5401,7 @@
           <w:lang w:val="en-GB"/>
         </w:rPr>
         <w:lastRenderedPageBreak/>
-        <w:t xml:space="preserve">مختلف جمله باشد. هدف پردازش زبان طبیعی این است که </w:t>
-      </w:r>
-      <w:r>
-        <w:rPr>
-          <w:rFonts w:asciiTheme="minorBidi" w:hAnsiTheme="minorBidi"/>
-          <w:sz w:val="28"/>
-          <w:szCs w:val="28"/>
-          <w:rtl/>
-          <w:lang w:val="en-GB"/>
-        </w:rPr>
-        <w:t>کامپیوتر</w:t>
-      </w:r>
-      <w:r>
-        <w:rPr>
-          <w:rFonts w:asciiTheme="minorBidi" w:hAnsiTheme="minorBidi"/>
-          <w:sz w:val="28"/>
-          <w:szCs w:val="28"/>
-          <w:rtl/>
-          <w:lang w:val="en-GB"/>
-        </w:rPr>
-        <w:t xml:space="preserve"> بتواند این نوع داده‌ها را پردازش کرده و اطلاعات و الگوهای موجود در آن‌ها را استخراج کند</w:t>
+        <w:t>مختلف جمله باشد. هدف پردازش زبان طبیعی این است که کامپیوتر بتواند این نوع داده‌ها را پردازش کرده و اطلاعات و الگوهای موجود در آن‌ها را استخراج کند</w:t>
       </w:r>
       <w:r>
         <w:rPr>
@@ -8005,117 +7898,7 @@
           <w:rtl/>
           <w:lang w:val="en-GB"/>
         </w:rPr>
-        <w:t xml:space="preserve">اهمیت یک واژه را بر اساس میزان حضور آن در کل مجموعه اسناد مشخص </w:t>
-      </w:r>
-      <w:r>
-        <w:rPr>
-          <w:rFonts w:asciiTheme="minorBidi" w:hAnsiTheme="minorBidi"/>
-          <w:sz w:val="28"/>
-          <w:szCs w:val="28"/>
-          <w:rtl/>
-          <w:lang w:val="en-GB"/>
-        </w:rPr>
-        <w:t>می کند</w:t>
-      </w:r>
-      <w:r>
-        <w:rPr>
-          <w:rFonts w:asciiTheme="minorBidi" w:hAnsiTheme="minorBidi"/>
-          <w:sz w:val="28"/>
-          <w:szCs w:val="28"/>
-          <w:rtl/>
-          <w:lang w:val="en-GB"/>
-        </w:rPr>
-        <w:t xml:space="preserve">. واژه‌هایی که در تعداد زیادی از اسناد دیده </w:t>
-      </w:r>
-      <w:r>
-        <w:rPr>
-          <w:rFonts w:asciiTheme="minorBidi" w:hAnsiTheme="minorBidi"/>
-          <w:sz w:val="28"/>
-          <w:szCs w:val="28"/>
-          <w:rtl/>
-          <w:lang w:val="en-GB"/>
-        </w:rPr>
-        <w:t>می شوند</w:t>
-      </w:r>
-      <w:r>
-        <w:rPr>
-          <w:rFonts w:asciiTheme="minorBidi" w:hAnsiTheme="minorBidi"/>
-          <w:sz w:val="28"/>
-          <w:szCs w:val="28"/>
-          <w:rtl/>
-          <w:lang w:val="en-GB"/>
-        </w:rPr>
-        <w:t xml:space="preserve">، اطلاعات کمتری درباره موضوع سند ارائه </w:t>
-      </w:r>
-      <w:r>
-        <w:rPr>
-          <w:rFonts w:asciiTheme="minorBidi" w:hAnsiTheme="minorBidi"/>
-          <w:sz w:val="28"/>
-          <w:szCs w:val="28"/>
-          <w:rtl/>
-          <w:lang w:val="en-GB"/>
-        </w:rPr>
-        <w:t>می دهند</w:t>
-      </w:r>
-      <w:r>
-        <w:rPr>
-          <w:rFonts w:asciiTheme="minorBidi" w:hAnsiTheme="minorBidi"/>
-          <w:sz w:val="28"/>
-          <w:szCs w:val="28"/>
-          <w:rtl/>
-          <w:lang w:val="en-GB"/>
-        </w:rPr>
-        <w:t xml:space="preserve"> و وزن کمتری دریافت </w:t>
-      </w:r>
-      <w:r>
-        <w:rPr>
-          <w:rFonts w:asciiTheme="minorBidi" w:hAnsiTheme="minorBidi"/>
-          <w:sz w:val="28"/>
-          <w:szCs w:val="28"/>
-          <w:rtl/>
-          <w:lang w:val="en-GB"/>
-        </w:rPr>
-        <w:t>می کنند</w:t>
-      </w:r>
-      <w:r>
-        <w:rPr>
-          <w:rFonts w:asciiTheme="minorBidi" w:hAnsiTheme="minorBidi"/>
-          <w:sz w:val="28"/>
-          <w:szCs w:val="28"/>
-          <w:rtl/>
-          <w:lang w:val="en-GB"/>
-        </w:rPr>
-        <w:t xml:space="preserve">. در مقابل، </w:t>
-      </w:r>
-      <w:r>
-        <w:rPr>
-          <w:rFonts w:asciiTheme="minorBidi" w:hAnsiTheme="minorBidi"/>
-          <w:sz w:val="28"/>
-          <w:szCs w:val="28"/>
-          <w:rtl/>
-          <w:lang w:val="en-GB"/>
-        </w:rPr>
-        <w:t>واژه هایی</w:t>
-      </w:r>
-      <w:r>
-        <w:rPr>
-          <w:rFonts w:asciiTheme="minorBidi" w:hAnsiTheme="minorBidi"/>
-          <w:sz w:val="28"/>
-          <w:szCs w:val="28"/>
-          <w:rtl/>
-          <w:lang w:val="en-GB"/>
-        </w:rPr>
-        <w:t xml:space="preserve"> که فقط در تعداد محدودی از اسناد وجود دارند، معمولاً قدرت تشخیص بیشتری دارند و وزن بالاتری دریافت </w:t>
-      </w:r>
-      <w:r>
-        <w:rPr>
-          <w:rFonts w:asciiTheme="minorBidi" w:hAnsiTheme="minorBidi"/>
-          <w:sz w:val="28"/>
-          <w:szCs w:val="28"/>
-          <w:rtl/>
-          <w:lang w:val="en-GB"/>
-        </w:rPr>
-        <w:t>می کنند.</w:t>
+        <w:t>اهمیت یک واژه را بر اساس میزان حضور آن در کل مجموعه اسناد مشخص می کند. واژه‌هایی که در تعداد زیادی از اسناد دیده می شوند، اطلاعات کمتری درباره موضوع سند ارائه می دهند و وزن کمتری دریافت می کنند. در مقابل، واژه هایی که فقط در تعداد محدودی از اسناد وجود دارند، معمولاً قدرت تشخیص بیشتری دارند و وزن بالاتری دریافت می کنند.</w:t>
       </w:r>
     </w:p>
     <w:p>
@@ -9002,31 +8785,7 @@
           <w:rtl/>
           <w:lang w:val="en-GB"/>
         </w:rPr>
-        <w:t>«اصل یک قانون اساسی</w:t>
-      </w:r>
-      <w:r>
-        <w:rPr>
-          <w:rFonts w:asciiTheme="minorBidi" w:hAnsiTheme="minorBidi"/>
-          <w:i/>
-          <w:iCs/>
-          <w:sz w:val="28"/>
-          <w:szCs w:val="28"/>
-          <w:rtl/>
-          <w:lang w:val="en-GB"/>
-        </w:rPr>
-        <w:t xml:space="preserve"> جمهوری اسلامی ایران</w:t>
-      </w:r>
-      <w:r>
-        <w:rPr>
-          <w:rFonts w:asciiTheme="minorBidi" w:hAnsiTheme="minorBidi"/>
-          <w:i/>
-          <w:iCs/>
-          <w:sz w:val="28"/>
-          <w:szCs w:val="28"/>
-          <w:rtl/>
-          <w:lang w:val="en-GB"/>
-        </w:rPr>
-        <w:t>»</w:t>
+        <w:t>«اصل یک قانون اساسی جمهوری اسلامی ایران»</w:t>
       </w:r>
       <w:r>
         <w:rPr>
@@ -10406,17 +10165,7 @@
           <w:rtl/>
           <w:lang w:val="en-GB"/>
         </w:rPr>
-        <w:t>مدل های</w:t>
-      </w:r>
-      <w:r>
-        <w:rPr>
-          <w:rFonts w:asciiTheme="minorBidi" w:hAnsiTheme="minorBidi"/>
-          <w:sz w:val="32"/>
-          <w:szCs w:val="28"/>
-          <w:rtl/>
-          <w:lang w:val="en-GB"/>
-        </w:rPr>
-        <w:t xml:space="preserve"> زبانی بزرگ توانایی بالایی در تولید متن و </w:t>
+        <w:t xml:space="preserve">مدل های زبانی بزرگ توانایی بالایی در تولید متن و </w:t>
       </w:r>
       <w:r>
         <w:rPr>
@@ -11036,37 +10785,7 @@
           <w:rtl/>
           <w:lang w:val="en-GB"/>
         </w:rPr>
-        <w:t xml:space="preserve">فرایندی است که طی آن </w:t>
-      </w:r>
-      <w:r>
-        <w:rPr>
-          <w:rFonts w:asciiTheme="minorBidi" w:hAnsiTheme="minorBidi"/>
-          <w:sz w:val="28"/>
-          <w:szCs w:val="28"/>
-          <w:rtl/>
-          <w:lang w:val="en-GB"/>
-        </w:rPr>
-        <w:t>داده ها</w:t>
-      </w:r>
-      <w:r>
-        <w:rPr>
-          <w:rFonts w:asciiTheme="minorBidi" w:hAnsiTheme="minorBidi"/>
-          <w:sz w:val="28"/>
-          <w:szCs w:val="28"/>
-          <w:rtl/>
-          <w:lang w:val="en-GB"/>
-        </w:rPr>
-        <w:t xml:space="preserve"> و اسناد به شکلی </w:t>
-      </w:r>
-      <w:r>
-        <w:rPr>
-          <w:rFonts w:asciiTheme="minorBidi" w:hAnsiTheme="minorBidi"/>
-          <w:sz w:val="28"/>
-          <w:szCs w:val="28"/>
-          <w:rtl/>
-          <w:lang w:val="en-GB"/>
-        </w:rPr>
-        <w:t xml:space="preserve">سازمان </w:t>
+        <w:t xml:space="preserve">فرایندی است که طی آن داده ها و اسناد به شکلی سازمان </w:t>
       </w:r>
       <w:r>
         <w:rPr>
@@ -11205,27 +10924,7 @@
           <w:lang w:val="en-GB"/>
         </w:rPr>
         <w:lastRenderedPageBreak/>
-        <w:t>2-5-</w:t>
-      </w:r>
-      <w:r>
-        <w:rPr>
-          <w:rFonts w:asciiTheme="minorBidi" w:hAnsiTheme="minorBidi" w:cs="B Nazanin"/>
-          <w:sz w:val="32"/>
-          <w:szCs w:val="28"/>
-          <w:rtl/>
-          <w:lang w:val="en-GB"/>
-        </w:rPr>
-        <w:t>2</w:t>
-      </w:r>
-      <w:r>
-        <w:rPr>
-          <w:rFonts w:asciiTheme="minorBidi" w:hAnsiTheme="minorBidi" w:cs="B Nazanin"/>
-          <w:sz w:val="32"/>
-          <w:szCs w:val="28"/>
-          <w:rtl/>
-          <w:lang w:val="en-GB"/>
-        </w:rPr>
-        <w:t xml:space="preserve">. </w:t>
+        <w:t xml:space="preserve">2-5-2. </w:t>
       </w:r>
       <w:r>
         <w:rPr>
@@ -12834,12 +12533,39 @@
             </w:pPr>
             <w:r>
               <w:rPr>
+                <w:rFonts w:asciiTheme="minorBidi" w:hAnsiTheme="minorBidi" w:hint="cs"/>
+                <w:sz w:val="32"/>
+                <w:szCs w:val="28"/>
+                <w:rtl/>
+              </w:rPr>
+              <w:t>نرمال سازی</w:t>
+            </w:r>
+            <w:r>
+              <w:rPr>
                 <w:rFonts w:asciiTheme="minorBidi" w:hAnsiTheme="minorBidi"/>
                 <w:sz w:val="32"/>
                 <w:szCs w:val="28"/>
                 <w:rtl/>
               </w:rPr>
-              <w:t>نرمال‌سازی، طبقه‌بندی و تبدیل JSON به ساختار حقوقی</w:t>
+              <w:t xml:space="preserve">، </w:t>
+            </w:r>
+            <w:r>
+              <w:rPr>
+                <w:rFonts w:asciiTheme="minorBidi" w:hAnsiTheme="minorBidi" w:hint="cs"/>
+                <w:sz w:val="32"/>
+                <w:szCs w:val="28"/>
+                <w:rtl/>
+              </w:rPr>
+              <w:t>طبقه بندی</w:t>
+            </w:r>
+            <w:r>
+              <w:rPr>
+                <w:rFonts w:asciiTheme="minorBidi" w:hAnsiTheme="minorBidi"/>
+                <w:sz w:val="32"/>
+                <w:szCs w:val="28"/>
+                <w:rtl/>
+              </w:rPr>
+              <w:t xml:space="preserve"> و تبدیل JSON به ساختار حقوقی</w:t>
             </w:r>
           </w:p>
         </w:tc>
@@ -13003,12 +12729,30 @@
             </w:pPr>
             <w:r>
               <w:rPr>
+                <w:rFonts w:asciiTheme="minorBidi" w:hAnsiTheme="minorBidi" w:hint="cs"/>
+                <w:sz w:val="32"/>
+                <w:szCs w:val="28"/>
+                <w:rtl/>
+              </w:rPr>
+              <w:t>رتبه بندی</w:t>
+            </w:r>
+            <w:r>
+              <w:rPr>
                 <w:rFonts w:asciiTheme="minorBidi" w:hAnsiTheme="minorBidi"/>
                 <w:sz w:val="32"/>
                 <w:szCs w:val="28"/>
                 <w:rtl/>
               </w:rPr>
-              <w:t>رتبه‌بندی مجدد کاندیداها</w:t>
+              <w:t xml:space="preserve"> مجدد </w:t>
+            </w:r>
+            <w:r>
+              <w:rPr>
+                <w:rFonts w:asciiTheme="minorBidi" w:hAnsiTheme="minorBidi" w:hint="cs"/>
+                <w:sz w:val="32"/>
+                <w:szCs w:val="28"/>
+                <w:rtl/>
+              </w:rPr>
+              <w:t>کاندیداها</w:t>
             </w:r>
           </w:p>
         </w:tc>
@@ -13092,7 +12836,16 @@
                 <w:szCs w:val="28"/>
                 <w:rtl/>
               </w:rPr>
-              <w:t>ساخت زمینه و پاسخ JSON کنترل‌شده</w:t>
+              <w:t xml:space="preserve">ساخت زمینه و پاسخ JSON </w:t>
+            </w:r>
+            <w:r>
+              <w:rPr>
+                <w:rFonts w:asciiTheme="minorBidi" w:hAnsiTheme="minorBidi" w:hint="cs"/>
+                <w:sz w:val="32"/>
+                <w:szCs w:val="28"/>
+                <w:rtl/>
+              </w:rPr>
+              <w:t>کنترل شده</w:t>
             </w:r>
           </w:p>
         </w:tc>
@@ -13827,7 +13580,7 @@
           <w:rtl/>
           <w:lang w:val="en-GB"/>
         </w:rPr>
-        <w:t xml:space="preserve">در مرحلۀ دوم، </w:t>
+        <w:t xml:space="preserve">در مرحلۀ دوم، یک ابزار </w:t>
       </w:r>
       <w:r>
         <w:rPr>
@@ -13835,10 +13588,9 @@
           <w:color w:val="000000" w:themeColor="text1"/>
           <w:sz w:val="28"/>
           <w:szCs w:val="28"/>
-          <w:rtl/>
-          <w:lang w:val="en-GB"/>
-        </w:rPr>
-        <w:t xml:space="preserve">یک ابزار </w:t>
+          <w:lang w:val="en-GB"/>
+        </w:rPr>
+        <w:t>webdriver</w:t>
       </w:r>
       <w:r>
         <w:rPr>
@@ -13846,31 +13598,10 @@
           <w:color w:val="000000" w:themeColor="text1"/>
           <w:sz w:val="28"/>
           <w:szCs w:val="28"/>
-          <w:lang w:val="en-GB"/>
-        </w:rPr>
-        <w:t>webdriver</w:t>
-      </w:r>
-      <w:r>
-        <w:rPr>
-          <w:rFonts w:asciiTheme="minorBidi" w:hAnsiTheme="minorBidi"/>
-          <w:color w:val="000000" w:themeColor="text1"/>
-          <w:sz w:val="28"/>
-          <w:szCs w:val="28"/>
-          <w:rtl/>
-          <w:lang w:val="en-GB"/>
-        </w:rPr>
-        <w:t xml:space="preserve"> اجرا می شود که</w:t>
-      </w:r>
-      <w:r>
-        <w:rPr>
-          <w:rFonts w:asciiTheme="minorBidi" w:hAnsiTheme="minorBidi"/>
-          <w:color w:val="000000" w:themeColor="text1"/>
-          <w:sz w:val="28"/>
-          <w:szCs w:val="28"/>
-          <w:rtl/>
-          <w:lang w:val="en-GB"/>
-        </w:rPr>
-        <w:t xml:space="preserve"> لینک های هر سایت در یک فایل جداگانه ای ذخیره شود که در مرحلۀ بعدی متن آنها استخراج شود. این داده ها در پوشۀ </w:t>
+          <w:rtl/>
+          <w:lang w:val="en-GB"/>
+        </w:rPr>
+        <w:t xml:space="preserve"> اجرا می شود که لینک های هر سایت در یک فایل جداگانه ای ذخیره شود که در مرحلۀ بعدی متن آنها استخراج شود. این داده ها در پوشۀ </w:t>
       </w:r>
       <w:r>
         <w:rPr>
@@ -13931,13 +13662,117 @@
       </w:pPr>
       <w:r>
         <w:rPr>
-          <w:rFonts w:asciiTheme="minorBidi" w:hAnsiTheme="minorBidi"/>
+          <w:rFonts w:asciiTheme="minorBidi" w:hAnsiTheme="minorBidi" w:hint="cs"/>
           <w:color w:val="000000" w:themeColor="text1"/>
           <w:sz w:val="28"/>
           <w:szCs w:val="28"/>
           <w:rtl/>
           <w:lang w:val="en-GB"/>
         </w:rPr>
+        <w:t>با توجه به ساختار قوانین در سایت، برای اعمال فیلتر اولیه قوانین، واژۀ اول عنوان سند حقوقی</w:t>
+      </w:r>
+      <w:r>
+        <w:rPr>
+          <w:rFonts w:asciiTheme="minorBidi" w:hAnsiTheme="minorBidi" w:hint="cs"/>
+          <w:color w:val="000000" w:themeColor="text1"/>
+          <w:sz w:val="28"/>
+          <w:szCs w:val="28"/>
+          <w:rtl/>
+          <w:lang w:val="en-GB"/>
+        </w:rPr>
+        <w:t xml:space="preserve">، </w:t>
+      </w:r>
+      <w:r>
+        <w:rPr>
+          <w:rFonts w:asciiTheme="minorBidi" w:hAnsiTheme="minorBidi" w:hint="cs"/>
+          <w:color w:val="000000" w:themeColor="text1"/>
+          <w:sz w:val="28"/>
+          <w:szCs w:val="28"/>
+          <w:rtl/>
+          <w:lang w:val="en-GB"/>
+        </w:rPr>
+        <w:t>قسمت</w:t>
+      </w:r>
+      <w:r>
+        <w:rPr>
+          <w:rFonts w:asciiTheme="minorBidi" w:hAnsiTheme="minorBidi" w:hint="cs"/>
+          <w:color w:val="000000" w:themeColor="text1"/>
+          <w:sz w:val="28"/>
+          <w:szCs w:val="28"/>
+          <w:rtl/>
+          <w:lang w:val="en-GB"/>
+        </w:rPr>
+        <w:t xml:space="preserve">       </w:t>
+      </w:r>
+      <w:r>
+        <w:rPr>
+          <w:rFonts w:asciiTheme="minorBidi" w:hAnsiTheme="minorBidi" w:hint="cs"/>
+          <w:color w:val="000000" w:themeColor="text1"/>
+          <w:sz w:val="28"/>
+          <w:szCs w:val="28"/>
+          <w:rtl/>
+          <w:lang w:val="en-GB"/>
+        </w:rPr>
+        <w:t xml:space="preserve"> دسته بندی</w:t>
+      </w:r>
+      <w:r>
+        <w:rPr>
+          <w:rFonts w:asciiTheme="minorBidi" w:hAnsiTheme="minorBidi" w:hint="cs"/>
+          <w:color w:val="000000" w:themeColor="text1"/>
+          <w:sz w:val="28"/>
+          <w:szCs w:val="28"/>
+          <w:rtl/>
+          <w:lang w:val="en-GB"/>
+        </w:rPr>
+        <w:t xml:space="preserve"> و تاریخ تصویب</w:t>
+      </w:r>
+      <w:r>
+        <w:rPr>
+          <w:rFonts w:asciiTheme="minorBidi" w:hAnsiTheme="minorBidi" w:hint="cs"/>
+          <w:color w:val="000000" w:themeColor="text1"/>
+          <w:sz w:val="28"/>
+          <w:szCs w:val="28"/>
+          <w:rtl/>
+          <w:lang w:val="en-GB"/>
+        </w:rPr>
+        <w:t xml:space="preserve"> هر متن حقوقی در نظر گرفته شده است که عنوان سند نباید با واژگانی مانند «نظر، رای، دادنامه، مذاکرات و ...» شروع شده باشد. لیست کامل </w:t>
+      </w:r>
+      <w:r>
+        <w:rPr>
+          <w:rFonts w:asciiTheme="minorBidi" w:hAnsiTheme="minorBidi" w:hint="cs"/>
+          <w:color w:val="000000" w:themeColor="text1"/>
+          <w:sz w:val="28"/>
+          <w:szCs w:val="28"/>
+          <w:rtl/>
+          <w:lang w:val="en-GB"/>
+        </w:rPr>
+        <w:t>این واژگان در کد مربوط به استخراج لینک ها قرار گرفته شده است. همچنین در قسمت دسته بندی قوانین، نباید عبارت «قانون خارجی» وجود داشته باشد (توجه شود که متون با  عبارت «قرارداد خارجی» چون مربوط به ایران می شود، حذف نشده اند). تاریخ تصویب نیز نباید به تاریخ قبل از سال 1300 برگردد (علت این انتخاب این است که قانونی مانند قانون مدنی در تاریخ 1310 تصویب شده است و در طول زمان به دلیل مصوبات و اصلاحیه های ابلاغی تغییر یافته است).</w:t>
+      </w:r>
+    </w:p>
+    <w:p>
+      <w:pPr>
+        <w:spacing w:line="240" w:lineRule="auto"/>
+        <w:ind w:left="-92"/>
+        <w:jc w:val="both"/>
+        <w:rPr>
+          <w:rFonts w:asciiTheme="minorBidi" w:hAnsiTheme="minorBidi"/>
+          <w:color w:val="000000" w:themeColor="text1"/>
+          <w:sz w:val="28"/>
+          <w:szCs w:val="28"/>
+          <w:rtl/>
+          <w:lang w:val="en-GB"/>
+        </w:rPr>
+      </w:pPr>
+      <w:r>
+        <w:rPr>
+          <w:rFonts w:asciiTheme="minorBidi" w:hAnsiTheme="minorBidi"/>
+          <w:color w:val="000000" w:themeColor="text1"/>
+          <w:sz w:val="28"/>
+          <w:szCs w:val="28"/>
+          <w:rtl/>
+          <w:lang w:val="en-GB"/>
+        </w:rPr>
+        <w:lastRenderedPageBreak/>
         <w:t xml:space="preserve">در مرحلۀ سوم، ابزار </w:t>
       </w:r>
       <w:r>
@@ -14179,7 +14014,6 @@
           <w:rtl/>
           <w:lang w:val="en-GB"/>
         </w:rPr>
-        <w:lastRenderedPageBreak/>
         <w:t>الگوریتم را برای آن تکه صدا بزن</w:t>
       </w:r>
     </w:p>
@@ -14242,7 +14076,7 @@
           <w:rtl/>
           <w:lang w:val="en-GB"/>
         </w:rPr>
-        <w:t xml:space="preserve">مقرره </w:t>
+        <w:t xml:space="preserve">مقرره ای </w:t>
       </w:r>
       <w:r>
         <w:rPr>
@@ -14253,7 +14087,7 @@
           <w:rtl/>
           <w:lang w:val="en-GB"/>
         </w:rPr>
-        <w:t xml:space="preserve">ای </w:t>
+        <w:t xml:space="preserve">را که یافتی </w:t>
       </w:r>
       <w:r>
         <w:rPr>
@@ -14261,10 +14095,9 @@
           <w:color w:val="000000" w:themeColor="text1"/>
           <w:sz w:val="28"/>
           <w:szCs w:val="28"/>
-          <w:rtl/>
-          <w:lang w:val="en-GB"/>
-        </w:rPr>
-        <w:t xml:space="preserve">را که یافتی </w:t>
+          <w:lang w:val="en-GB"/>
+        </w:rPr>
+        <w:t>subpivot</w:t>
       </w:r>
       <w:r>
         <w:rPr>
@@ -14272,9 +14105,10 @@
           <w:color w:val="000000" w:themeColor="text1"/>
           <w:sz w:val="28"/>
           <w:szCs w:val="28"/>
-          <w:lang w:val="en-GB"/>
-        </w:rPr>
-        <w:t>subpivot</w:t>
+          <w:rtl/>
+          <w:lang w:val="en-GB"/>
+        </w:rPr>
+        <w:t xml:space="preserve"> قرار بده (عبارت </w:t>
       </w:r>
       <w:r>
         <w:rPr>
@@ -14285,40 +14119,7 @@
           <w:rtl/>
           <w:lang w:val="en-GB"/>
         </w:rPr>
-        <w:t xml:space="preserve"> قرار بده (عبارت </w:t>
-      </w:r>
-      <w:r>
-        <w:rPr>
-          <w:rFonts w:asciiTheme="minorBidi" w:hAnsiTheme="minorBidi"/>
-          <w:color w:val="000000" w:themeColor="text1"/>
-          <w:sz w:val="28"/>
-          <w:szCs w:val="28"/>
-          <w:rtl/>
-          <w:lang w:val="en-GB"/>
-        </w:rPr>
-        <w:t>مقرره</w:t>
-      </w:r>
-      <w:r>
-        <w:rPr>
-          <w:rFonts w:asciiTheme="minorBidi" w:hAnsiTheme="minorBidi"/>
-          <w:color w:val="000000" w:themeColor="text1"/>
-          <w:sz w:val="28"/>
-          <w:szCs w:val="28"/>
-          <w:rtl/>
-          <w:lang w:val="en-GB"/>
-        </w:rPr>
-        <w:t xml:space="preserve"> ای</w:t>
-      </w:r>
-      <w:r>
-        <w:rPr>
-          <w:rFonts w:asciiTheme="minorBidi" w:hAnsiTheme="minorBidi"/>
-          <w:color w:val="000000" w:themeColor="text1"/>
-          <w:sz w:val="28"/>
-          <w:szCs w:val="28"/>
-          <w:rtl/>
-          <w:lang w:val="en-GB"/>
-        </w:rPr>
-        <w:t xml:space="preserve"> </w:t>
+        <w:t xml:space="preserve">مقرره ای </w:t>
       </w:r>
       <w:r>
         <w:rPr>
@@ -14790,16 +14591,7 @@
           <w:szCs w:val="32"/>
           <w:rtl/>
         </w:rPr>
-        <w:t xml:space="preserve">3-3. معماری قسمت </w:t>
-      </w:r>
-      <w:r>
-        <w:rPr>
-          <w:rFonts w:asciiTheme="minorBidi" w:hAnsiTheme="minorBidi" w:cs="B Nazanin"/>
-          <w:sz w:val="32"/>
-          <w:szCs w:val="32"/>
-          <w:rtl/>
-        </w:rPr>
-        <w:t>پایگاه داده</w:t>
+        <w:t>3-3. معماری قسمت پایگاه داده</w:t>
       </w:r>
     </w:p>
     <w:p>
@@ -15002,6 +14794,7 @@
           <w:szCs w:val="28"/>
           <w:lang w:val="en-GB"/>
         </w:rPr>
+        <w:lastRenderedPageBreak/>
         <w:t>Milvus</w:t>
       </w:r>
       <w:r>
@@ -15236,7 +15029,6 @@
           <w:szCs w:val="28"/>
           <w:rtl/>
         </w:rPr>
-        <w:lastRenderedPageBreak/>
         <w:t>بخش های</w:t>
       </w:r>
       <w:r>
@@ -15826,6 +15618,7 @@
           <w:szCs w:val="28"/>
           <w:lang w:val="en-GB"/>
         </w:rPr>
+        <w:lastRenderedPageBreak/>
         <w:t>DocumentSource</w:t>
       </w:r>
       <w:r>
@@ -16000,43 +15793,14 @@
           <w:lang w:val="en-GB"/>
         </w:rPr>
       </w:pPr>
-    </w:p>
-    <w:p>
-      <w:pPr>
-        <w:spacing w:line="240" w:lineRule="auto"/>
-        <w:ind w:left="-92"/>
-        <w:jc w:val="both"/>
-        <w:rPr>
-          <w:rFonts w:asciiTheme="minorBidi" w:hAnsiTheme="minorBidi"/>
-          <w:sz w:val="28"/>
-          <w:szCs w:val="28"/>
-          <w:rtl/>
-          <w:lang w:val="en-GB"/>
-        </w:rPr>
-      </w:pPr>
-    </w:p>
-    <w:p>
-      <w:pPr>
-        <w:spacing w:line="240" w:lineRule="auto"/>
-        <w:ind w:left="-92"/>
-        <w:jc w:val="both"/>
-        <w:rPr>
-          <w:rFonts w:asciiTheme="minorBidi" w:hAnsiTheme="minorBidi"/>
-          <w:sz w:val="28"/>
-          <w:szCs w:val="28"/>
-          <w:rtl/>
-          <w:lang w:val="en-GB"/>
-        </w:rPr>
-      </w:pPr>
-      <w:r>
-        <w:rPr>
-          <w:rFonts w:asciiTheme="minorBidi" w:hAnsiTheme="minorBidi"/>
-          <w:sz w:val="28"/>
-          <w:szCs w:val="28"/>
-          <w:rtl/>
-          <w:lang w:val="en-GB"/>
-        </w:rPr>
-        <w:lastRenderedPageBreak/>
+      <w:r>
+        <w:rPr>
+          <w:rFonts w:asciiTheme="minorBidi" w:hAnsiTheme="minorBidi"/>
+          <w:sz w:val="28"/>
+          <w:szCs w:val="28"/>
+          <w:rtl/>
+          <w:lang w:val="en-GB"/>
+        </w:rPr>
         <w:t>برای استخراج داده ها، چندین سرویس قرار داده شده است:</w:t>
       </w:r>
     </w:p>
@@ -16761,6 +16525,7 @@
                 <w:szCs w:val="28"/>
                 <w:rtl/>
               </w:rPr>
+              <w:lastRenderedPageBreak/>
               <w:t>LegalVersion</w:t>
             </w:r>
           </w:p>
@@ -16926,25 +16691,7 @@
                 <w:szCs w:val="28"/>
                 <w:rtl/>
               </w:rPr>
-              <w:t xml:space="preserve">نگهداری اطلاعات مربوط به سند </w:t>
-            </w:r>
-            <w:r>
-              <w:rPr>
-                <w:rFonts w:asciiTheme="minorBidi" w:hAnsiTheme="minorBidi"/>
-                <w:sz w:val="32"/>
-                <w:szCs w:val="28"/>
-                <w:rtl/>
-              </w:rPr>
-              <w:t>دریافت شده</w:t>
-            </w:r>
-            <w:r>
-              <w:rPr>
-                <w:rFonts w:asciiTheme="minorBidi" w:hAnsiTheme="minorBidi"/>
-                <w:sz w:val="32"/>
-                <w:szCs w:val="28"/>
-                <w:rtl/>
-              </w:rPr>
-              <w:t xml:space="preserve"> از یک منبع، مستقل از ساختار حقوقی اصلی آن</w:t>
+              <w:t>نگهداری اطلاعات مربوط به سند دریافت شده از یک منبع، مستقل از ساختار حقوقی اصلی آن</w:t>
             </w:r>
           </w:p>
         </w:tc>
@@ -17119,7 +16866,6 @@
           <w:szCs w:val="28"/>
           <w:rtl/>
         </w:rPr>
-        <w:lastRenderedPageBreak/>
         <w:t xml:space="preserve">نکتۀ مهم: </w:t>
       </w:r>
       <w:r>
@@ -17682,7 +17428,7 @@
           <w:rtl/>
           <w:lang w:val="en-GB" w:eastAsia="en-GB"/>
         </w:rPr>
-        <w:t xml:space="preserve"> کند تا قابل بازیابی باشد. این کار برای من حدود 7 ساعت زمان برد. برای مدلی که </w:t>
+        <w:t xml:space="preserve"> کند تا قابل بازیابی باشد. برای مدلی که </w:t>
       </w:r>
       <w:r>
         <w:rPr>
@@ -17743,6 +17489,7 @@
           <w:rtl/>
           <w:lang w:val="en-GB" w:eastAsia="en-GB"/>
         </w:rPr>
+        <w:lastRenderedPageBreak/>
         <w:t>نتایج حاصل از دو روش</w:t>
       </w:r>
       <w:r>
@@ -17853,6 +17600,7 @@
           <w:rFonts w:asciiTheme="minorBidi" w:eastAsia="Times New Roman" w:hAnsiTheme="minorBidi"/>
           <w:sz w:val="28"/>
           <w:szCs w:val="28"/>
+          <w:rtl/>
           <w:lang w:val="en-GB" w:eastAsia="en-GB"/>
         </w:rPr>
       </w:pPr>
@@ -17973,7 +17721,6 @@
           <w:rtl/>
           <w:lang w:val="en-GB" w:eastAsia="en-GB"/>
         </w:rPr>
-        <w:lastRenderedPageBreak/>
         <w:t>بازرتبه بندی</w:t>
       </w:r>
       <w:r>
@@ -18105,18 +17852,109 @@
           <w:rFonts w:asciiTheme="minorBidi" w:eastAsia="Times New Roman" w:hAnsiTheme="minorBidi"/>
           <w:sz w:val="28"/>
           <w:szCs w:val="28"/>
+          <w:rtl/>
           <w:lang w:val="en-GB" w:eastAsia="en-GB"/>
         </w:rPr>
       </w:pPr>
       <w:r>
         <w:rPr>
+          <w:rFonts w:asciiTheme="minorBidi" w:eastAsia="Times New Roman" w:hAnsiTheme="minorBidi" w:hint="cs"/>
+          <w:sz w:val="28"/>
+          <w:szCs w:val="28"/>
+          <w:rtl/>
+          <w:lang w:val="en-GB" w:eastAsia="en-GB"/>
+        </w:rPr>
+        <w:t xml:space="preserve">نسخۀ اولیۀ پروژه از مدل محلی </w:t>
+      </w:r>
+      <w:r>
+        <w:rPr>
           <w:rFonts w:asciiTheme="minorBidi" w:eastAsia="Times New Roman" w:hAnsiTheme="minorBidi"/>
           <w:sz w:val="28"/>
           <w:szCs w:val="28"/>
-          <w:rtl/>
           <w:lang w:val="en-GB" w:eastAsia="en-GB"/>
         </w:rPr>
-        <w:t xml:space="preserve">برای جلوگیری از ورود نتایج ضعیف به مرحله تولید پاسخ، در مرحله بازرتبه‌بندی دو شرط در نظر گرفته شده است. ابتدا، در صورتی که امتیاز بهترین نتیجه از یک آستانه مشخص کمتر باشد، نتیجه‌ای به عنوان پاسخ مناسب به مرحله بعد ارسال </w:t>
+        <w:t>safora/</w:t>
+      </w:r>
+      <w:r>
+        <w:rPr>
+          <w:rFonts w:asciiTheme="minorBidi" w:hAnsiTheme="minorBidi"/>
+          <w:sz w:val="28"/>
+          <w:szCs w:val="28"/>
+          <w:lang w:val="en-GB"/>
+        </w:rPr>
+        <w:t>XLM-RoBERTa-Large</w:t>
+      </w:r>
+      <w:r>
+        <w:rPr>
+          <w:rFonts w:asciiTheme="minorBidi" w:hAnsiTheme="minorBidi" w:hint="cs"/>
+          <w:sz w:val="28"/>
+          <w:szCs w:val="28"/>
+          <w:rtl/>
+          <w:lang w:val="en-GB"/>
+        </w:rPr>
+        <w:t xml:space="preserve"> استفاده می کند که بر روی متون علمی آموزش داده شده است. نسخۀ فعلی از </w:t>
+      </w:r>
+      <w:r>
+        <w:rPr>
+          <w:rFonts w:asciiTheme="minorBidi" w:hAnsiTheme="minorBidi"/>
+          <w:sz w:val="28"/>
+          <w:szCs w:val="28"/>
+          <w:lang w:val="en-GB"/>
+        </w:rPr>
+        <w:t>cohere-rerank-v4.0-pro</w:t>
+      </w:r>
+      <w:r>
+        <w:rPr>
+          <w:rFonts w:asciiTheme="minorBidi" w:hAnsiTheme="minorBidi" w:hint="cs"/>
+          <w:sz w:val="28"/>
+          <w:szCs w:val="28"/>
+          <w:rtl/>
+          <w:lang w:val="en-GB"/>
+        </w:rPr>
+        <w:t xml:space="preserve"> استفاده می کند که برخلاف مدل اول که منحصرا بر روی متون فارسی آموزش داده شده است، چند زبانه است.</w:t>
+      </w:r>
+    </w:p>
+    <w:p>
+      <w:pPr>
+        <w:spacing w:before="100" w:beforeAutospacing="1" w:after="100" w:afterAutospacing="1" w:line="240" w:lineRule="auto"/>
+        <w:ind w:left="-92"/>
+        <w:jc w:val="both"/>
+        <w:rPr>
+          <w:rFonts w:asciiTheme="minorBidi" w:eastAsia="Times New Roman" w:hAnsiTheme="minorBidi"/>
+          <w:sz w:val="28"/>
+          <w:szCs w:val="28"/>
+          <w:lang w:val="en-GB" w:eastAsia="en-GB"/>
+        </w:rPr>
+      </w:pPr>
+      <w:r>
+        <w:rPr>
+          <w:rFonts w:asciiTheme="minorBidi" w:eastAsia="Times New Roman" w:hAnsiTheme="minorBidi"/>
+          <w:sz w:val="28"/>
+          <w:szCs w:val="28"/>
+          <w:rtl/>
+          <w:lang w:val="en-GB" w:eastAsia="en-GB"/>
+        </w:rPr>
+        <w:t xml:space="preserve">برای جلوگیری از ورود نتایج ضعیف به مرحله تولید پاسخ، در مرحله </w:t>
+      </w:r>
+      <w:r>
+        <w:rPr>
+          <w:rFonts w:asciiTheme="minorBidi" w:eastAsia="Times New Roman" w:hAnsiTheme="minorBidi" w:hint="cs"/>
+          <w:sz w:val="28"/>
+          <w:szCs w:val="28"/>
+          <w:rtl/>
+          <w:lang w:val="en-GB" w:eastAsia="en-GB"/>
+        </w:rPr>
+        <w:t>بازرتبه بندی</w:t>
+      </w:r>
+      <w:r>
+        <w:rPr>
+          <w:rFonts w:asciiTheme="minorBidi" w:eastAsia="Times New Roman" w:hAnsiTheme="minorBidi"/>
+          <w:sz w:val="28"/>
+          <w:szCs w:val="28"/>
+          <w:rtl/>
+          <w:lang w:val="en-GB" w:eastAsia="en-GB"/>
+        </w:rPr>
+        <w:t xml:space="preserve"> دو شرط در نظر گرفته شده است. ابتدا، در صورتی که امتیاز بهترین نتیجه از یک آستانه مشخص کمتر باشد، نتیجه‌ای به عنوان پاسخ مناسب به مرحله بعد ارسال </w:t>
       </w:r>
       <w:r>
         <w:rPr>
@@ -18484,7 +18322,25 @@
                 <w:szCs w:val="28"/>
                 <w:rtl/>
               </w:rPr>
-              <w:t>دقت بالا برای واژگان و شماره‌های دقیق</w:t>
+              <w:t xml:space="preserve">دقت بالا برای واژگان و </w:t>
+            </w:r>
+            <w:r>
+              <w:rPr>
+                <w:rFonts w:asciiTheme="minorBidi" w:hAnsiTheme="minorBidi" w:hint="cs"/>
+                <w:sz w:val="32"/>
+                <w:szCs w:val="28"/>
+                <w:rtl/>
+              </w:rPr>
+              <w:t>شماره های</w:t>
+            </w:r>
+            <w:r>
+              <w:rPr>
+                <w:rFonts w:asciiTheme="minorBidi" w:hAnsiTheme="minorBidi"/>
+                <w:sz w:val="32"/>
+                <w:szCs w:val="28"/>
+                <w:rtl/>
+              </w:rPr>
+              <w:t xml:space="preserve"> دقیق</w:t>
             </w:r>
           </w:p>
         </w:tc>
@@ -18510,7 +18366,25 @@
                 <w:szCs w:val="28"/>
                 <w:rtl/>
               </w:rPr>
-              <w:t>درک ضعیف‌تر از بازنویسی معنایی</w:t>
+              <w:t xml:space="preserve">درک </w:t>
+            </w:r>
+            <w:r>
+              <w:rPr>
+                <w:rFonts w:asciiTheme="minorBidi" w:hAnsiTheme="minorBidi" w:hint="cs"/>
+                <w:sz w:val="32"/>
+                <w:szCs w:val="28"/>
+                <w:rtl/>
+              </w:rPr>
+              <w:t>ضعیف تر</w:t>
+            </w:r>
+            <w:r>
+              <w:rPr>
+                <w:rFonts w:asciiTheme="minorBidi" w:hAnsiTheme="minorBidi"/>
+                <w:sz w:val="32"/>
+                <w:szCs w:val="28"/>
+                <w:rtl/>
+              </w:rPr>
+              <w:t xml:space="preserve"> از بازنویسی معنایی</w:t>
             </w:r>
           </w:p>
         </w:tc>
@@ -18595,7 +18469,25 @@
                 <w:szCs w:val="28"/>
                 <w:rtl/>
               </w:rPr>
-              <w:t>پوشش مشابهت معنایی و عبارت‌های متفاوت</w:t>
+              <w:t xml:space="preserve">پوشش مشابهت معنایی و </w:t>
+            </w:r>
+            <w:r>
+              <w:rPr>
+                <w:rFonts w:asciiTheme="minorBidi" w:hAnsiTheme="minorBidi" w:hint="cs"/>
+                <w:sz w:val="32"/>
+                <w:szCs w:val="28"/>
+                <w:rtl/>
+              </w:rPr>
+              <w:t>عبارت های</w:t>
+            </w:r>
+            <w:r>
+              <w:rPr>
+                <w:rFonts w:asciiTheme="minorBidi" w:hAnsiTheme="minorBidi"/>
+                <w:sz w:val="32"/>
+                <w:szCs w:val="28"/>
+                <w:rtl/>
+              </w:rPr>
+              <w:t xml:space="preserve"> متفاوت</w:t>
             </w:r>
           </w:p>
         </w:tc>
@@ -18706,7 +18598,25 @@
                 <w:szCs w:val="28"/>
                 <w:rtl/>
               </w:rPr>
-              <w:t>ترکیب پایدار دو رتبه‌بندی ناهم‌مقیاس</w:t>
+              <w:t xml:space="preserve">ترکیب پایدار دو </w:t>
+            </w:r>
+            <w:r>
+              <w:rPr>
+                <w:rFonts w:asciiTheme="minorBidi" w:hAnsiTheme="minorBidi" w:hint="cs"/>
+                <w:sz w:val="32"/>
+                <w:szCs w:val="28"/>
+                <w:rtl/>
+              </w:rPr>
+              <w:t xml:space="preserve">       رتبه بندی</w:t>
+            </w:r>
+            <w:r>
+              <w:rPr>
+                <w:rFonts w:asciiTheme="minorBidi" w:hAnsiTheme="minorBidi"/>
+                <w:sz w:val="32"/>
+                <w:szCs w:val="28"/>
+                <w:rtl/>
+              </w:rPr>
+              <w:t xml:space="preserve"> </w:t>
             </w:r>
           </w:p>
         </w:tc>
@@ -18732,7 +18642,34 @@
                 <w:szCs w:val="28"/>
                 <w:rtl/>
               </w:rPr>
-              <w:t>خودش ارتباط عمیق را نمی‌سنجد</w:t>
+              <w:t>خودش ارتباط عمیق را</w:t>
+            </w:r>
+            <w:r>
+              <w:rPr>
+                <w:rFonts w:asciiTheme="minorBidi" w:hAnsiTheme="minorBidi" w:hint="cs"/>
+                <w:sz w:val="32"/>
+                <w:szCs w:val="28"/>
+                <w:rtl/>
+              </w:rPr>
+              <w:t xml:space="preserve">       </w:t>
+            </w:r>
+            <w:r>
+              <w:rPr>
+                <w:rFonts w:asciiTheme="minorBidi" w:hAnsiTheme="minorBidi"/>
+                <w:sz w:val="32"/>
+                <w:szCs w:val="28"/>
+                <w:rtl/>
+              </w:rPr>
+              <w:t xml:space="preserve"> </w:t>
+            </w:r>
+            <w:r>
+              <w:rPr>
+                <w:rFonts w:asciiTheme="minorBidi" w:hAnsiTheme="minorBidi" w:hint="cs"/>
+                <w:sz w:val="32"/>
+                <w:szCs w:val="28"/>
+                <w:rtl/>
+              </w:rPr>
+              <w:t>نمی سنجد</w:t>
             </w:r>
           </w:p>
         </w:tc>
@@ -18872,7 +18809,25 @@
                 <w:szCs w:val="28"/>
                 <w:rtl/>
               </w:rPr>
-              <w:t>فیلتر و رتبه‌بندی نهایی</w:t>
+              <w:t xml:space="preserve">فیلتر و </w:t>
+            </w:r>
+            <w:r>
+              <w:rPr>
+                <w:rFonts w:asciiTheme="minorBidi" w:hAnsiTheme="minorBidi" w:hint="cs"/>
+                <w:sz w:val="32"/>
+                <w:szCs w:val="28"/>
+                <w:rtl/>
+              </w:rPr>
+              <w:t>رتبه بندی</w:t>
+            </w:r>
+            <w:r>
+              <w:rPr>
+                <w:rFonts w:asciiTheme="minorBidi" w:hAnsiTheme="minorBidi"/>
+                <w:sz w:val="32"/>
+                <w:szCs w:val="28"/>
+                <w:rtl/>
+              </w:rPr>
+              <w:t xml:space="preserve"> نهایی</w:t>
             </w:r>
           </w:p>
         </w:tc>
@@ -18966,6 +18921,7 @@
           <w:szCs w:val="32"/>
           <w:rtl/>
         </w:rPr>
+        <w:lastRenderedPageBreak/>
         <w:t>3-</w:t>
       </w:r>
       <w:r>
@@ -19283,7 +19239,6 @@
           <w:rtl/>
           <w:lang w:val="en-GB" w:eastAsia="en-GB"/>
         </w:rPr>
-        <w:lastRenderedPageBreak/>
         <w:t xml:space="preserve">پس از ایجاد زمینه حقوقی، پرسش کاربر به همراه زمینه </w:t>
       </w:r>
       <w:r>
@@ -19477,49 +19432,1038 @@
     </w:p>
     <w:p>
       <w:pPr>
+        <w:pStyle w:val="Heading1"/>
+        <w:rPr>
+          <w:rFonts w:cs="B Nazanin"/>
+          <w:sz w:val="32"/>
+          <w:szCs w:val="36"/>
+          <w:rtl/>
+          <w:lang w:val="en-GB" w:eastAsia="en-GB"/>
+        </w:rPr>
+      </w:pPr>
+      <w:r>
+        <w:rPr>
+          <w:rFonts w:cs="B Nazanin" w:hint="cs"/>
+          <w:sz w:val="32"/>
+          <w:szCs w:val="36"/>
+          <w:rtl/>
+          <w:lang w:val="en-GB" w:eastAsia="en-GB"/>
+        </w:rPr>
+        <w:t xml:space="preserve">4. </w:t>
+      </w:r>
+      <w:r>
+        <w:rPr>
+          <w:rFonts w:cs="B Nazanin"/>
+          <w:sz w:val="32"/>
+          <w:szCs w:val="36"/>
+          <w:rtl/>
+          <w:lang w:val="en-GB" w:eastAsia="en-GB"/>
+        </w:rPr>
+        <w:t xml:space="preserve"> فصل چهارم: اجرا</w:t>
+      </w:r>
+    </w:p>
+    <w:p>
+      <w:pPr>
         <w:pStyle w:val="Heading2"/>
         <w:rPr>
-          <w:rFonts w:asciiTheme="minorBidi" w:hAnsiTheme="minorBidi" w:cs="B Nazanin"/>
+          <w:rFonts w:cs="B Nazanin"/>
           <w:sz w:val="32"/>
           <w:szCs w:val="32"/>
           <w:rtl/>
-        </w:rPr>
-      </w:pPr>
-      <w:r>
-        <w:rPr>
-          <w:rFonts w:asciiTheme="minorBidi" w:hAnsiTheme="minorBidi" w:cs="B Nazanin"/>
+          <w:lang w:val="en-GB" w:eastAsia="en-GB"/>
+        </w:rPr>
+      </w:pPr>
+      <w:r>
+        <w:rPr>
+          <w:rFonts w:cs="B Nazanin" w:hint="cs"/>
           <w:sz w:val="32"/>
           <w:szCs w:val="32"/>
           <w:rtl/>
-        </w:rPr>
-        <w:t>3-</w:t>
-      </w:r>
-      <w:r>
-        <w:rPr>
-          <w:rFonts w:asciiTheme="minorBidi" w:hAnsiTheme="minorBidi" w:cs="B Nazanin"/>
+          <w:lang w:val="en-GB" w:eastAsia="en-GB"/>
+        </w:rPr>
+        <w:t>4-1. اسختراج داده</w:t>
+      </w:r>
+    </w:p>
+    <w:p>
+      <w:pPr>
+        <w:spacing w:line="240" w:lineRule="auto"/>
+        <w:rPr>
+          <w:rFonts w:asciiTheme="minorHAnsi" w:hAnsiTheme="minorHAnsi"/>
+          <w:sz w:val="28"/>
+          <w:szCs w:val="28"/>
+          <w:rtl/>
+          <w:lang w:val="en-GB" w:eastAsia="en-GB"/>
+        </w:rPr>
+      </w:pPr>
+      <w:r>
+        <w:rPr>
+          <w:noProof/>
+        </w:rPr>
+        <mc:AlternateContent>
+          <mc:Choice Requires="wps">
+            <w:drawing>
+              <wp:anchor distT="0" distB="0" distL="114300" distR="114300" simplePos="0" relativeHeight="251671040" behindDoc="0" locked="0" layoutInCell="1" allowOverlap="1" wp14:anchorId="67A193E3" wp14:editId="3CB355B7">
+                <wp:simplePos x="0" y="0"/>
+                <wp:positionH relativeFrom="column">
+                  <wp:posOffset>639445</wp:posOffset>
+                </wp:positionH>
+                <wp:positionV relativeFrom="paragraph">
+                  <wp:posOffset>3006725</wp:posOffset>
+                </wp:positionV>
+                <wp:extent cx="4693920" cy="635"/>
+                <wp:effectExtent l="0" t="0" r="0" b="0"/>
+                <wp:wrapThrough wrapText="bothSides">
+                  <wp:wrapPolygon edited="0">
+                    <wp:start x="0" y="0"/>
+                    <wp:lineTo x="0" y="21600"/>
+                    <wp:lineTo x="21600" y="21600"/>
+                    <wp:lineTo x="21600" y="0"/>
+                  </wp:wrapPolygon>
+                </wp:wrapThrough>
+                <wp:docPr id="1071567201" name="Text Box 1"/>
+                <wp:cNvGraphicFramePr/>
+                <a:graphic xmlns:a="http://schemas.openxmlformats.org/drawingml/2006/main">
+                  <a:graphicData uri="http://schemas.microsoft.com/office/word/2010/wordprocessingShape">
+                    <wps:wsp>
+                      <wps:cNvSpPr txBox="1"/>
+                      <wps:spPr>
+                        <a:xfrm>
+                          <a:off x="0" y="0"/>
+                          <a:ext cx="4693920" cy="635"/>
+                        </a:xfrm>
+                        <a:prstGeom prst="rect">
+                          <a:avLst/>
+                        </a:prstGeom>
+                        <a:solidFill>
+                          <a:prstClr val="white"/>
+                        </a:solidFill>
+                        <a:ln>
+                          <a:noFill/>
+                        </a:ln>
+                      </wps:spPr>
+                      <wps:txbx>
+                        <w:txbxContent>
+                          <w:p>
+                            <w:pPr>
+                              <w:pStyle w:val="Caption"/>
+                              <w:jc w:val="center"/>
+                              <w:rPr>
+                                <w:sz w:val="28"/>
+                                <w:szCs w:val="28"/>
+                              </w:rPr>
+                            </w:pPr>
+                            <w:r>
+                              <w:rPr>
+                                <w:rtl/>
+                              </w:rPr>
+                              <w:t xml:space="preserve">شکل </w:t>
+                            </w:r>
+                            <w:fldSimple w:instr=" SEQ شکل \* ARABIC ">
+                              <w:r>
+                                <w:rPr>
+                                  <w:noProof/>
+                                  <w:rtl/>
+                                </w:rPr>
+                                <w:t>1</w:t>
+                              </w:r>
+                            </w:fldSimple>
+                            <w:r>
+                              <w:rPr>
+                                <w:rFonts w:hint="cs"/>
+                                <w:rtl/>
+                              </w:rPr>
+                              <w:t>-نمونۀ لینک های استخراج شده</w:t>
+                            </w:r>
+                          </w:p>
+                        </w:txbxContent>
+                      </wps:txbx>
+                      <wps:bodyPr rot="0" spcFirstLastPara="0" vertOverflow="overflow" horzOverflow="overflow" vert="horz" wrap="square" lIns="0" tIns="0" rIns="0" bIns="0" numCol="1" spcCol="0" rtlCol="0" fromWordArt="0" anchor="t" anchorCtr="0" forceAA="0" compatLnSpc="1">
+                        <a:prstTxWarp prst="textNoShape">
+                          <a:avLst/>
+                        </a:prstTxWarp>
+                        <a:spAutoFit/>
+                      </wps:bodyPr>
+                    </wps:wsp>
+                  </a:graphicData>
+                </a:graphic>
+              </wp:anchor>
+            </w:drawing>
+          </mc:Choice>
+          <mc:Fallback>
+            <w:pict>
+              <v:shapetype w14:anchorId="67A193E3" id="_x0000_t202" coordsize="21600,21600" o:spt="202" path="m,l,21600r21600,l21600,xe">
+                <v:stroke joinstyle="miter"/>
+                <v:path gradientshapeok="t" o:connecttype="rect"/>
+              </v:shapetype>
+              <v:shape id="Text Box 1" o:spid="_x0000_s1026" type="#_x0000_t202" style="position:absolute;left:0;text-align:left;margin-left:50.35pt;margin-top:236.75pt;width:369.6pt;height:.05pt;z-index:251671040;visibility:visible;mso-wrap-style:square;mso-wrap-distance-left:9pt;mso-wrap-distance-top:0;mso-wrap-distance-right:9pt;mso-wrap-distance-bottom:0;mso-position-horizontal:absolute;mso-position-horizontal-relative:text;mso-position-vertical:absolute;mso-position-vertical-relative:text;v-text-anchor:top" o:gfxdata="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" stroked="f">
+                <v:textbox style="mso-fit-shape-to-text:t" inset="0,0,0,0">
+                  <w:txbxContent>
+                    <w:p>
+                      <w:pPr>
+                        <w:pStyle w:val="Caption"/>
+                        <w:jc w:val="center"/>
+                        <w:rPr>
+                          <w:sz w:val="28"/>
+                          <w:szCs w:val="28"/>
+                        </w:rPr>
+                      </w:pPr>
+                      <w:r>
+                        <w:rPr>
+                          <w:rtl/>
+                        </w:rPr>
+                        <w:t xml:space="preserve">شکل </w:t>
+                      </w:r>
+                      <w:fldSimple w:instr=" SEQ شکل \* ARABIC ">
+                        <w:r>
+                          <w:rPr>
+                            <w:noProof/>
+                            <w:rtl/>
+                          </w:rPr>
+                          <w:t>1</w:t>
+                        </w:r>
+                      </w:fldSimple>
+                      <w:r>
+                        <w:rPr>
+                          <w:rFonts w:hint="cs"/>
+                          <w:rtl/>
+                        </w:rPr>
+                        <w:t>-نمونۀ لینک های استخراج شده</w:t>
+                      </w:r>
+                    </w:p>
+                  </w:txbxContent>
+                </v:textbox>
+                <w10:wrap type="through"/>
+              </v:shape>
+            </w:pict>
+          </mc:Fallback>
+        </mc:AlternateContent>
+      </w:r>
+      <w:r>
+        <w:rPr>
+          <w:rFonts w:asciiTheme="minorHAnsi" w:hAnsiTheme="minorHAnsi"/>
+          <w:noProof/>
+          <w:sz w:val="28"/>
+          <w:szCs w:val="28"/>
+          <w:rtl/>
+          <w:lang w:val="en-GB" w:eastAsia="en-GB"/>
+        </w:rPr>
+        <w:drawing>
+          <wp:anchor distT="0" distB="0" distL="114300" distR="114300" simplePos="0" relativeHeight="251652096" behindDoc="0" locked="0" layoutInCell="1" allowOverlap="1" wp14:anchorId="341E2AE4">
+            <wp:simplePos x="0" y="0"/>
+            <wp:positionH relativeFrom="column">
+              <wp:posOffset>639445</wp:posOffset>
+            </wp:positionH>
+            <wp:positionV relativeFrom="paragraph">
+              <wp:posOffset>1108710</wp:posOffset>
+            </wp:positionV>
+            <wp:extent cx="4693920" cy="1840865"/>
+            <wp:effectExtent l="0" t="0" r="0" b="6985"/>
+            <wp:wrapThrough wrapText="bothSides">
+              <wp:wrapPolygon edited="0">
+                <wp:start x="0" y="0"/>
+                <wp:lineTo x="0" y="21458"/>
+                <wp:lineTo x="21477" y="21458"/>
+                <wp:lineTo x="21477" y="0"/>
+                <wp:lineTo x="0" y="0"/>
+              </wp:wrapPolygon>
+            </wp:wrapThrough>
+            <wp:docPr id="336942151" name="Picture 1"/>
+            <wp:cNvGraphicFramePr>
+              <a:graphicFrameLocks xmlns:a="http://schemas.openxmlformats.org/drawingml/2006/main" noChangeAspect="1"/>
+            </wp:cNvGraphicFramePr>
+            <a:graphic xmlns:a="http://schemas.openxmlformats.org/drawingml/2006/main">
+              <a:graphicData uri="http://schemas.openxmlformats.org/drawingml/2006/picture">
+                <pic:pic xmlns:pic="http://schemas.openxmlformats.org/drawingml/2006/picture">
+                  <pic:nvPicPr>
+                    <pic:cNvPr id="336942151" name=""/>
+                    <pic:cNvPicPr/>
+                  </pic:nvPicPr>
+                  <pic:blipFill>
+                    <a:blip r:embed="rId10"/>
+                    <a:stretch>
+                      <a:fillRect/>
+                    </a:stretch>
+                  </pic:blipFill>
+                  <pic:spPr>
+                    <a:xfrm>
+                      <a:off x="0" y="0"/>
+                      <a:ext cx="4693920" cy="1840865"/>
+                    </a:xfrm>
+                    <a:prstGeom prst="rect">
+                      <a:avLst/>
+                    </a:prstGeom>
+                  </pic:spPr>
+                </pic:pic>
+              </a:graphicData>
+            </a:graphic>
+            <wp14:sizeRelH relativeFrom="margin">
+              <wp14:pctWidth>0</wp14:pctWidth>
+            </wp14:sizeRelH>
+            <wp14:sizeRelV relativeFrom="margin">
+              <wp14:pctHeight>0</wp14:pctHeight>
+            </wp14:sizeRelV>
+          </wp:anchor>
+        </w:drawing>
+      </w:r>
+      <w:r>
+        <w:rPr>
+          <w:rFonts w:hint="cs"/>
+          <w:sz w:val="28"/>
+          <w:szCs w:val="28"/>
+          <w:rtl/>
+          <w:lang w:val="en-GB" w:eastAsia="en-GB"/>
+        </w:rPr>
+        <w:t xml:space="preserve">در مرحلۀ نخست کار استخراج قوانین و مقررات انجام می شود. فایل های مربوط به استخراج قوانین به شکل فایل </w:t>
+      </w:r>
+      <w:r>
+        <w:rPr>
+          <w:rFonts w:asciiTheme="minorHAnsi" w:hAnsiTheme="minorHAnsi"/>
+          <w:sz w:val="28"/>
+          <w:szCs w:val="28"/>
+          <w:lang w:val="en-GB" w:eastAsia="en-GB"/>
+        </w:rPr>
+        <w:t>jupyter</w:t>
+      </w:r>
+      <w:r>
+        <w:rPr>
+          <w:rFonts w:asciiTheme="minorHAnsi" w:hAnsiTheme="minorHAnsi" w:hint="cs"/>
+          <w:sz w:val="28"/>
+          <w:szCs w:val="28"/>
+          <w:rtl/>
+          <w:lang w:val="en-GB" w:eastAsia="en-GB"/>
+        </w:rPr>
+        <w:t xml:space="preserve"> در پوشۀ </w:t>
+      </w:r>
+      <w:r>
+        <w:rPr>
+          <w:rFonts w:asciiTheme="minorHAnsi" w:hAnsiTheme="minorHAnsi"/>
+          <w:sz w:val="28"/>
+          <w:szCs w:val="28"/>
+          <w:lang w:val="en-GB" w:eastAsia="en-GB"/>
+        </w:rPr>
+        <w:t>Data</w:t>
+      </w:r>
+      <w:r>
+        <w:rPr>
+          <w:rFonts w:asciiTheme="minorHAnsi" w:hAnsiTheme="minorHAnsi" w:hint="cs"/>
+          <w:sz w:val="28"/>
+          <w:szCs w:val="28"/>
+          <w:rtl/>
+          <w:lang w:val="en-GB" w:eastAsia="en-GB"/>
+        </w:rPr>
+        <w:t xml:space="preserve"> قرار گرفته شده است. ابتدا باید فایل </w:t>
+      </w:r>
+      <w:r>
+        <w:rPr>
+          <w:rFonts w:asciiTheme="minorHAnsi" w:hAnsiTheme="minorHAnsi"/>
+          <w:sz w:val="28"/>
+          <w:szCs w:val="28"/>
+          <w:lang w:val="en-GB" w:eastAsia="en-GB"/>
+        </w:rPr>
+        <w:t>nezamat_link_extraction</w:t>
+      </w:r>
+      <w:r>
+        <w:rPr>
+          <w:rFonts w:asciiTheme="minorHAnsi" w:hAnsiTheme="minorHAnsi" w:hint="cs"/>
+          <w:sz w:val="28"/>
+          <w:szCs w:val="28"/>
+          <w:rtl/>
+          <w:lang w:val="en-GB" w:eastAsia="en-GB"/>
+        </w:rPr>
+        <w:t xml:space="preserve"> اجرا شود تا لینک های </w:t>
+      </w:r>
+      <w:r>
+        <w:rPr>
+          <w:rFonts w:asciiTheme="minorHAnsi" w:hAnsiTheme="minorHAnsi" w:hint="cs"/>
+          <w:sz w:val="28"/>
+          <w:szCs w:val="28"/>
+          <w:rtl/>
+          <w:lang w:val="en-GB" w:eastAsia="en-GB"/>
+        </w:rPr>
+        <w:t xml:space="preserve">مربوط به سایت </w:t>
+      </w:r>
+      <w:r>
+        <w:rPr>
+          <w:rFonts w:asciiTheme="minorHAnsi" w:hAnsiTheme="minorHAnsi"/>
+          <w:sz w:val="28"/>
+          <w:szCs w:val="28"/>
+          <w:lang w:val="en-GB" w:eastAsia="en-GB"/>
+        </w:rPr>
+        <w:t>nezamat.ir</w:t>
+      </w:r>
+      <w:r>
+        <w:rPr>
+          <w:rFonts w:asciiTheme="minorHAnsi" w:hAnsiTheme="minorHAnsi" w:hint="cs"/>
+          <w:sz w:val="28"/>
+          <w:szCs w:val="28"/>
+          <w:rtl/>
+          <w:lang w:val="en-GB" w:eastAsia="en-GB"/>
+        </w:rPr>
+        <w:t xml:space="preserve"> استخراج شود.</w:t>
+      </w:r>
+      <w:r>
+        <w:rPr>
+          <w:rFonts w:asciiTheme="minorHAnsi" w:hAnsiTheme="minorHAnsi" w:hint="cs"/>
+          <w:sz w:val="28"/>
+          <w:szCs w:val="28"/>
+          <w:rtl/>
+          <w:lang w:val="en-GB" w:eastAsia="en-GB"/>
+        </w:rPr>
+        <w:t xml:space="preserve"> پس از اجرا باید حدود 40 هزار لینک در فایلی به نام </w:t>
+      </w:r>
+      <w:r>
+        <w:rPr>
+          <w:rFonts w:asciiTheme="minorHAnsi" w:hAnsiTheme="minorHAnsi"/>
+          <w:sz w:val="28"/>
+          <w:szCs w:val="28"/>
+          <w:lang w:val="en-GB" w:eastAsia="en-GB"/>
+        </w:rPr>
+        <w:t>nezamat.txt</w:t>
+      </w:r>
+      <w:r>
+        <w:rPr>
+          <w:rFonts w:asciiTheme="minorHAnsi" w:hAnsiTheme="minorHAnsi" w:hint="cs"/>
+          <w:sz w:val="28"/>
+          <w:szCs w:val="28"/>
+          <w:rtl/>
+          <w:lang w:val="en-GB" w:eastAsia="en-GB"/>
+        </w:rPr>
+        <w:t xml:space="preserve"> قرار می گیرد.</w:t>
+      </w:r>
+    </w:p>
+    <w:p>
+      <w:pPr>
+        <w:spacing w:line="240" w:lineRule="auto"/>
+        <w:rPr>
+          <w:rFonts w:asciiTheme="minorHAnsi" w:hAnsiTheme="minorHAnsi"/>
+          <w:sz w:val="28"/>
+          <w:szCs w:val="28"/>
+          <w:rtl/>
+          <w:lang w:val="en-GB" w:eastAsia="en-GB"/>
+        </w:rPr>
+      </w:pPr>
+      <w:r>
+        <w:rPr>
+          <w:rFonts w:asciiTheme="minorHAnsi" w:hAnsiTheme="minorHAnsi" w:hint="cs"/>
+          <w:sz w:val="28"/>
+          <w:szCs w:val="28"/>
+          <w:rtl/>
+          <w:lang w:val="en-GB" w:eastAsia="en-GB"/>
+        </w:rPr>
+        <w:t xml:space="preserve"> </w:t>
+      </w:r>
+    </w:p>
+    <w:p>
+      <w:pPr>
+        <w:spacing w:line="240" w:lineRule="auto"/>
+        <w:rPr>
+          <w:rFonts w:asciiTheme="minorHAnsi" w:hAnsiTheme="minorHAnsi"/>
+          <w:sz w:val="28"/>
+          <w:szCs w:val="28"/>
+          <w:rtl/>
+          <w:lang w:val="en-GB" w:eastAsia="en-GB"/>
+        </w:rPr>
+      </w:pPr>
+    </w:p>
+    <w:p>
+      <w:pPr>
+        <w:spacing w:line="240" w:lineRule="auto"/>
+        <w:rPr>
+          <w:rFonts w:asciiTheme="minorHAnsi" w:hAnsiTheme="minorHAnsi"/>
+          <w:sz w:val="28"/>
+          <w:szCs w:val="28"/>
+          <w:rtl/>
+          <w:lang w:val="en-GB" w:eastAsia="en-GB"/>
+        </w:rPr>
+      </w:pPr>
+    </w:p>
+    <w:p>
+      <w:pPr>
+        <w:spacing w:line="240" w:lineRule="auto"/>
+        <w:jc w:val="both"/>
+        <w:rPr>
+          <w:rFonts w:asciiTheme="minorHAnsi" w:hAnsiTheme="minorHAnsi"/>
+          <w:sz w:val="28"/>
+          <w:szCs w:val="28"/>
+          <w:rtl/>
+          <w:lang w:val="en-GB" w:eastAsia="en-GB"/>
+        </w:rPr>
+      </w:pPr>
+    </w:p>
+    <w:p>
+      <w:pPr>
+        <w:spacing w:after="0" w:line="240" w:lineRule="auto"/>
+        <w:jc w:val="both"/>
+        <w:rPr>
+          <w:rFonts w:asciiTheme="minorHAnsi" w:hAnsiTheme="minorHAnsi"/>
+          <w:sz w:val="28"/>
+          <w:szCs w:val="28"/>
+          <w:rtl/>
+          <w:lang w:val="en-GB" w:eastAsia="en-GB"/>
+        </w:rPr>
+      </w:pPr>
+    </w:p>
+    <w:p>
+      <w:pPr>
+        <w:spacing w:line="240" w:lineRule="auto"/>
+        <w:jc w:val="both"/>
+        <w:rPr>
+          <w:rFonts w:asciiTheme="minorHAnsi" w:hAnsiTheme="minorHAnsi"/>
+          <w:sz w:val="28"/>
+          <w:szCs w:val="28"/>
+          <w:rtl/>
+          <w:lang w:val="en-GB" w:eastAsia="en-GB"/>
+        </w:rPr>
+      </w:pPr>
+      <w:r>
+        <w:rPr>
+          <w:noProof/>
+        </w:rPr>
+        <mc:AlternateContent>
+          <mc:Choice Requires="wps">
+            <w:drawing>
+              <wp:anchor distT="0" distB="0" distL="114300" distR="114300" simplePos="0" relativeHeight="251663360" behindDoc="1" locked="0" layoutInCell="1" allowOverlap="1" wp14:anchorId="26549D7E" wp14:editId="172AAE23">
+                <wp:simplePos x="0" y="0"/>
+                <wp:positionH relativeFrom="column">
+                  <wp:posOffset>-8255</wp:posOffset>
+                </wp:positionH>
+                <wp:positionV relativeFrom="paragraph">
+                  <wp:posOffset>4434205</wp:posOffset>
+                </wp:positionV>
+                <wp:extent cx="5972810" cy="635"/>
+                <wp:effectExtent l="0" t="0" r="0" b="0"/>
+                <wp:wrapTight wrapText="bothSides">
+                  <wp:wrapPolygon edited="0">
+                    <wp:start x="0" y="0"/>
+                    <wp:lineTo x="0" y="21600"/>
+                    <wp:lineTo x="21600" y="21600"/>
+                    <wp:lineTo x="21600" y="0"/>
+                  </wp:wrapPolygon>
+                </wp:wrapTight>
+                <wp:docPr id="620200755" name="Text Box 1"/>
+                <wp:cNvGraphicFramePr/>
+                <a:graphic xmlns:a="http://schemas.openxmlformats.org/drawingml/2006/main">
+                  <a:graphicData uri="http://schemas.microsoft.com/office/word/2010/wordprocessingShape">
+                    <wps:wsp>
+                      <wps:cNvSpPr txBox="1"/>
+                      <wps:spPr>
+                        <a:xfrm>
+                          <a:off x="0" y="0"/>
+                          <a:ext cx="5972810" cy="635"/>
+                        </a:xfrm>
+                        <a:prstGeom prst="rect">
+                          <a:avLst/>
+                        </a:prstGeom>
+                        <a:solidFill>
+                          <a:prstClr val="white"/>
+                        </a:solidFill>
+                        <a:ln>
+                          <a:noFill/>
+                        </a:ln>
+                      </wps:spPr>
+                      <wps:txbx>
+                        <w:txbxContent>
+                          <w:p>
+                            <w:pPr>
+                              <w:pStyle w:val="Caption"/>
+                              <w:jc w:val="center"/>
+                              <w:rPr>
+                                <w:noProof/>
+                                <w:color w:val="EE0000"/>
+                                <w:sz w:val="28"/>
+                                <w:szCs w:val="28"/>
+                              </w:rPr>
+                            </w:pPr>
+                            <w:r>
+                              <w:rPr>
+                                <w:rtl/>
+                              </w:rPr>
+                              <w:t xml:space="preserve">شکل </w:t>
+                            </w:r>
+                            <w:fldSimple w:instr=" SEQ شکل \* ARABIC ">
+                              <w:r>
+                                <w:rPr>
+                                  <w:noProof/>
+                                  <w:rtl/>
+                                </w:rPr>
+                                <w:t>2</w:t>
+                              </w:r>
+                            </w:fldSimple>
+                            <w:r>
+                              <w:rPr>
+                                <w:rFonts w:hint="cs"/>
+                                <w:rtl/>
+                              </w:rPr>
+                              <w:t>- نمونه ساختار استخراج شده از سند قانونی</w:t>
+                            </w:r>
+                          </w:p>
+                        </w:txbxContent>
+                      </wps:txbx>
+                      <wps:bodyPr rot="0" spcFirstLastPara="0" vertOverflow="overflow" horzOverflow="overflow" vert="horz" wrap="square" lIns="0" tIns="0" rIns="0" bIns="0" numCol="1" spcCol="0" rtlCol="0" fromWordArt="0" anchor="t" anchorCtr="0" forceAA="0" compatLnSpc="1">
+                        <a:prstTxWarp prst="textNoShape">
+                          <a:avLst/>
+                        </a:prstTxWarp>
+                        <a:spAutoFit/>
+                      </wps:bodyPr>
+                    </wps:wsp>
+                  </a:graphicData>
+                </a:graphic>
+              </wp:anchor>
+            </w:drawing>
+          </mc:Choice>
+          <mc:Fallback>
+            <w:pict>
+              <v:shape w14:anchorId="26549D7E" id="_x0000_s1027" type="#_x0000_t202" style="position:absolute;left:0;text-align:left;margin-left:-.65pt;margin-top:349.15pt;width:470.3pt;height:.05pt;z-index:-251653120;visibility:visible;mso-wrap-style:square;mso-wrap-distance-left:9pt;mso-wrap-distance-top:0;mso-wrap-distance-right:9pt;mso-wrap-distance-bottom:0;mso-position-horizontal:absolute;mso-position-horizontal-relative:text;mso-position-vertical:absolute;mso-position-vertical-relative:text;v-text-anchor:top" o:gfxdata="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" stroked="f">
+                <v:textbox style="mso-fit-shape-to-text:t" inset="0,0,0,0">
+                  <w:txbxContent>
+                    <w:p>
+                      <w:pPr>
+                        <w:pStyle w:val="Caption"/>
+                        <w:jc w:val="center"/>
+                        <w:rPr>
+                          <w:noProof/>
+                          <w:color w:val="EE0000"/>
+                          <w:sz w:val="28"/>
+                          <w:szCs w:val="28"/>
+                        </w:rPr>
+                      </w:pPr>
+                      <w:r>
+                        <w:rPr>
+                          <w:rtl/>
+                        </w:rPr>
+                        <w:t xml:space="preserve">شکل </w:t>
+                      </w:r>
+                      <w:fldSimple w:instr=" SEQ شکل \* ARABIC ">
+                        <w:r>
+                          <w:rPr>
+                            <w:noProof/>
+                            <w:rtl/>
+                          </w:rPr>
+                          <w:t>2</w:t>
+                        </w:r>
+                      </w:fldSimple>
+                      <w:r>
+                        <w:rPr>
+                          <w:rFonts w:hint="cs"/>
+                          <w:rtl/>
+                        </w:rPr>
+                        <w:t>- نمونه ساختار استخراج شده از سند قانونی</w:t>
+                      </w:r>
+                    </w:p>
+                  </w:txbxContent>
+                </v:textbox>
+                <w10:wrap type="tight"/>
+              </v:shape>
+            </w:pict>
+          </mc:Fallback>
+        </mc:AlternateContent>
+      </w:r>
+      <w:r>
+        <w:rPr>
+          <w:rFonts w:asciiTheme="minorHAnsi" w:hAnsiTheme="minorHAnsi" w:hint="cs"/>
+          <w:noProof/>
+          <w:color w:val="EE0000"/>
+          <w:sz w:val="28"/>
+          <w:szCs w:val="28"/>
+          <w:lang w:val="en-GB" w:eastAsia="en-GB"/>
+        </w:rPr>
+        <w:drawing>
+          <wp:anchor distT="0" distB="0" distL="114300" distR="114300" simplePos="0" relativeHeight="251657216" behindDoc="1" locked="0" layoutInCell="1" allowOverlap="1">
+            <wp:simplePos x="0" y="0"/>
+            <wp:positionH relativeFrom="column">
+              <wp:posOffset>-8255</wp:posOffset>
+            </wp:positionH>
+            <wp:positionV relativeFrom="paragraph">
+              <wp:posOffset>1678305</wp:posOffset>
+            </wp:positionV>
+            <wp:extent cx="5972810" cy="2698750"/>
+            <wp:effectExtent l="0" t="0" r="8890" b="6350"/>
+            <wp:wrapTight wrapText="bothSides">
+              <wp:wrapPolygon edited="0">
+                <wp:start x="0" y="0"/>
+                <wp:lineTo x="0" y="21498"/>
+                <wp:lineTo x="21563" y="21498"/>
+                <wp:lineTo x="21563" y="0"/>
+                <wp:lineTo x="0" y="0"/>
+              </wp:wrapPolygon>
+            </wp:wrapTight>
+            <wp:docPr id="540805354" name="Picture 1"/>
+            <wp:cNvGraphicFramePr>
+              <a:graphicFrameLocks xmlns:a="http://schemas.openxmlformats.org/drawingml/2006/main" noChangeAspect="1"/>
+            </wp:cNvGraphicFramePr>
+            <a:graphic xmlns:a="http://schemas.openxmlformats.org/drawingml/2006/main">
+              <a:graphicData uri="http://schemas.openxmlformats.org/drawingml/2006/picture">
+                <pic:pic xmlns:pic="http://schemas.openxmlformats.org/drawingml/2006/picture">
+                  <pic:nvPicPr>
+                    <pic:cNvPr id="540805354" name=""/>
+                    <pic:cNvPicPr/>
+                  </pic:nvPicPr>
+                  <pic:blipFill>
+                    <a:blip r:embed="rId11"/>
+                    <a:stretch>
+                      <a:fillRect/>
+                    </a:stretch>
+                  </pic:blipFill>
+                  <pic:spPr>
+                    <a:xfrm>
+                      <a:off x="0" y="0"/>
+                      <a:ext cx="5972810" cy="2698750"/>
+                    </a:xfrm>
+                    <a:prstGeom prst="rect">
+                      <a:avLst/>
+                    </a:prstGeom>
+                  </pic:spPr>
+                </pic:pic>
+              </a:graphicData>
+            </a:graphic>
+          </wp:anchor>
+        </w:drawing>
+      </w:r>
+      <w:r>
+        <w:rPr>
+          <w:rFonts w:hint="cs"/>
+          <w:sz w:val="28"/>
+          <w:szCs w:val="28"/>
+          <w:rtl/>
+          <w:lang w:val="en-GB" w:eastAsia="en-GB"/>
+        </w:rPr>
+        <w:t xml:space="preserve">اکنون که لینک ها استخراج شده اند، مرحلۀ بعدی استخراج ماده ها، تبصره ها، اصل ها و ... است. در این مرحله، فایل </w:t>
+      </w:r>
+      <w:r>
+        <w:rPr>
+          <w:rFonts w:asciiTheme="minorHAnsi" w:hAnsiTheme="minorHAnsi"/>
+          <w:sz w:val="28"/>
+          <w:szCs w:val="28"/>
+          <w:lang w:val="en-GB" w:eastAsia="en-GB"/>
+        </w:rPr>
+        <w:t>nezamat_json_exrtaction</w:t>
+      </w:r>
+      <w:r>
+        <w:rPr>
+          <w:rFonts w:asciiTheme="minorHAnsi" w:hAnsiTheme="minorHAnsi" w:hint="cs"/>
+          <w:sz w:val="28"/>
+          <w:szCs w:val="28"/>
+          <w:rtl/>
+          <w:lang w:val="en-GB" w:eastAsia="en-GB"/>
+        </w:rPr>
+        <w:t xml:space="preserve"> باید اجرا شود که لینک ها را یک به یک باز کند و به متن حقوقی ساختار بدهد. پس از اجرای این فایل، باید فایل </w:t>
+      </w:r>
+      <w:r>
+        <w:rPr>
+          <w:rFonts w:asciiTheme="minorHAnsi" w:hAnsiTheme="minorHAnsi"/>
+          <w:sz w:val="28"/>
+          <w:szCs w:val="28"/>
+          <w:lang w:val="en-GB" w:eastAsia="en-GB"/>
+        </w:rPr>
+        <w:t>nezamat_json_repair</w:t>
+      </w:r>
+      <w:r>
+        <w:rPr>
+          <w:rFonts w:asciiTheme="minorHAnsi" w:hAnsiTheme="minorHAnsi" w:hint="cs"/>
+          <w:sz w:val="28"/>
+          <w:szCs w:val="28"/>
+          <w:rtl/>
+          <w:lang w:val="en-GB" w:eastAsia="en-GB"/>
+        </w:rPr>
+        <w:t xml:space="preserve"> باید اجرا شود. این فایل مشکل الگوریتمی که برای بخش استخراج ساختارمند متن حقوقی به کار رفته بود از بین می رود (مشکل اینجا حل نمی شود بلکه در قسمت ورود به پایگاه داده حل می شود). این یک نمونه از ساختار متن حقوقی است:</w:t>
+      </w:r>
+    </w:p>
+    <w:p>
+      <w:pPr>
+        <w:spacing w:line="240" w:lineRule="auto"/>
+        <w:jc w:val="both"/>
+        <w:rPr>
+          <w:rFonts w:asciiTheme="minorHAnsi" w:hAnsiTheme="minorHAnsi"/>
+          <w:sz w:val="28"/>
+          <w:szCs w:val="28"/>
+          <w:rtl/>
+          <w:lang w:val="en-GB" w:eastAsia="en-GB"/>
+        </w:rPr>
+      </w:pPr>
+      <w:r>
+        <w:rPr>
+          <w:rFonts w:asciiTheme="minorHAnsi" w:hAnsiTheme="minorHAnsi" w:hint="cs"/>
+          <w:sz w:val="28"/>
+          <w:szCs w:val="28"/>
+          <w:rtl/>
+          <w:lang w:val="en-GB" w:eastAsia="en-GB"/>
+        </w:rPr>
+        <w:t xml:space="preserve">نسخۀ اولیۀ فایل های </w:t>
+      </w:r>
+      <w:r>
+        <w:rPr>
+          <w:rFonts w:asciiTheme="minorHAnsi" w:hAnsiTheme="minorHAnsi"/>
+          <w:sz w:val="28"/>
+          <w:szCs w:val="28"/>
+          <w:lang w:val="en-GB" w:eastAsia="en-GB"/>
+        </w:rPr>
+        <w:t>json</w:t>
+      </w:r>
+      <w:r>
+        <w:rPr>
+          <w:rFonts w:asciiTheme="minorHAnsi" w:hAnsiTheme="minorHAnsi" w:hint="cs"/>
+          <w:sz w:val="28"/>
+          <w:szCs w:val="28"/>
+          <w:rtl/>
+          <w:lang w:val="en-GB" w:eastAsia="en-GB"/>
+        </w:rPr>
+        <w:t xml:space="preserve"> که شامل ساختار این ماده ها و این بند هاست، در پوشۀ </w:t>
+      </w:r>
+      <w:r>
+        <w:rPr>
+          <w:rFonts w:asciiTheme="minorHAnsi" w:hAnsiTheme="minorHAnsi"/>
+          <w:sz w:val="28"/>
+          <w:szCs w:val="28"/>
+          <w:lang w:val="en-GB" w:eastAsia="en-GB"/>
+        </w:rPr>
+        <w:t>data/json</w:t>
+      </w:r>
+      <w:r>
+        <w:rPr>
+          <w:rFonts w:asciiTheme="minorHAnsi" w:hAnsiTheme="minorHAnsi" w:hint="cs"/>
+          <w:sz w:val="28"/>
+          <w:szCs w:val="28"/>
+          <w:rtl/>
+          <w:lang w:val="en-GB" w:eastAsia="en-GB"/>
+        </w:rPr>
+        <w:t xml:space="preserve"> و نسخۀ بدون مشکل آنها در پوشۀ </w:t>
+      </w:r>
+      <w:r>
+        <w:rPr>
+          <w:rFonts w:asciiTheme="minorHAnsi" w:hAnsiTheme="minorHAnsi"/>
+          <w:sz w:val="28"/>
+          <w:szCs w:val="28"/>
+          <w:lang w:val="en-GB" w:eastAsia="en-GB"/>
+        </w:rPr>
+        <w:t>data/valid_json</w:t>
+      </w:r>
+      <w:r>
+        <w:rPr>
+          <w:rFonts w:asciiTheme="minorHAnsi" w:hAnsiTheme="minorHAnsi" w:hint="cs"/>
+          <w:sz w:val="28"/>
+          <w:szCs w:val="28"/>
+          <w:rtl/>
+          <w:lang w:val="en-GB" w:eastAsia="en-GB"/>
+        </w:rPr>
+        <w:t xml:space="preserve"> قرار گرفته است.</w:t>
+      </w:r>
+      <w:r>
+        <w:rPr>
+          <w:rFonts w:asciiTheme="minorHAnsi" w:hAnsiTheme="minorHAnsi"/>
+          <w:sz w:val="28"/>
+          <w:szCs w:val="28"/>
+          <w:lang w:val="en-GB" w:eastAsia="en-GB"/>
+        </w:rPr>
+        <w:t xml:space="preserve"> </w:t>
+      </w:r>
+      <w:r>
+        <w:rPr>
+          <w:rFonts w:asciiTheme="minorHAnsi" w:hAnsiTheme="minorHAnsi" w:hint="cs"/>
+          <w:sz w:val="28"/>
+          <w:szCs w:val="28"/>
+          <w:rtl/>
+          <w:lang w:val="en-GB" w:eastAsia="en-GB"/>
+        </w:rPr>
+        <w:t xml:space="preserve">پس از اجرای </w:t>
+      </w:r>
+    </w:p>
+    <w:p>
+      <w:pPr>
+        <w:spacing w:line="240" w:lineRule="auto"/>
+        <w:jc w:val="both"/>
+        <w:rPr>
+          <w:rFonts w:asciiTheme="minorHAnsi" w:hAnsiTheme="minorHAnsi"/>
+          <w:sz w:val="28"/>
+          <w:szCs w:val="28"/>
+          <w:rtl/>
+          <w:lang w:val="en-GB" w:eastAsia="en-GB"/>
+        </w:rPr>
+      </w:pPr>
+      <w:r>
+        <w:rPr>
+          <w:rFonts w:asciiTheme="minorHAnsi" w:hAnsiTheme="minorHAnsi" w:hint="cs"/>
+          <w:color w:val="EE0000"/>
+          <w:sz w:val="28"/>
+          <w:szCs w:val="28"/>
+          <w:rtl/>
+          <w:lang w:val="en-GB" w:eastAsia="en-GB"/>
+        </w:rPr>
+        <w:t xml:space="preserve">نکتۀ مهم: </w:t>
+      </w:r>
+      <w:r>
+        <w:rPr>
+          <w:rFonts w:asciiTheme="minorHAnsi" w:hAnsiTheme="minorHAnsi" w:hint="cs"/>
+          <w:sz w:val="28"/>
+          <w:szCs w:val="28"/>
+          <w:rtl/>
+          <w:lang w:val="en-GB" w:eastAsia="en-GB"/>
+        </w:rPr>
+        <w:t>همانطور که بالاتر ذکر شد، این قسمت اکنون قابلیت بازتولید خود را از دست داده است. بنابراین باید وارد مرحلۀ 2-4 شویم</w:t>
+      </w:r>
+      <w:r>
+        <w:rPr>
+          <w:rFonts w:asciiTheme="minorHAnsi" w:hAnsiTheme="minorHAnsi" w:hint="cs"/>
+          <w:sz w:val="28"/>
+          <w:szCs w:val="28"/>
+          <w:rtl/>
+          <w:lang w:val="en-GB" w:eastAsia="en-GB"/>
+        </w:rPr>
+        <w:t xml:space="preserve"> (در مخزن پروژه، فایل فشرده این فایل ها قرار گرفته شده است و نیاز به استخراج دارد).</w:t>
+      </w:r>
+    </w:p>
+    <w:p>
+      <w:pPr>
+        <w:spacing w:line="240" w:lineRule="auto"/>
+        <w:jc w:val="both"/>
+        <w:rPr>
+          <w:rFonts w:asciiTheme="minorHAnsi" w:hAnsiTheme="minorHAnsi"/>
+          <w:sz w:val="28"/>
+          <w:szCs w:val="28"/>
+          <w:rtl/>
+          <w:lang w:val="en-GB" w:eastAsia="en-GB"/>
+        </w:rPr>
+      </w:pPr>
+      <w:r>
+        <w:rPr>
+          <w:rFonts w:asciiTheme="minorHAnsi" w:hAnsiTheme="minorHAnsi" w:hint="cs"/>
+          <w:color w:val="EE0000"/>
+          <w:sz w:val="28"/>
+          <w:szCs w:val="28"/>
+          <w:rtl/>
+          <w:lang w:val="en-GB" w:eastAsia="en-GB"/>
+        </w:rPr>
+        <w:t xml:space="preserve">نکتۀ مهم: </w:t>
+      </w:r>
+      <w:r>
+        <w:rPr>
+          <w:rFonts w:asciiTheme="minorHAnsi" w:hAnsiTheme="minorHAnsi" w:hint="cs"/>
+          <w:sz w:val="28"/>
+          <w:szCs w:val="28"/>
+          <w:rtl/>
+          <w:lang w:val="en-GB" w:eastAsia="en-GB"/>
+        </w:rPr>
+        <w:t>فراموش شده بود که اصل نیز باید مانند ماده ساختاربندی شود. بنابراین در قسمت آماده سازی زیرساخت به این مشکل رسیدگی می شود.</w:t>
+      </w:r>
+    </w:p>
+    <w:p>
+      <w:pPr>
+        <w:pStyle w:val="Heading2"/>
+        <w:spacing w:line="240" w:lineRule="auto"/>
+        <w:jc w:val="both"/>
+        <w:rPr>
+          <w:rFonts w:cs="B Nazanin"/>
           <w:sz w:val="32"/>
           <w:szCs w:val="32"/>
-          <w:rtl/>
-        </w:rPr>
-        <w:t>6</w:t>
-      </w:r>
-      <w:r>
-        <w:rPr>
-          <w:rFonts w:asciiTheme="minorBidi" w:hAnsiTheme="minorBidi" w:cs="B Nazanin"/>
+          <w:lang w:val="en-GB"/>
+        </w:rPr>
+      </w:pPr>
+      <w:r>
+        <w:rPr>
+          <w:rFonts w:asciiTheme="minorHAnsi" w:hAnsiTheme="minorHAnsi" w:cs="B Nazanin" w:hint="cs"/>
           <w:sz w:val="32"/>
           <w:szCs w:val="32"/>
           <w:rtl/>
-        </w:rPr>
-        <w:t xml:space="preserve">. معماری قسمت </w:t>
-      </w:r>
-      <w:r>
-        <w:rPr>
-          <w:rFonts w:asciiTheme="minorBidi" w:hAnsiTheme="minorBidi" w:cs="B Nazanin"/>
+          <w:lang w:val="en-GB" w:eastAsia="en-GB"/>
+        </w:rPr>
+        <w:lastRenderedPageBreak/>
+        <w:t xml:space="preserve">4-2. </w:t>
+      </w:r>
+      <w:r>
+        <w:rPr>
+          <w:rFonts w:cs="B Nazanin" w:hint="cs"/>
           <w:sz w:val="32"/>
           <w:szCs w:val="32"/>
           <w:rtl/>
-        </w:rPr>
-        <w:t>رابط کاربری</w:t>
+          <w:lang w:val="en-GB"/>
+        </w:rPr>
+        <w:t>آماده سازی زیرساخت</w:t>
+      </w:r>
+    </w:p>
+    <w:p>
+      <w:pPr>
+        <w:spacing w:line="240" w:lineRule="auto"/>
+        <w:jc w:val="both"/>
+        <w:rPr>
+          <w:rFonts w:asciiTheme="minorHAnsi" w:hAnsiTheme="minorHAnsi"/>
+          <w:sz w:val="28"/>
+          <w:szCs w:val="28"/>
+          <w:rtl/>
+          <w:lang w:val="en-GB" w:eastAsia="en-GB"/>
+        </w:rPr>
+      </w:pPr>
+      <w:r>
+        <w:rPr>
+          <w:rFonts w:asciiTheme="minorHAnsi" w:hAnsiTheme="minorHAnsi" w:hint="cs"/>
+          <w:sz w:val="28"/>
+          <w:szCs w:val="28"/>
+          <w:rtl/>
+          <w:lang w:val="en-GB" w:eastAsia="en-GB"/>
+        </w:rPr>
+        <w:t xml:space="preserve">اکنون که </w:t>
+      </w:r>
+      <w:r>
+        <w:rPr>
+          <w:rFonts w:asciiTheme="minorHAnsi" w:hAnsiTheme="minorHAnsi" w:hint="cs"/>
+          <w:sz w:val="28"/>
+          <w:szCs w:val="28"/>
+          <w:rtl/>
+          <w:lang w:val="en-GB" w:eastAsia="en-GB"/>
+        </w:rPr>
+        <w:t xml:space="preserve">داده ها استخراج شده اند، باید زیرساخت مربوط به ورود متون حقوقی </w:t>
+      </w:r>
+      <w:r>
+        <w:rPr>
+          <w:rFonts w:asciiTheme="minorHAnsi" w:hAnsiTheme="minorHAnsi" w:hint="cs"/>
+          <w:sz w:val="28"/>
+          <w:szCs w:val="28"/>
+          <w:rtl/>
+          <w:lang w:val="en-GB" w:eastAsia="en-GB"/>
+        </w:rPr>
+        <w:t xml:space="preserve">به پایگاه داده ساخته شود. برای این کار یک فایل </w:t>
+      </w:r>
+      <w:r>
+        <w:rPr>
+          <w:rFonts w:asciiTheme="minorHAnsi" w:hAnsiTheme="minorHAnsi"/>
+          <w:sz w:val="28"/>
+          <w:szCs w:val="28"/>
+          <w:lang w:val="en-GB" w:eastAsia="en-GB"/>
+        </w:rPr>
+        <w:t>docker-compose</w:t>
+      </w:r>
+      <w:r>
+        <w:rPr>
+          <w:rFonts w:asciiTheme="minorHAnsi" w:hAnsiTheme="minorHAnsi" w:hint="cs"/>
+          <w:sz w:val="28"/>
+          <w:szCs w:val="28"/>
+          <w:rtl/>
+          <w:lang w:val="en-GB" w:eastAsia="en-GB"/>
+        </w:rPr>
+        <w:t xml:space="preserve"> در پروژه قرار داده شده است که به کمک دستور زیر، پایگاه ها آمادۀ کار می شوند:</w:t>
+      </w:r>
+    </w:p>
+    <w:p>
+      <w:pPr>
+        <w:spacing w:line="240" w:lineRule="auto"/>
+        <w:jc w:val="both"/>
+        <w:rPr>
+          <w:rFonts w:asciiTheme="minorHAnsi" w:hAnsiTheme="minorHAnsi"/>
+          <w:i/>
+          <w:iCs/>
+          <w:sz w:val="28"/>
+          <w:szCs w:val="28"/>
+          <w:lang w:val="en-GB" w:eastAsia="en-GB"/>
+        </w:rPr>
+      </w:pPr>
+      <w:r>
+        <w:rPr>
+          <w:rFonts w:asciiTheme="minorHAnsi" w:hAnsiTheme="minorHAnsi"/>
+          <w:i/>
+          <w:iCs/>
+          <w:sz w:val="28"/>
+          <w:szCs w:val="28"/>
+          <w:lang w:val="en-GB" w:eastAsia="en-GB"/>
+        </w:rPr>
+        <w:t>docker compose up -d</w:t>
       </w:r>
     </w:p>
     <w:p>
@@ -19528,137 +20472,1412 @@
         <w:ind w:left="-92"/>
         <w:jc w:val="both"/>
         <w:rPr>
-          <w:rFonts w:asciiTheme="minorBidi" w:eastAsia="Times New Roman" w:hAnsiTheme="minorBidi"/>
-          <w:sz w:val="28"/>
-          <w:szCs w:val="28"/>
-          <w:lang w:val="en-GB" w:eastAsia="en-GB"/>
-        </w:rPr>
-      </w:pPr>
-      <w:r>
-        <w:rPr>
-          <w:rFonts w:asciiTheme="minorBidi" w:eastAsia="Times New Roman" w:hAnsiTheme="minorBidi"/>
-          <w:sz w:val="28"/>
-          <w:szCs w:val="28"/>
-          <w:rtl/>
-          <w:lang w:val="en-GB" w:eastAsia="en-GB"/>
-        </w:rPr>
-        <w:t xml:space="preserve">رابط کاربری به کمک قالب </w:t>
-      </w:r>
-      <w:r>
-        <w:rPr>
-          <w:rFonts w:asciiTheme="minorBidi" w:eastAsia="Times New Roman" w:hAnsiTheme="minorBidi"/>
-          <w:sz w:val="28"/>
-          <w:szCs w:val="28"/>
-          <w:lang w:val="en-GB" w:eastAsia="en-GB"/>
-        </w:rPr>
-        <w:t>React</w:t>
-      </w:r>
-      <w:r>
-        <w:rPr>
-          <w:rFonts w:asciiTheme="minorBidi" w:eastAsia="Times New Roman" w:hAnsiTheme="minorBidi"/>
-          <w:sz w:val="28"/>
-          <w:szCs w:val="28"/>
-          <w:rtl/>
-          <w:lang w:val="en-GB" w:eastAsia="en-GB"/>
-        </w:rPr>
-        <w:t xml:space="preserve"> ساخته شده است که سامانه به صورت یک وبسایت </w:t>
-      </w:r>
-      <w:r>
-        <w:rPr>
-          <w:rFonts w:asciiTheme="minorBidi" w:eastAsia="Times New Roman" w:hAnsiTheme="minorBidi"/>
-          <w:sz w:val="28"/>
-          <w:szCs w:val="28"/>
-          <w:lang w:val="en-GB" w:eastAsia="en-GB"/>
-        </w:rPr>
-        <w:t>single-page</w:t>
-      </w:r>
-      <w:r>
-        <w:rPr>
-          <w:rFonts w:asciiTheme="minorBidi" w:eastAsia="Times New Roman" w:hAnsiTheme="minorBidi"/>
-          <w:sz w:val="28"/>
-          <w:szCs w:val="28"/>
-          <w:rtl/>
-          <w:lang w:val="en-GB" w:eastAsia="en-GB"/>
-        </w:rPr>
-        <w:t xml:space="preserve"> باشد. سامانه تنها یک صفحه دارد و آن هم صفحۀ اول است که در آن می توان سوال حقوقی خود را از سامانه پرسید. قسمت رابط کاربری بسیار ساده طراحی شده است چون ساختن قسمت های مختلف سامانه (مانند امکان ساخت کاربر، چت خصوصی و ...) از اهداف اصلی این پروژه نبوده است.</w:t>
+          <w:rFonts w:asciiTheme="minorBidi" w:hAnsiTheme="minorBidi"/>
+          <w:sz w:val="28"/>
+          <w:szCs w:val="28"/>
+          <w:rtl/>
+          <w:lang w:val="en-GB"/>
+        </w:rPr>
+      </w:pPr>
+      <w:r>
+        <w:rPr>
+          <w:rFonts w:asciiTheme="minorBidi" w:hAnsiTheme="minorBidi" w:hint="cs"/>
+          <w:sz w:val="28"/>
+          <w:szCs w:val="28"/>
+          <w:rtl/>
+        </w:rPr>
+        <w:t>در انتخاب نسخه های ابزار های مورد نیاز</w:t>
+      </w:r>
+      <w:r>
+        <w:rPr>
+          <w:rFonts w:asciiTheme="minorBidi" w:hAnsiTheme="minorBidi" w:hint="cs"/>
+          <w:sz w:val="28"/>
+          <w:szCs w:val="28"/>
+          <w:rtl/>
+        </w:rPr>
+        <w:t xml:space="preserve">، نسخه ای انتخاب شده است که آخرین ورژن نسل قبلی باشد (یعنی اگر به عنوان مثال </w:t>
+      </w:r>
+      <w:r>
+        <w:rPr>
+          <w:rFonts w:asciiTheme="minorBidi" w:hAnsiTheme="minorBidi"/>
+          <w:sz w:val="28"/>
+          <w:szCs w:val="28"/>
+          <w:lang w:val="en-GB"/>
+        </w:rPr>
+        <w:t>milvus</w:t>
+      </w:r>
+      <w:r>
+        <w:rPr>
+          <w:rFonts w:asciiTheme="minorBidi" w:hAnsiTheme="minorBidi" w:hint="cs"/>
+          <w:sz w:val="28"/>
+          <w:szCs w:val="28"/>
+          <w:rtl/>
+          <w:lang w:val="en-GB"/>
+        </w:rPr>
+        <w:t xml:space="preserve"> ورژن </w:t>
+      </w:r>
+      <w:r>
+        <w:rPr>
+          <w:rFonts w:asciiTheme="minorBidi" w:hAnsiTheme="minorBidi"/>
+          <w:sz w:val="28"/>
+          <w:szCs w:val="28"/>
+          <w:lang w:val="en-GB"/>
+        </w:rPr>
+        <w:t>3.x</w:t>
+      </w:r>
+      <w:r>
+        <w:rPr>
+          <w:rFonts w:asciiTheme="minorBidi" w:hAnsiTheme="minorBidi" w:hint="cs"/>
+          <w:sz w:val="28"/>
+          <w:szCs w:val="28"/>
+          <w:rtl/>
+          <w:lang w:val="en-GB"/>
+        </w:rPr>
+        <w:t xml:space="preserve"> آخرین نسخه است، آخرین نسخۀ سری </w:t>
+      </w:r>
+      <w:r>
+        <w:rPr>
+          <w:rFonts w:asciiTheme="minorBidi" w:hAnsiTheme="minorBidi"/>
+          <w:sz w:val="28"/>
+          <w:szCs w:val="28"/>
+          <w:lang w:val="en-GB"/>
+        </w:rPr>
+        <w:t>2.x</w:t>
+      </w:r>
+      <w:r>
+        <w:rPr>
+          <w:rFonts w:asciiTheme="minorBidi" w:hAnsiTheme="minorBidi" w:hint="cs"/>
+          <w:sz w:val="28"/>
+          <w:szCs w:val="28"/>
+          <w:rtl/>
+          <w:lang w:val="en-GB"/>
+        </w:rPr>
+        <w:t xml:space="preserve"> انتخاب شده است).</w:t>
       </w:r>
     </w:p>
     <w:p>
       <w:pPr>
-        <w:spacing w:before="100" w:beforeAutospacing="1" w:after="100" w:afterAutospacing="1" w:line="240" w:lineRule="auto"/>
-        <w:ind w:left="-92"/>
+        <w:pStyle w:val="Heading2"/>
+        <w:spacing w:line="240" w:lineRule="auto"/>
         <w:jc w:val="both"/>
         <w:rPr>
-          <w:rFonts w:asciiTheme="minorBidi" w:eastAsia="Times New Roman" w:hAnsiTheme="minorBidi"/>
-          <w:sz w:val="28"/>
-          <w:szCs w:val="28"/>
-          <w:rtl/>
-          <w:lang w:val="en-GB" w:eastAsia="en-GB"/>
-        </w:rPr>
-      </w:pPr>
-      <w:r>
-        <w:rPr>
-          <w:rFonts w:asciiTheme="minorBidi" w:eastAsia="Times New Roman" w:hAnsiTheme="minorBidi"/>
-          <w:sz w:val="28"/>
-          <w:szCs w:val="28"/>
-          <w:rtl/>
-          <w:lang w:val="en-GB" w:eastAsia="en-GB"/>
-        </w:rPr>
-        <w:t xml:space="preserve">در این قسمت تلاش شده است تا طراحی بسیار ساده و کاربرپسند طراحی شود و قابلیت های اضافی در سامانه گنجانده نشده است. </w:t>
-      </w:r>
-      <w:r>
-        <w:rPr>
-          <w:rFonts w:asciiTheme="minorBidi" w:eastAsia="Times New Roman" w:hAnsiTheme="minorBidi"/>
-          <w:sz w:val="28"/>
-          <w:szCs w:val="28"/>
-          <w:rtl/>
-          <w:lang w:val="en-GB" w:eastAsia="en-GB"/>
-        </w:rPr>
-        <w:t>کاربر متن سوال خود را در قسمت مربوطه تایپ کرده و نتیجه را پس از چند لحظه دریافت می کند</w:t>
-      </w:r>
-      <w:r>
-        <w:rPr>
-          <w:rFonts w:asciiTheme="minorBidi" w:eastAsia="Times New Roman" w:hAnsiTheme="minorBidi"/>
-          <w:sz w:val="28"/>
-          <w:szCs w:val="28"/>
-          <w:rtl/>
-          <w:lang w:val="en-GB" w:eastAsia="en-GB"/>
-        </w:rPr>
-        <w:t xml:space="preserve"> </w:t>
-      </w:r>
-      <w:r>
-        <w:rPr>
-          <w:rFonts w:asciiTheme="minorBidi" w:eastAsia="Times New Roman" w:hAnsiTheme="minorBidi"/>
-          <w:sz w:val="28"/>
-          <w:szCs w:val="28"/>
-          <w:rtl/>
-          <w:lang w:val="en-GB" w:eastAsia="en-GB"/>
-        </w:rPr>
-        <w:t>صفحۀ نخست وبسایت به شکل زیر است:</w:t>
+          <w:rFonts w:cs="B Nazanin"/>
+          <w:sz w:val="32"/>
+          <w:szCs w:val="32"/>
+          <w:rtl/>
+          <w:lang w:val="en-GB"/>
+        </w:rPr>
+      </w:pPr>
+      <w:r>
+        <w:rPr>
+          <w:rFonts w:cs="B Nazanin" w:hint="cs"/>
+          <w:sz w:val="32"/>
+          <w:szCs w:val="32"/>
+          <w:rtl/>
+          <w:lang w:val="en-GB"/>
+        </w:rPr>
+        <w:t xml:space="preserve">4-3. </w:t>
+      </w:r>
+      <w:r>
+        <w:rPr>
+          <w:rFonts w:cs="B Nazanin"/>
+          <w:sz w:val="32"/>
+          <w:szCs w:val="32"/>
+          <w:rtl/>
+          <w:lang w:val="en-GB"/>
+        </w:rPr>
+        <w:t>انتقال و آماده ساز</w:t>
+      </w:r>
+      <w:r>
+        <w:rPr>
+          <w:rFonts w:cs="B Nazanin" w:hint="cs"/>
+          <w:sz w:val="32"/>
+          <w:szCs w:val="32"/>
+          <w:rtl/>
+          <w:lang w:val="en-GB"/>
+        </w:rPr>
+        <w:t>ی</w:t>
+      </w:r>
+      <w:r>
+        <w:rPr>
+          <w:rFonts w:cs="B Nazanin"/>
+          <w:sz w:val="32"/>
+          <w:szCs w:val="32"/>
+          <w:rtl/>
+          <w:lang w:val="en-GB"/>
+        </w:rPr>
+        <w:t xml:space="preserve"> داد</w:t>
+      </w:r>
+      <w:r>
+        <w:rPr>
+          <w:rFonts w:cs="B Nazanin" w:hint="cs"/>
+          <w:sz w:val="32"/>
+          <w:szCs w:val="32"/>
+          <w:rtl/>
+          <w:lang w:val="en-GB"/>
+        </w:rPr>
+        <w:t>ۀ</w:t>
+      </w:r>
+      <w:r>
+        <w:rPr>
+          <w:rFonts w:cs="B Nazanin"/>
+          <w:sz w:val="32"/>
+          <w:szCs w:val="32"/>
+          <w:rtl/>
+          <w:lang w:val="en-GB"/>
+        </w:rPr>
+        <w:t xml:space="preserve"> استخراج شده</w:t>
       </w:r>
     </w:p>
     <w:p>
       <w:pPr>
+        <w:spacing w:line="240" w:lineRule="auto"/>
+        <w:jc w:val="both"/>
+        <w:rPr>
+          <w:rFonts w:asciiTheme="minorHAnsi" w:hAnsiTheme="minorHAnsi"/>
+          <w:sz w:val="32"/>
+          <w:szCs w:val="28"/>
+          <w:rtl/>
+          <w:lang w:val="en-GB"/>
+        </w:rPr>
+      </w:pPr>
+      <w:r>
+        <w:rPr>
+          <w:rFonts w:hint="cs"/>
+          <w:sz w:val="32"/>
+          <w:szCs w:val="28"/>
+          <w:rtl/>
+          <w:lang w:val="en-GB"/>
+        </w:rPr>
+        <w:t xml:space="preserve">اکنون ما قوانین را به صورت ساختارمند در اختیار داریم. </w:t>
+      </w:r>
+      <w:r>
+        <w:rPr>
+          <w:rFonts w:hint="cs"/>
+          <w:sz w:val="32"/>
+          <w:szCs w:val="28"/>
+          <w:rtl/>
+          <w:lang w:val="en-GB"/>
+        </w:rPr>
+        <w:t xml:space="preserve">ابتدا باید </w:t>
+      </w:r>
+      <w:r>
+        <w:rPr>
+          <w:rFonts w:asciiTheme="minorHAnsi" w:hAnsiTheme="minorHAnsi"/>
+          <w:sz w:val="32"/>
+          <w:szCs w:val="28"/>
+          <w:lang w:val="en-GB"/>
+        </w:rPr>
+        <w:t>django</w:t>
+      </w:r>
+      <w:r>
+        <w:rPr>
+          <w:rFonts w:asciiTheme="minorHAnsi" w:hAnsiTheme="minorHAnsi" w:hint="cs"/>
+          <w:sz w:val="32"/>
+          <w:szCs w:val="28"/>
+          <w:rtl/>
+          <w:lang w:val="en-GB"/>
+        </w:rPr>
+        <w:t xml:space="preserve"> را از پایگاه داده ای که ساخته شده مطلع سازیم. برای این کار ابتدا دستور زیر را اجرا می کنیم:</w:t>
+      </w:r>
+    </w:p>
+    <w:p>
+      <w:pPr>
+        <w:spacing w:line="240" w:lineRule="auto"/>
+        <w:jc w:val="both"/>
+        <w:rPr>
+          <w:rFonts w:asciiTheme="minorHAnsi" w:hAnsiTheme="minorHAnsi"/>
+          <w:i/>
+          <w:iCs/>
+          <w:sz w:val="28"/>
+          <w:szCs w:val="24"/>
+          <w:lang w:val="en-GB"/>
+        </w:rPr>
+      </w:pPr>
+      <w:r>
+        <w:rPr>
+          <w:noProof/>
+        </w:rPr>
+        <mc:AlternateContent>
+          <mc:Choice Requires="wps">
+            <w:drawing>
+              <wp:anchor distT="0" distB="0" distL="114300" distR="114300" simplePos="0" relativeHeight="251664384" behindDoc="0" locked="0" layoutInCell="1" allowOverlap="1" wp14:anchorId="771C636F" wp14:editId="171F9E7A">
+                <wp:simplePos x="0" y="0"/>
+                <wp:positionH relativeFrom="column">
+                  <wp:posOffset>29845</wp:posOffset>
+                </wp:positionH>
+                <wp:positionV relativeFrom="paragraph">
+                  <wp:posOffset>2525395</wp:posOffset>
+                </wp:positionV>
+                <wp:extent cx="5972810" cy="635"/>
+                <wp:effectExtent l="0" t="0" r="0" b="0"/>
+                <wp:wrapThrough wrapText="bothSides">
+                  <wp:wrapPolygon edited="0">
+                    <wp:start x="0" y="0"/>
+                    <wp:lineTo x="0" y="21600"/>
+                    <wp:lineTo x="21600" y="21600"/>
+                    <wp:lineTo x="21600" y="0"/>
+                  </wp:wrapPolygon>
+                </wp:wrapThrough>
+                <wp:docPr id="1653253998" name="Text Box 1"/>
+                <wp:cNvGraphicFramePr/>
+                <a:graphic xmlns:a="http://schemas.openxmlformats.org/drawingml/2006/main">
+                  <a:graphicData uri="http://schemas.microsoft.com/office/word/2010/wordprocessingShape">
+                    <wps:wsp>
+                      <wps:cNvSpPr txBox="1"/>
+                      <wps:spPr>
+                        <a:xfrm>
+                          <a:off x="0" y="0"/>
+                          <a:ext cx="5972810" cy="635"/>
+                        </a:xfrm>
+                        <a:prstGeom prst="rect">
+                          <a:avLst/>
+                        </a:prstGeom>
+                        <a:solidFill>
+                          <a:prstClr val="white"/>
+                        </a:solidFill>
+                        <a:ln>
+                          <a:noFill/>
+                        </a:ln>
+                      </wps:spPr>
+                      <wps:txbx>
+                        <w:txbxContent>
+                          <w:p>
+                            <w:pPr>
+                              <w:pStyle w:val="Caption"/>
+                              <w:jc w:val="center"/>
+                              <w:rPr>
+                                <w:i/>
+                                <w:iCs/>
+                                <w:noProof/>
+                                <w:sz w:val="28"/>
+                              </w:rPr>
+                            </w:pPr>
+                            <w:r>
+                              <w:rPr>
+                                <w:rtl/>
+                              </w:rPr>
+                              <w:t xml:space="preserve">شکل </w:t>
+                            </w:r>
+                            <w:fldSimple w:instr=" SEQ شکل \* ARABIC ">
+                              <w:r>
+                                <w:rPr>
+                                  <w:noProof/>
+                                  <w:rtl/>
+                                </w:rPr>
+                                <w:t>3</w:t>
+                              </w:r>
+                            </w:fldSimple>
+                            <w:r>
+                              <w:rPr>
+                                <w:rFonts w:hint="cs"/>
+                                <w:rtl/>
+                              </w:rPr>
+                              <w:t xml:space="preserve">- آماده سازی پایگاه های داده در </w:t>
+                            </w:r>
+                            <w:r>
+                              <w:rPr>
+                                <w:rFonts w:asciiTheme="minorHAnsi" w:hAnsiTheme="minorHAnsi"/>
+                                <w:lang w:val="en-GB"/>
+                              </w:rPr>
+                              <w:t>django</w:t>
+                            </w:r>
+                          </w:p>
+                        </w:txbxContent>
+                      </wps:txbx>
+                      <wps:bodyPr rot="0" spcFirstLastPara="0" vertOverflow="overflow" horzOverflow="overflow" vert="horz" wrap="square" lIns="0" tIns="0" rIns="0" bIns="0" numCol="1" spcCol="0" rtlCol="0" fromWordArt="0" anchor="t" anchorCtr="0" forceAA="0" compatLnSpc="1">
+                        <a:prstTxWarp prst="textNoShape">
+                          <a:avLst/>
+                        </a:prstTxWarp>
+                        <a:spAutoFit/>
+                      </wps:bodyPr>
+                    </wps:wsp>
+                  </a:graphicData>
+                </a:graphic>
+              </wp:anchor>
+            </w:drawing>
+          </mc:Choice>
+          <mc:Fallback>
+            <w:pict>
+              <v:shape w14:anchorId="771C636F" id="_x0000_s1028" type="#_x0000_t202" style="position:absolute;left:0;text-align:left;margin-left:2.35pt;margin-top:198.85pt;width:470.3pt;height:.05pt;z-index:251664384;visibility:visible;mso-wrap-style:square;mso-wrap-distance-left:9pt;mso-wrap-distance-top:0;mso-wrap-distance-right:9pt;mso-wrap-distance-bottom:0;mso-position-horizontal:absolute;mso-position-horizontal-relative:text;mso-position-vertical:absolute;mso-position-vertical-relative:text;v-text-anchor:top" o:gfxdata="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" stroked="f">
+                <v:textbox style="mso-fit-shape-to-text:t" inset="0,0,0,0">
+                  <w:txbxContent>
+                    <w:p>
+                      <w:pPr>
+                        <w:pStyle w:val="Caption"/>
+                        <w:jc w:val="center"/>
+                        <w:rPr>
+                          <w:i/>
+                          <w:iCs/>
+                          <w:noProof/>
+                          <w:sz w:val="28"/>
+                        </w:rPr>
+                      </w:pPr>
+                      <w:r>
+                        <w:rPr>
+                          <w:rtl/>
+                        </w:rPr>
+                        <w:t xml:space="preserve">شکل </w:t>
+                      </w:r>
+                      <w:fldSimple w:instr=" SEQ شکل \* ARABIC ">
+                        <w:r>
+                          <w:rPr>
+                            <w:noProof/>
+                            <w:rtl/>
+                          </w:rPr>
+                          <w:t>3</w:t>
+                        </w:r>
+                      </w:fldSimple>
+                      <w:r>
+                        <w:rPr>
+                          <w:rFonts w:hint="cs"/>
+                          <w:rtl/>
+                        </w:rPr>
+                        <w:t xml:space="preserve">- آماده سازی پایگاه های داده در </w:t>
+                      </w:r>
+                      <w:r>
+                        <w:rPr>
+                          <w:rFonts w:asciiTheme="minorHAnsi" w:hAnsiTheme="minorHAnsi"/>
+                          <w:lang w:val="en-GB"/>
+                        </w:rPr>
+                        <w:t>django</w:t>
+                      </w:r>
+                    </w:p>
+                  </w:txbxContent>
+                </v:textbox>
+                <w10:wrap type="through"/>
+              </v:shape>
+            </w:pict>
+          </mc:Fallback>
+        </mc:AlternateContent>
+      </w:r>
+      <w:r>
+        <w:rPr>
+          <w:rFonts w:asciiTheme="minorHAnsi" w:hAnsiTheme="minorHAnsi"/>
+          <w:i/>
+          <w:iCs/>
+          <w:noProof/>
+          <w:sz w:val="28"/>
+          <w:szCs w:val="24"/>
+          <w:lang w:val="en-GB"/>
+        </w:rPr>
+        <w:drawing>
+          <wp:anchor distT="0" distB="0" distL="114300" distR="114300" simplePos="0" relativeHeight="251662336" behindDoc="0" locked="0" layoutInCell="1" allowOverlap="1">
+            <wp:simplePos x="0" y="0"/>
+            <wp:positionH relativeFrom="column">
+              <wp:posOffset>29845</wp:posOffset>
+            </wp:positionH>
+            <wp:positionV relativeFrom="paragraph">
+              <wp:posOffset>357505</wp:posOffset>
+            </wp:positionV>
+            <wp:extent cx="5972810" cy="2110740"/>
+            <wp:effectExtent l="0" t="0" r="8890" b="3810"/>
+            <wp:wrapThrough wrapText="bothSides">
+              <wp:wrapPolygon edited="0">
+                <wp:start x="0" y="0"/>
+                <wp:lineTo x="0" y="21444"/>
+                <wp:lineTo x="21563" y="21444"/>
+                <wp:lineTo x="21563" y="0"/>
+                <wp:lineTo x="0" y="0"/>
+              </wp:wrapPolygon>
+            </wp:wrapThrough>
+            <wp:docPr id="1046581072" name="Picture 2"/>
+            <wp:cNvGraphicFramePr>
+              <a:graphicFrameLocks xmlns:a="http://schemas.openxmlformats.org/drawingml/2006/main" noChangeAspect="1"/>
+            </wp:cNvGraphicFramePr>
+            <a:graphic xmlns:a="http://schemas.openxmlformats.org/drawingml/2006/main">
+              <a:graphicData uri="http://schemas.openxmlformats.org/drawingml/2006/picture">
+                <pic:pic xmlns:pic="http://schemas.openxmlformats.org/drawingml/2006/picture">
+                  <pic:nvPicPr>
+                    <pic:cNvPr id="1046581072" name=""/>
+                    <pic:cNvPicPr/>
+                  </pic:nvPicPr>
+                  <pic:blipFill>
+                    <a:blip r:embed="rId12"/>
+                    <a:stretch>
+                      <a:fillRect/>
+                    </a:stretch>
+                  </pic:blipFill>
+                  <pic:spPr>
+                    <a:xfrm>
+                      <a:off x="0" y="0"/>
+                      <a:ext cx="5972810" cy="2110740"/>
+                    </a:xfrm>
+                    <a:prstGeom prst="rect">
+                      <a:avLst/>
+                    </a:prstGeom>
+                  </pic:spPr>
+                </pic:pic>
+              </a:graphicData>
+            </a:graphic>
+          </wp:anchor>
+        </w:drawing>
+      </w:r>
+      <w:r>
+        <w:rPr>
+          <w:rFonts w:asciiTheme="minorHAnsi" w:hAnsiTheme="minorHAnsi"/>
+          <w:i/>
+          <w:iCs/>
+          <w:sz w:val="28"/>
+          <w:szCs w:val="24"/>
+          <w:lang w:val="en-GB"/>
+        </w:rPr>
+        <w:t>python manage.py migrate</w:t>
+      </w:r>
+    </w:p>
+    <w:p>
+      <w:pPr>
+        <w:spacing w:line="240" w:lineRule="auto"/>
+        <w:rPr>
+          <w:rFonts w:asciiTheme="minorHAnsi" w:hAnsiTheme="minorHAnsi"/>
+          <w:sz w:val="28"/>
+          <w:szCs w:val="28"/>
+          <w:rtl/>
+          <w:lang w:val="en-GB"/>
+        </w:rPr>
+      </w:pPr>
+      <w:r>
+        <w:rPr>
+          <w:rFonts w:hint="cs"/>
+          <w:sz w:val="28"/>
+          <w:szCs w:val="28"/>
+          <w:rtl/>
+          <w:lang w:val="en-GB"/>
+        </w:rPr>
+        <w:t xml:space="preserve">در مرحلۀ بعد به کمک دستور زیر متون قانونی را وارد پایگاه دادۀ </w:t>
+      </w:r>
+      <w:r>
+        <w:rPr>
+          <w:rFonts w:asciiTheme="minorHAnsi" w:hAnsiTheme="minorHAnsi"/>
+          <w:sz w:val="28"/>
+          <w:szCs w:val="28"/>
+          <w:lang w:val="en-GB"/>
+        </w:rPr>
+        <w:t>postgres</w:t>
+      </w:r>
+      <w:r>
+        <w:rPr>
+          <w:rFonts w:asciiTheme="minorHAnsi" w:hAnsiTheme="minorHAnsi" w:hint="cs"/>
+          <w:sz w:val="28"/>
+          <w:szCs w:val="28"/>
+          <w:rtl/>
+          <w:lang w:val="en-GB"/>
+        </w:rPr>
+        <w:t xml:space="preserve"> می کنیم:</w:t>
+      </w:r>
+    </w:p>
+    <w:p>
+      <w:pPr>
+        <w:spacing w:line="240" w:lineRule="auto"/>
+        <w:rPr>
+          <w:rFonts w:asciiTheme="minorHAnsi" w:hAnsiTheme="minorHAnsi"/>
+          <w:i/>
+          <w:iCs/>
+          <w:sz w:val="28"/>
+          <w:szCs w:val="28"/>
+          <w:lang w:val="en-GB"/>
+        </w:rPr>
+      </w:pPr>
+      <w:r>
+        <w:rPr>
+          <w:rFonts w:asciiTheme="minorHAnsi" w:hAnsiTheme="minorHAnsi"/>
+          <w:i/>
+          <w:iCs/>
+          <w:sz w:val="28"/>
+          <w:szCs w:val="28"/>
+          <w:lang w:val="en-GB"/>
+        </w:rPr>
+        <w:t>python manage.py import_json_documents &lt;json_files&gt;</w:t>
+      </w:r>
+    </w:p>
+    <w:p>
+      <w:pPr>
         <w:keepNext/>
-        <w:spacing w:before="100" w:beforeAutospacing="1" w:after="100" w:afterAutospacing="1" w:line="240" w:lineRule="auto"/>
-        <w:ind w:left="-92"/>
-        <w:jc w:val="both"/>
-        <w:rPr>
-          <w:rFonts w:asciiTheme="minorBidi" w:hAnsiTheme="minorBidi"/>
-        </w:rPr>
-      </w:pPr>
-      <w:r>
-        <w:rPr>
-          <w:rFonts w:asciiTheme="minorBidi" w:eastAsia="Times New Roman" w:hAnsiTheme="minorBidi"/>
-          <w:sz w:val="28"/>
-          <w:szCs w:val="28"/>
-          <w:rtl/>
-          <w:lang w:val="fa-IR" w:eastAsia="en-GB"/>
-        </w:rPr>
+        <w:spacing w:line="240" w:lineRule="auto"/>
+      </w:pPr>
+      <w:r>
+        <w:rPr>
+          <w:rFonts w:asciiTheme="minorHAnsi" w:hAnsiTheme="minorHAnsi"/>
+          <w:i/>
+          <w:iCs/>
+          <w:noProof/>
+          <w:sz w:val="28"/>
+          <w:szCs w:val="28"/>
+          <w:rtl/>
+          <w:lang w:val="fa-IR"/>
+        </w:rPr>
+        <w:lastRenderedPageBreak/>
         <w:drawing>
           <wp:inline distT="0" distB="0" distL="0" distR="0">
-            <wp:extent cx="5972810" cy="3049270"/>
+            <wp:extent cx="5972810" cy="2202815"/>
+            <wp:effectExtent l="0" t="0" r="8890" b="6985"/>
+            <wp:docPr id="1560867083" name="Picture 3"/>
+            <wp:cNvGraphicFramePr>
+              <a:graphicFrameLocks xmlns:a="http://schemas.openxmlformats.org/drawingml/2006/main" noChangeAspect="1"/>
+            </wp:cNvGraphicFramePr>
+            <a:graphic xmlns:a="http://schemas.openxmlformats.org/drawingml/2006/main">
+              <a:graphicData uri="http://schemas.openxmlformats.org/drawingml/2006/picture">
+                <pic:pic xmlns:pic="http://schemas.openxmlformats.org/drawingml/2006/picture">
+                  <pic:nvPicPr>
+                    <pic:cNvPr id="1560867083" name=""/>
+                    <pic:cNvPicPr/>
+                  </pic:nvPicPr>
+                  <pic:blipFill>
+                    <a:blip r:embed="rId13"/>
+                    <a:stretch>
+                      <a:fillRect/>
+                    </a:stretch>
+                  </pic:blipFill>
+                  <pic:spPr>
+                    <a:xfrm>
+                      <a:off x="0" y="0"/>
+                      <a:ext cx="5972810" cy="2202815"/>
+                    </a:xfrm>
+                    <a:prstGeom prst="rect">
+                      <a:avLst/>
+                    </a:prstGeom>
+                  </pic:spPr>
+                </pic:pic>
+              </a:graphicData>
+            </a:graphic>
+          </wp:inline>
+        </w:drawing>
+      </w:r>
+    </w:p>
+    <w:p>
+      <w:pPr>
+        <w:pStyle w:val="Caption"/>
+        <w:jc w:val="center"/>
+        <w:rPr>
+          <w:rFonts w:asciiTheme="minorHAnsi" w:hAnsiTheme="minorHAnsi"/>
+          <w:i/>
+          <w:iCs/>
+          <w:sz w:val="28"/>
+          <w:szCs w:val="28"/>
+          <w:rtl/>
+          <w:lang w:val="en-GB"/>
+        </w:rPr>
+      </w:pPr>
+      <w:r>
+        <w:rPr>
+          <w:rtl/>
+        </w:rPr>
+        <w:t xml:space="preserve">شکل </w:t>
+      </w:r>
+      <w:fldSimple w:instr=" SEQ شکل \* ARABIC ">
+        <w:r>
+          <w:rPr>
+            <w:noProof/>
+            <w:rtl/>
+          </w:rPr>
+          <w:t>4</w:t>
+        </w:r>
+      </w:fldSimple>
+      <w:r>
+        <w:rPr>
+          <w:rFonts w:hint="cs"/>
+          <w:rtl/>
+        </w:rPr>
+        <w:t xml:space="preserve">- </w:t>
+      </w:r>
+      <w:r>
+        <w:rPr>
+          <w:rFonts w:asciiTheme="minorHAnsi" w:hAnsiTheme="minorHAnsi" w:hint="cs"/>
+          <w:rtl/>
+          <w:lang w:val="en-GB"/>
+        </w:rPr>
+        <w:t xml:space="preserve">ورود داده ها به </w:t>
+      </w:r>
+      <w:r>
+        <w:rPr>
+          <w:rFonts w:asciiTheme="minorHAnsi" w:hAnsiTheme="minorHAnsi"/>
+          <w:lang w:val="en-GB"/>
+        </w:rPr>
+        <w:t>postgres</w:t>
+      </w:r>
+    </w:p>
+    <w:p>
+      <w:pPr>
+        <w:spacing w:line="240" w:lineRule="auto"/>
+        <w:jc w:val="both"/>
+        <w:rPr>
+          <w:rFonts w:asciiTheme="minorHAnsi" w:hAnsiTheme="minorHAnsi"/>
+          <w:sz w:val="28"/>
+          <w:szCs w:val="28"/>
+          <w:rtl/>
+          <w:lang w:val="en-GB"/>
+        </w:rPr>
+      </w:pPr>
+      <w:r>
+        <w:rPr>
+          <w:rFonts w:asciiTheme="minorHAnsi" w:hAnsiTheme="minorHAnsi" w:hint="cs"/>
+          <w:sz w:val="28"/>
+          <w:szCs w:val="28"/>
+          <w:rtl/>
+          <w:lang w:val="en-GB"/>
+        </w:rPr>
+        <w:t xml:space="preserve">پس از وارد کردن متون قانونی، باید یک قسمت از پایگاه داده را تصحیح کنیم: قانون اساسی به صورت اصل های جدا از هم </w:t>
+      </w:r>
+      <w:r>
+        <w:rPr>
+          <w:rFonts w:asciiTheme="minorHAnsi" w:hAnsiTheme="minorHAnsi" w:hint="cs"/>
+          <w:sz w:val="28"/>
+          <w:szCs w:val="28"/>
+          <w:rtl/>
+          <w:lang w:val="en-GB"/>
+        </w:rPr>
+        <w:t xml:space="preserve">در نیامده است و باید این مورد خاص رفع شود. بنابراین بعد از وارد کردن اطلاعات به داخل </w:t>
+      </w:r>
+      <w:r>
+        <w:rPr>
+          <w:rFonts w:asciiTheme="minorHAnsi" w:hAnsiTheme="minorHAnsi"/>
+          <w:sz w:val="28"/>
+          <w:szCs w:val="28"/>
+          <w:lang w:val="en-GB"/>
+        </w:rPr>
+        <w:t>postgres</w:t>
+      </w:r>
+      <w:r>
+        <w:rPr>
+          <w:rFonts w:asciiTheme="minorHAnsi" w:hAnsiTheme="minorHAnsi" w:hint="cs"/>
+          <w:sz w:val="28"/>
+          <w:szCs w:val="28"/>
+          <w:rtl/>
+          <w:lang w:val="en-GB"/>
+        </w:rPr>
+        <w:t xml:space="preserve"> باید شی مربوط به سند حقوقی قانون اساسی را حذف کنیم و دوباره آن را وارد ساختمان داده کنیم. برای این کار دستور زیر باید اجرا شود:</w:t>
+      </w:r>
+    </w:p>
+    <w:p>
+      <w:pPr>
+        <w:spacing w:line="240" w:lineRule="auto"/>
+        <w:jc w:val="both"/>
+        <w:rPr>
+          <w:rFonts w:asciiTheme="minorHAnsi" w:hAnsiTheme="minorHAnsi"/>
+          <w:i/>
+          <w:iCs/>
+          <w:sz w:val="28"/>
+          <w:szCs w:val="28"/>
+          <w:lang w:val="en-GB"/>
+        </w:rPr>
+      </w:pPr>
+      <w:r>
+        <w:rPr>
+          <w:rFonts w:asciiTheme="minorHAnsi" w:hAnsiTheme="minorHAnsi"/>
+          <w:i/>
+          <w:iCs/>
+          <w:sz w:val="28"/>
+          <w:szCs w:val="28"/>
+          <w:lang w:val="en-GB"/>
+        </w:rPr>
+        <w:t>python manage.py fix_constitution --input &lt;input_html&gt; --document-id &lt;doc</w:t>
+      </w:r>
+      <w:r>
+        <w:rPr>
+          <w:rFonts w:asciiTheme="minorHAnsi" w:hAnsiTheme="minorHAnsi"/>
+          <w:i/>
+          <w:iCs/>
+          <w:sz w:val="28"/>
+          <w:szCs w:val="28"/>
+          <w:lang w:val="en-GB"/>
+        </w:rPr>
+        <w:t>_</w:t>
+      </w:r>
+      <w:r>
+        <w:rPr>
+          <w:rFonts w:asciiTheme="minorHAnsi" w:hAnsiTheme="minorHAnsi"/>
+          <w:i/>
+          <w:iCs/>
+          <w:sz w:val="28"/>
+          <w:szCs w:val="28"/>
+          <w:lang w:val="en-GB"/>
+        </w:rPr>
+        <w:t>id&gt;</w:t>
+      </w:r>
+    </w:p>
+    <w:p>
+      <w:pPr>
+        <w:spacing w:line="240" w:lineRule="auto"/>
+        <w:jc w:val="both"/>
+        <w:rPr>
+          <w:rFonts w:asciiTheme="minorHAnsi" w:hAnsiTheme="minorHAnsi"/>
+          <w:sz w:val="28"/>
+          <w:szCs w:val="28"/>
+          <w:rtl/>
+          <w:lang w:val="en-GB"/>
+        </w:rPr>
+      </w:pPr>
+      <w:r>
+        <w:rPr>
+          <w:rFonts w:asciiTheme="minorHAnsi" w:hAnsiTheme="minorHAnsi" w:hint="cs"/>
+          <w:sz w:val="28"/>
+          <w:szCs w:val="28"/>
+          <w:rtl/>
+          <w:lang w:val="en-GB"/>
+        </w:rPr>
+        <w:t xml:space="preserve">که </w:t>
+      </w:r>
+      <w:r>
+        <w:rPr>
+          <w:rFonts w:asciiTheme="minorHAnsi" w:hAnsiTheme="minorHAnsi"/>
+          <w:sz w:val="28"/>
+          <w:szCs w:val="28"/>
+          <w:lang w:val="en-GB"/>
+        </w:rPr>
+        <w:t>doc</w:t>
+      </w:r>
+      <w:r>
+        <w:rPr>
+          <w:rFonts w:asciiTheme="minorHAnsi" w:hAnsiTheme="minorHAnsi"/>
+          <w:sz w:val="28"/>
+          <w:szCs w:val="28"/>
+          <w:lang w:val="en-GB"/>
+        </w:rPr>
+        <w:t>_id</w:t>
+      </w:r>
+      <w:r>
+        <w:rPr>
+          <w:rFonts w:asciiTheme="minorHAnsi" w:hAnsiTheme="minorHAnsi" w:hint="cs"/>
+          <w:sz w:val="28"/>
+          <w:szCs w:val="28"/>
+          <w:rtl/>
+          <w:lang w:val="en-GB"/>
+        </w:rPr>
+        <w:t xml:space="preserve"> به شمارۀ سند قانونی قانون اساسی در پایگاه داده اشاره دارد که در تصویر زیر توانستیم آن را استخراج کنیم:</w:t>
+      </w:r>
+    </w:p>
+    <w:p>
+      <w:pPr>
+        <w:keepNext/>
+        <w:spacing w:line="240" w:lineRule="auto"/>
+        <w:jc w:val="both"/>
+      </w:pPr>
+      <w:r>
+        <w:rPr>
+          <w:rFonts w:asciiTheme="minorHAnsi" w:hAnsiTheme="minorHAnsi" w:hint="cs"/>
+          <w:noProof/>
+          <w:sz w:val="28"/>
+          <w:szCs w:val="28"/>
+          <w:rtl/>
+          <w:lang w:val="fa-IR"/>
+        </w:rPr>
+        <w:drawing>
+          <wp:inline distT="0" distB="0" distL="0" distR="0">
+            <wp:extent cx="5972810" cy="774065"/>
+            <wp:effectExtent l="0" t="0" r="8890" b="6985"/>
+            <wp:docPr id="1268092269" name="Picture 4"/>
+            <wp:cNvGraphicFramePr>
+              <a:graphicFrameLocks xmlns:a="http://schemas.openxmlformats.org/drawingml/2006/main" noChangeAspect="1"/>
+            </wp:cNvGraphicFramePr>
+            <a:graphic xmlns:a="http://schemas.openxmlformats.org/drawingml/2006/main">
+              <a:graphicData uri="http://schemas.openxmlformats.org/drawingml/2006/picture">
+                <pic:pic xmlns:pic="http://schemas.openxmlformats.org/drawingml/2006/picture">
+                  <pic:nvPicPr>
+                    <pic:cNvPr id="1268092269" name=""/>
+                    <pic:cNvPicPr/>
+                  </pic:nvPicPr>
+                  <pic:blipFill>
+                    <a:blip r:embed="rId14"/>
+                    <a:stretch>
+                      <a:fillRect/>
+                    </a:stretch>
+                  </pic:blipFill>
+                  <pic:spPr>
+                    <a:xfrm>
+                      <a:off x="0" y="0"/>
+                      <a:ext cx="5972810" cy="774065"/>
+                    </a:xfrm>
+                    <a:prstGeom prst="rect">
+                      <a:avLst/>
+                    </a:prstGeom>
+                  </pic:spPr>
+                </pic:pic>
+              </a:graphicData>
+            </a:graphic>
+          </wp:inline>
+        </w:drawing>
+      </w:r>
+    </w:p>
+    <w:p>
+      <w:pPr>
+        <w:pStyle w:val="Caption"/>
+        <w:jc w:val="center"/>
+        <w:rPr>
+          <w:rFonts w:asciiTheme="minorHAnsi" w:hAnsiTheme="minorHAnsi" w:hint="cs"/>
+          <w:sz w:val="28"/>
+          <w:szCs w:val="28"/>
+          <w:lang w:val="en-GB"/>
+        </w:rPr>
+      </w:pPr>
+      <w:r>
+        <w:rPr>
+          <w:rFonts w:hint="cs"/>
+          <w:rtl/>
+        </w:rPr>
+        <w:t>شکل</w:t>
+      </w:r>
+      <w:r>
+        <w:rPr>
+          <w:rtl/>
+        </w:rPr>
+        <w:t xml:space="preserve"> </w:t>
+      </w:r>
+      <w:r>
+        <w:rPr>
+          <w:rFonts w:hint="cs"/>
+          <w:rtl/>
+        </w:rPr>
+        <w:t>5-استخراج شمارۀ سند</w:t>
+      </w:r>
+      <w:r>
+        <w:rPr>
+          <w:rFonts w:hint="cs"/>
+          <w:rtl/>
+        </w:rPr>
+        <w:t xml:space="preserve"> از محیط </w:t>
+      </w:r>
+      <w:r>
+        <w:rPr>
+          <w:rFonts w:asciiTheme="minorHAnsi" w:hAnsiTheme="minorHAnsi"/>
+          <w:lang w:val="en-GB"/>
+        </w:rPr>
+        <w:t>shell</w:t>
+      </w:r>
+      <w:r>
+        <w:rPr>
+          <w:rFonts w:asciiTheme="minorHAnsi" w:hAnsiTheme="minorHAnsi" w:hint="cs"/>
+          <w:rtl/>
+          <w:lang w:val="en-GB"/>
+        </w:rPr>
+        <w:t xml:space="preserve"> در </w:t>
+      </w:r>
+      <w:r>
+        <w:rPr>
+          <w:rFonts w:asciiTheme="minorHAnsi" w:hAnsiTheme="minorHAnsi"/>
+          <w:lang w:val="en-GB"/>
+        </w:rPr>
+        <w:t>django</w:t>
+      </w:r>
+    </w:p>
+    <w:p>
+      <w:pPr>
+        <w:spacing w:line="240" w:lineRule="auto"/>
+        <w:jc w:val="both"/>
+        <w:rPr>
+          <w:rFonts w:asciiTheme="minorHAnsi" w:hAnsiTheme="minorHAnsi"/>
+          <w:sz w:val="28"/>
+          <w:szCs w:val="28"/>
+          <w:rtl/>
+          <w:lang w:val="en-GB"/>
+        </w:rPr>
+      </w:pPr>
+      <w:r>
+        <w:rPr>
+          <w:rFonts w:asciiTheme="minorHAnsi" w:hAnsiTheme="minorHAnsi" w:hint="cs"/>
+          <w:sz w:val="28"/>
+          <w:szCs w:val="28"/>
+          <w:rtl/>
+          <w:lang w:val="en-GB"/>
+        </w:rPr>
+        <w:t>طبق عکس بالا، شمارۀ سند برابر 5606 است.</w:t>
+      </w:r>
+    </w:p>
+    <w:p>
+      <w:pPr>
+        <w:spacing w:line="240" w:lineRule="auto"/>
+        <w:jc w:val="both"/>
+        <w:rPr>
+          <w:rFonts w:asciiTheme="minorHAnsi" w:hAnsiTheme="minorHAnsi"/>
+          <w:sz w:val="28"/>
+          <w:szCs w:val="28"/>
+          <w:rtl/>
+          <w:lang w:val="en-GB"/>
+        </w:rPr>
+      </w:pPr>
+      <w:r>
+        <w:rPr>
+          <w:rFonts w:asciiTheme="minorHAnsi" w:hAnsiTheme="minorHAnsi" w:hint="cs"/>
+          <w:sz w:val="28"/>
+          <w:szCs w:val="28"/>
+          <w:rtl/>
+          <w:lang w:val="en-GB"/>
+        </w:rPr>
+        <w:t xml:space="preserve">اکنون دادۀ مورد نیاز برای جستجوگر </w:t>
+      </w:r>
+      <w:r>
+        <w:rPr>
+          <w:rFonts w:asciiTheme="minorHAnsi" w:hAnsiTheme="minorHAnsi"/>
+          <w:sz w:val="28"/>
+          <w:szCs w:val="28"/>
+          <w:lang w:val="en-GB"/>
+        </w:rPr>
+        <w:t>bm25</w:t>
+      </w:r>
+      <w:r>
+        <w:rPr>
+          <w:rFonts w:asciiTheme="minorHAnsi" w:hAnsiTheme="minorHAnsi" w:hint="cs"/>
+          <w:sz w:val="28"/>
+          <w:szCs w:val="28"/>
+          <w:rtl/>
+          <w:lang w:val="en-GB"/>
+        </w:rPr>
+        <w:t xml:space="preserve"> آماده است، اما ما یک جستجوگر دیگر برای </w:t>
+      </w:r>
+      <w:r>
+        <w:rPr>
+          <w:rFonts w:asciiTheme="minorHAnsi" w:hAnsiTheme="minorHAnsi"/>
+          <w:sz w:val="28"/>
+          <w:szCs w:val="28"/>
+          <w:lang w:val="en-GB"/>
+        </w:rPr>
+        <w:t>milvus</w:t>
+      </w:r>
+      <w:r>
+        <w:rPr>
+          <w:rFonts w:asciiTheme="minorHAnsi" w:hAnsiTheme="minorHAnsi" w:hint="cs"/>
+          <w:sz w:val="28"/>
+          <w:szCs w:val="28"/>
+          <w:rtl/>
+          <w:lang w:val="en-GB"/>
+        </w:rPr>
+        <w:t xml:space="preserve"> نیز داریم. پایگاه دادۀ </w:t>
+      </w:r>
+      <w:r>
+        <w:rPr>
+          <w:rFonts w:asciiTheme="minorHAnsi" w:hAnsiTheme="minorHAnsi"/>
+          <w:sz w:val="28"/>
+          <w:szCs w:val="28"/>
+          <w:lang w:val="en-GB"/>
+        </w:rPr>
+        <w:t>milvus</w:t>
+      </w:r>
+      <w:r>
+        <w:rPr>
+          <w:rFonts w:asciiTheme="minorHAnsi" w:hAnsiTheme="minorHAnsi" w:hint="cs"/>
+          <w:sz w:val="28"/>
+          <w:szCs w:val="28"/>
+          <w:rtl/>
+          <w:lang w:val="en-GB"/>
+        </w:rPr>
+        <w:t xml:space="preserve"> را باید همانگونه که </w:t>
+      </w:r>
+      <w:r>
+        <w:rPr>
+          <w:rFonts w:asciiTheme="minorHAnsi" w:hAnsiTheme="minorHAnsi" w:hint="cs"/>
+          <w:sz w:val="28"/>
+          <w:szCs w:val="28"/>
+          <w:rtl/>
+          <w:lang w:val="en-GB"/>
+        </w:rPr>
+        <w:t>می خواهیم جستجو در آن انجام دهیم آماده کنیم (یعنی همان    گروه بندی ای که در قسمت جستجو مد نظر داشتیم در این قسمت اعمال کنیم). برای این کار کد زیر را اجرا می کنیم. اجرای این بخش بسیار زمانبر خواهد بود (در سیستم من این کار حدود 7 ساعت طول کشید):</w:t>
+      </w:r>
+    </w:p>
+    <w:p>
+      <w:pPr>
+        <w:spacing w:line="240" w:lineRule="auto"/>
+        <w:jc w:val="both"/>
+        <w:rPr>
+          <w:rFonts w:asciiTheme="minorHAnsi" w:hAnsiTheme="minorHAnsi"/>
+          <w:i/>
+          <w:iCs/>
+          <w:sz w:val="28"/>
+          <w:szCs w:val="28"/>
+          <w:rtl/>
+          <w:lang w:val="en-GB"/>
+        </w:rPr>
+      </w:pPr>
+      <w:r>
+        <w:rPr>
+          <w:rFonts w:asciiTheme="minorHAnsi" w:hAnsiTheme="minorHAnsi"/>
+          <w:i/>
+          <w:iCs/>
+          <w:sz w:val="28"/>
+          <w:szCs w:val="28"/>
+          <w:lang w:val="en-GB"/>
+        </w:rPr>
+        <w:t>python manage.py build_dense_index</w:t>
+      </w:r>
+    </w:p>
+    <w:p>
+      <w:pPr>
+        <w:pStyle w:val="Heading2"/>
+        <w:rPr>
+          <w:rFonts w:cs="B Nazanin"/>
+          <w:sz w:val="32"/>
+          <w:szCs w:val="32"/>
+          <w:rtl/>
+          <w:lang w:val="en-GB"/>
+        </w:rPr>
+      </w:pPr>
+      <w:r>
+        <w:rPr>
+          <w:rFonts w:cs="B Nazanin" w:hint="cs"/>
+          <w:sz w:val="32"/>
+          <w:szCs w:val="32"/>
+          <w:rtl/>
+          <w:lang w:val="en-GB"/>
+        </w:rPr>
+        <w:lastRenderedPageBreak/>
+        <w:t>4-4. اجرای نهایی</w:t>
+      </w:r>
+    </w:p>
+    <w:p>
+      <w:pPr>
+        <w:rPr>
+          <w:rFonts w:asciiTheme="minorHAnsi" w:hAnsiTheme="minorHAnsi"/>
+          <w:sz w:val="28"/>
+          <w:szCs w:val="28"/>
+          <w:rtl/>
+          <w:lang w:val="en-GB"/>
+        </w:rPr>
+      </w:pPr>
+      <w:r>
+        <w:rPr>
+          <w:rFonts w:hint="cs"/>
+          <w:sz w:val="28"/>
+          <w:szCs w:val="28"/>
+          <w:rtl/>
+          <w:lang w:val="en-GB"/>
+        </w:rPr>
+        <w:t xml:space="preserve">اکنون پایگاه داده آماده شده است و زمان اجرای قسمت رابط کاربری است. </w:t>
+      </w:r>
+      <w:r>
+        <w:rPr>
+          <w:rFonts w:hint="cs"/>
+          <w:sz w:val="28"/>
+          <w:szCs w:val="28"/>
+          <w:rtl/>
+          <w:lang w:val="en-GB"/>
+        </w:rPr>
+        <w:t xml:space="preserve">برای این کار باید </w:t>
+      </w:r>
+      <w:r>
+        <w:rPr>
+          <w:rFonts w:hint="cs"/>
+          <w:sz w:val="28"/>
+          <w:szCs w:val="28"/>
+          <w:rtl/>
+          <w:lang w:val="en-GB"/>
+        </w:rPr>
+        <w:t>دستور</w:t>
+      </w:r>
+      <w:r>
+        <w:rPr>
+          <w:rFonts w:hint="cs"/>
+          <w:sz w:val="28"/>
+          <w:szCs w:val="28"/>
+          <w:rtl/>
+          <w:lang w:val="en-GB"/>
+        </w:rPr>
+        <w:t>ات</w:t>
+      </w:r>
+      <w:r>
+        <w:rPr>
+          <w:rFonts w:hint="cs"/>
+          <w:sz w:val="28"/>
+          <w:szCs w:val="28"/>
+          <w:rtl/>
+          <w:lang w:val="en-GB"/>
+        </w:rPr>
+        <w:t xml:space="preserve"> زیر </w:t>
+      </w:r>
+      <w:r>
+        <w:rPr>
+          <w:rFonts w:hint="cs"/>
+          <w:sz w:val="28"/>
+          <w:szCs w:val="28"/>
+          <w:rtl/>
+          <w:lang w:val="en-GB"/>
+        </w:rPr>
+        <w:t xml:space="preserve">به ترتیب </w:t>
+      </w:r>
+      <w:r>
+        <w:rPr>
+          <w:rFonts w:hint="cs"/>
+          <w:sz w:val="28"/>
+          <w:szCs w:val="28"/>
+          <w:rtl/>
+          <w:lang w:val="en-GB"/>
+        </w:rPr>
+        <w:t xml:space="preserve">اجرا </w:t>
+      </w:r>
+      <w:r>
+        <w:rPr>
+          <w:rFonts w:hint="cs"/>
+          <w:sz w:val="28"/>
+          <w:szCs w:val="28"/>
+          <w:rtl/>
+          <w:lang w:val="en-GB"/>
+        </w:rPr>
+        <w:t>شود</w:t>
+      </w:r>
+      <w:r>
+        <w:rPr>
+          <w:rFonts w:hint="cs"/>
+          <w:sz w:val="28"/>
+          <w:szCs w:val="28"/>
+          <w:rtl/>
+          <w:lang w:val="en-GB"/>
+        </w:rPr>
+        <w:t xml:space="preserve"> تا رابط کاربری </w:t>
+      </w:r>
+      <w:r>
+        <w:rPr>
+          <w:rFonts w:asciiTheme="minorHAnsi" w:hAnsiTheme="minorHAnsi"/>
+          <w:sz w:val="28"/>
+          <w:szCs w:val="28"/>
+          <w:lang w:val="en-GB"/>
+        </w:rPr>
+        <w:t>react</w:t>
+      </w:r>
+      <w:r>
+        <w:rPr>
+          <w:rFonts w:asciiTheme="minorHAnsi" w:hAnsiTheme="minorHAnsi" w:hint="cs"/>
+          <w:sz w:val="28"/>
+          <w:szCs w:val="28"/>
+          <w:rtl/>
+          <w:lang w:val="en-GB"/>
+        </w:rPr>
+        <w:t xml:space="preserve"> ساخته شود:</w:t>
+      </w:r>
+    </w:p>
+    <w:p>
+      <w:pPr>
+        <w:rPr>
+          <w:rFonts w:asciiTheme="minorHAnsi" w:hAnsiTheme="minorHAnsi"/>
+          <w:i/>
+          <w:iCs/>
+          <w:sz w:val="28"/>
+          <w:szCs w:val="28"/>
+          <w:lang w:val="en-GB"/>
+        </w:rPr>
+      </w:pPr>
+      <w:r>
+        <w:rPr>
+          <w:rFonts w:asciiTheme="minorHAnsi" w:hAnsiTheme="minorHAnsi"/>
+          <w:i/>
+          <w:iCs/>
+          <w:sz w:val="28"/>
+          <w:szCs w:val="28"/>
+          <w:lang w:val="en-GB"/>
+        </w:rPr>
+        <w:t>npm run build</w:t>
+      </w:r>
+    </w:p>
+    <w:p>
+      <w:pPr>
+        <w:rPr>
+          <w:rFonts w:asciiTheme="minorHAnsi" w:hAnsiTheme="minorHAnsi"/>
+          <w:i/>
+          <w:iCs/>
+          <w:sz w:val="28"/>
+          <w:szCs w:val="28"/>
+          <w:lang w:val="en-GB"/>
+        </w:rPr>
+      </w:pPr>
+      <w:r>
+        <w:rPr>
+          <w:rFonts w:asciiTheme="minorHAnsi" w:hAnsiTheme="minorHAnsi"/>
+          <w:i/>
+          <w:iCs/>
+          <w:sz w:val="28"/>
+          <w:szCs w:val="28"/>
+          <w:lang w:val="en-GB"/>
+        </w:rPr>
+        <w:t>npx serve -s dist</w:t>
+      </w:r>
+    </w:p>
+    <w:p>
+      <w:pPr>
+        <w:rPr>
+          <w:rFonts w:asciiTheme="minorHAnsi" w:hAnsiTheme="minorHAnsi"/>
+          <w:sz w:val="28"/>
+          <w:szCs w:val="28"/>
+          <w:rtl/>
+          <w:lang w:val="en-GB"/>
+        </w:rPr>
+      </w:pPr>
+      <w:r>
+        <w:rPr>
+          <w:rFonts w:asciiTheme="minorHAnsi" w:hAnsiTheme="minorHAnsi" w:hint="cs"/>
+          <w:sz w:val="28"/>
+          <w:szCs w:val="28"/>
+          <w:rtl/>
+          <w:lang w:val="en-GB"/>
+        </w:rPr>
+        <w:t xml:space="preserve">اکنون نوبت اجرای قالب اصلی، یعنی </w:t>
+      </w:r>
+      <w:r>
+        <w:rPr>
+          <w:rFonts w:asciiTheme="minorHAnsi" w:hAnsiTheme="minorHAnsi"/>
+          <w:sz w:val="28"/>
+          <w:szCs w:val="28"/>
+          <w:lang w:val="en-GB"/>
+        </w:rPr>
+        <w:t>django</w:t>
+      </w:r>
+      <w:r>
+        <w:rPr>
+          <w:rFonts w:asciiTheme="minorHAnsi" w:hAnsiTheme="minorHAnsi" w:hint="cs"/>
+          <w:sz w:val="28"/>
+          <w:szCs w:val="28"/>
+          <w:rtl/>
+          <w:lang w:val="en-GB"/>
+        </w:rPr>
+        <w:t xml:space="preserve"> است. دستور زیر این کار را برای ما انجام می دهد:</w:t>
+      </w:r>
+    </w:p>
+    <w:p>
+      <w:pPr>
+        <w:rPr>
+          <w:rFonts w:asciiTheme="minorHAnsi" w:hAnsiTheme="minorHAnsi"/>
+          <w:i/>
+          <w:iCs/>
+          <w:sz w:val="28"/>
+          <w:szCs w:val="28"/>
+          <w:lang w:val="en-GB"/>
+        </w:rPr>
+      </w:pPr>
+      <w:r>
+        <w:rPr>
+          <w:rFonts w:asciiTheme="minorHAnsi" w:hAnsiTheme="minorHAnsi"/>
+          <w:i/>
+          <w:iCs/>
+          <w:sz w:val="28"/>
+          <w:szCs w:val="28"/>
+          <w:lang w:val="en-GB"/>
+        </w:rPr>
+        <w:t>python manage.py runserver</w:t>
+      </w:r>
+    </w:p>
+    <w:p>
+      <w:pPr>
+        <w:keepNext/>
+      </w:pPr>
+      <w:r>
+        <w:rPr>
+          <w:rFonts w:asciiTheme="minorHAnsi" w:hAnsiTheme="minorHAnsi" w:hint="cs"/>
+          <w:noProof/>
+          <w:sz w:val="28"/>
+          <w:szCs w:val="28"/>
+          <w:lang w:val="en-GB"/>
+        </w:rPr>
+        <w:drawing>
+          <wp:inline distT="0" distB="0" distL="0" distR="0">
+            <wp:extent cx="5972810" cy="1433830"/>
             <wp:effectExtent l="0" t="0" r="8890" b="0"/>
+            <wp:docPr id="1634777552" name="Picture 4"/>
+            <wp:cNvGraphicFramePr>
+              <a:graphicFrameLocks xmlns:a="http://schemas.openxmlformats.org/drawingml/2006/main" noChangeAspect="1"/>
+            </wp:cNvGraphicFramePr>
+            <a:graphic xmlns:a="http://schemas.openxmlformats.org/drawingml/2006/main">
+              <a:graphicData uri="http://schemas.openxmlformats.org/drawingml/2006/picture">
+                <pic:pic xmlns:pic="http://schemas.openxmlformats.org/drawingml/2006/picture">
+                  <pic:nvPicPr>
+                    <pic:cNvPr id="1634777552" name=""/>
+                    <pic:cNvPicPr/>
+                  </pic:nvPicPr>
+                  <pic:blipFill>
+                    <a:blip r:embed="rId15"/>
+                    <a:stretch>
+                      <a:fillRect/>
+                    </a:stretch>
+                  </pic:blipFill>
+                  <pic:spPr>
+                    <a:xfrm>
+                      <a:off x="0" y="0"/>
+                      <a:ext cx="5972810" cy="1433830"/>
+                    </a:xfrm>
+                    <a:prstGeom prst="rect">
+                      <a:avLst/>
+                    </a:prstGeom>
+                  </pic:spPr>
+                </pic:pic>
+              </a:graphicData>
+            </a:graphic>
+          </wp:inline>
+        </w:drawing>
+      </w:r>
+    </w:p>
+    <w:p>
+      <w:pPr>
+        <w:pStyle w:val="Caption"/>
+        <w:jc w:val="center"/>
+        <w:rPr>
+          <w:rFonts w:asciiTheme="minorHAnsi" w:hAnsiTheme="minorHAnsi"/>
+          <w:sz w:val="28"/>
+          <w:szCs w:val="28"/>
+          <w:rtl/>
+          <w:lang w:val="en-GB"/>
+        </w:rPr>
+      </w:pPr>
+      <w:r>
+        <w:rPr>
+          <w:rtl/>
+        </w:rPr>
+        <w:t xml:space="preserve">شکل </w:t>
+      </w:r>
+      <w:r>
+        <w:rPr>
+          <w:rFonts w:hint="cs"/>
+          <w:rtl/>
+        </w:rPr>
+        <w:t>6</w:t>
+      </w:r>
+      <w:r>
+        <w:rPr>
+          <w:rFonts w:hint="cs"/>
+          <w:rtl/>
+        </w:rPr>
+        <w:t xml:space="preserve">- اجرای </w:t>
+      </w:r>
+      <w:r>
+        <w:rPr>
+          <w:rFonts w:asciiTheme="minorHAnsi" w:hAnsiTheme="minorHAnsi"/>
+          <w:lang w:val="en-GB"/>
+        </w:rPr>
+        <w:t>django</w:t>
+      </w:r>
+    </w:p>
+    <w:p>
+      <w:pPr>
+        <w:rPr>
+          <w:rFonts w:asciiTheme="minorHAnsi" w:hAnsiTheme="minorHAnsi"/>
+          <w:sz w:val="28"/>
+          <w:szCs w:val="28"/>
+          <w:rtl/>
+          <w:lang w:val="en-GB"/>
+        </w:rPr>
+      </w:pPr>
+      <w:r>
+        <w:rPr>
+          <w:rFonts w:asciiTheme="minorBidi" w:eastAsia="Times New Roman" w:hAnsiTheme="minorBidi"/>
+          <w:noProof/>
+          <w:sz w:val="28"/>
+          <w:szCs w:val="28"/>
+          <w:rtl/>
+          <w:lang w:val="fa-IR" w:eastAsia="en-GB"/>
+        </w:rPr>
+        <w:drawing>
+          <wp:anchor distT="0" distB="0" distL="114300" distR="114300" simplePos="0" relativeHeight="251672064" behindDoc="0" locked="0" layoutInCell="1" allowOverlap="1">
+            <wp:simplePos x="0" y="0"/>
+            <wp:positionH relativeFrom="column">
+              <wp:posOffset>273685</wp:posOffset>
+            </wp:positionH>
+            <wp:positionV relativeFrom="paragraph">
+              <wp:posOffset>667385</wp:posOffset>
+            </wp:positionV>
+            <wp:extent cx="5478780" cy="2797055"/>
+            <wp:effectExtent l="0" t="0" r="7620" b="3810"/>
+            <wp:wrapThrough wrapText="bothSides">
+              <wp:wrapPolygon edited="0">
+                <wp:start x="0" y="0"/>
+                <wp:lineTo x="0" y="21482"/>
+                <wp:lineTo x="21555" y="21482"/>
+                <wp:lineTo x="21555" y="0"/>
+                <wp:lineTo x="0" y="0"/>
+              </wp:wrapPolygon>
+            </wp:wrapThrough>
             <wp:docPr id="771510635" name="Picture 2"/>
             <wp:cNvGraphicFramePr>
               <a:graphicFrameLocks xmlns:a="http://schemas.openxmlformats.org/drawingml/2006/main" noChangeAspect="1"/>
@@ -19671,7 +21890,7 @@
                     <pic:cNvPicPr/>
                   </pic:nvPicPr>
                   <pic:blipFill>
-                    <a:blip r:embed="rId10"/>
+                    <a:blip r:embed="rId16"/>
                     <a:stretch>
                       <a:fillRect/>
                     </a:stretch>
@@ -19679,7 +21898,7 @@
                   <pic:spPr>
                     <a:xfrm>
                       <a:off x="0" y="0"/>
-                      <a:ext cx="5972810" cy="3049270"/>
+                      <a:ext cx="5478780" cy="2797055"/>
                     </a:xfrm>
                     <a:prstGeom prst="rect">
                       <a:avLst/>
@@ -19688,12 +21907,52 @@
                 </pic:pic>
               </a:graphicData>
             </a:graphic>
-          </wp:inline>
+          </wp:anchor>
         </w:drawing>
+      </w:r>
+      <w:r>
+        <w:rPr>
+          <w:rFonts w:asciiTheme="minorHAnsi" w:hAnsiTheme="minorHAnsi" w:hint="cs"/>
+          <w:sz w:val="28"/>
+          <w:szCs w:val="28"/>
+          <w:rtl/>
+          <w:lang w:val="en-GB"/>
+        </w:rPr>
+        <w:t xml:space="preserve">اکنون سرور ما آماده به کار است و برای بالا آوردن سایت، به نشانی ای که در اجرای </w:t>
+      </w:r>
+      <w:r>
+        <w:rPr>
+          <w:rFonts w:asciiTheme="minorHAnsi" w:hAnsiTheme="minorHAnsi"/>
+          <w:sz w:val="28"/>
+          <w:szCs w:val="28"/>
+          <w:lang w:val="en-GB"/>
+        </w:rPr>
+        <w:t>npx</w:t>
+      </w:r>
+      <w:r>
+        <w:rPr>
+          <w:rFonts w:asciiTheme="minorHAnsi" w:hAnsiTheme="minorHAnsi" w:hint="cs"/>
+          <w:sz w:val="28"/>
+          <w:szCs w:val="28"/>
+          <w:rtl/>
+          <w:lang w:val="en-GB"/>
+        </w:rPr>
+        <w:t xml:space="preserve"> به وجود آمده است برویم و در صفحۀ زیر سوال قانونی خود را بپرسیم.</w:t>
       </w:r>
     </w:p>
     <w:p>
       <w:pPr>
+        <w:keepNext/>
+        <w:spacing w:before="100" w:beforeAutospacing="1" w:after="100" w:afterAutospacing="1" w:line="240" w:lineRule="auto"/>
+        <w:ind w:left="-92"/>
+        <w:jc w:val="both"/>
+        <w:rPr>
+          <w:rFonts w:asciiTheme="minorBidi" w:hAnsiTheme="minorBidi"/>
+        </w:rPr>
+      </w:pPr>
+    </w:p>
+    <w:p>
+      <w:pPr>
         <w:pStyle w:val="Caption"/>
         <w:jc w:val="center"/>
         <w:rPr>
@@ -19713,71 +21972,17 @@
       </w:r>
       <w:r>
         <w:rPr>
-          <w:rFonts w:asciiTheme="minorBidi" w:hAnsiTheme="minorBidi"/>
-          <w:rtl/>
-        </w:rPr>
-        <w:fldChar w:fldCharType="begin"/>
-      </w:r>
-      <w:r>
-        <w:rPr>
-          <w:rFonts w:asciiTheme="minorBidi" w:hAnsiTheme="minorBidi"/>
-          <w:rtl/>
-        </w:rPr>
-        <w:instrText xml:space="preserve"> </w:instrText>
-      </w:r>
-      <w:r>
-        <w:rPr>
-          <w:rFonts w:asciiTheme="minorBidi" w:hAnsiTheme="minorBidi"/>
-        </w:rPr>
-        <w:instrText>SEQ</w:instrText>
-      </w:r>
-      <w:r>
-        <w:rPr>
-          <w:rFonts w:asciiTheme="minorBidi" w:hAnsiTheme="minorBidi"/>
-          <w:rtl/>
-        </w:rPr>
-        <w:instrText xml:space="preserve"> </w:instrText>
-      </w:r>
-      <w:r>
-        <w:rPr>
-          <w:rFonts w:asciiTheme="minorBidi" w:hAnsiTheme="minorBidi"/>
-        </w:rPr>
-        <w:instrText>Figure \* ARABIC</w:instrText>
-      </w:r>
-      <w:r>
-        <w:rPr>
-          <w:rFonts w:asciiTheme="minorBidi" w:hAnsiTheme="minorBidi"/>
-          <w:rtl/>
-        </w:rPr>
-        <w:instrText xml:space="preserve"> </w:instrText>
-      </w:r>
-      <w:r>
-        <w:rPr>
-          <w:rFonts w:asciiTheme="minorBidi" w:hAnsiTheme="minorBidi"/>
-          <w:rtl/>
-        </w:rPr>
-        <w:fldChar w:fldCharType="separate"/>
-      </w:r>
-      <w:r>
-        <w:rPr>
-          <w:rFonts w:asciiTheme="minorBidi" w:hAnsiTheme="minorBidi"/>
-          <w:rtl/>
-        </w:rPr>
-        <w:t>1</w:t>
-      </w:r>
-      <w:r>
-        <w:rPr>
-          <w:rFonts w:asciiTheme="minorBidi" w:hAnsiTheme="minorBidi"/>
-          <w:rtl/>
-        </w:rPr>
-        <w:fldChar w:fldCharType="end"/>
-      </w:r>
-      <w:r>
-        <w:rPr>
-          <w:rFonts w:asciiTheme="minorBidi" w:hAnsiTheme="minorBidi"/>
-          <w:rtl/>
-        </w:rPr>
-        <w:t xml:space="preserve"> - صفحۀ اول سایت</w:t>
+          <w:rFonts w:asciiTheme="minorBidi" w:hAnsiTheme="minorBidi" w:hint="cs"/>
+          <w:rtl/>
+        </w:rPr>
+        <w:t>7</w:t>
+      </w:r>
+      <w:r>
+        <w:rPr>
+          <w:rFonts w:asciiTheme="minorBidi" w:hAnsiTheme="minorBidi"/>
+          <w:rtl/>
+        </w:rPr>
+        <w:t>- صفحۀ اول سایت</w:t>
       </w:r>
     </w:p>
     <w:p>
@@ -19792,13 +21997,22 @@
       </w:pPr>
       <w:r>
         <w:rPr>
+          <w:rFonts w:asciiTheme="minorBidi" w:hAnsiTheme="minorBidi" w:cs="B Nazanin" w:hint="cs"/>
+          <w:sz w:val="32"/>
+          <w:szCs w:val="36"/>
+          <w:rtl/>
+        </w:rPr>
+        <w:lastRenderedPageBreak/>
+        <w:t>5</w:t>
+      </w:r>
+      <w:r>
+        <w:rPr>
           <w:rFonts w:asciiTheme="minorBidi" w:hAnsiTheme="minorBidi" w:cs="B Nazanin"/>
           <w:sz w:val="32"/>
           <w:szCs w:val="36"/>
           <w:rtl/>
         </w:rPr>
-        <w:lastRenderedPageBreak/>
-        <w:t>4.</w:t>
+        <w:t>.</w:t>
       </w:r>
       <w:r>
         <w:rPr>
@@ -19822,21 +22036,796 @@
       </w:pPr>
       <w:r>
         <w:rPr>
+          <w:rFonts w:asciiTheme="minorBidi" w:hAnsiTheme="minorBidi" w:cs="B Nazanin" w:hint="cs"/>
+          <w:sz w:val="32"/>
+          <w:szCs w:val="32"/>
+          <w:rtl/>
+        </w:rPr>
+        <w:t>5</w:t>
+      </w:r>
+      <w:r>
+        <w:rPr>
           <w:rFonts w:asciiTheme="minorBidi" w:hAnsiTheme="minorBidi" w:cs="B Nazanin"/>
           <w:sz w:val="32"/>
           <w:szCs w:val="32"/>
           <w:rtl/>
         </w:rPr>
-        <w:t>4</w:t>
-      </w:r>
-      <w:r>
+        <w:t>-1. نتیجه‌گیری</w:t>
+      </w:r>
+    </w:p>
+    <w:p>
+      <w:pPr>
+        <w:spacing w:after="60" w:line="240" w:lineRule="auto"/>
+        <w:ind w:left="-92"/>
+        <w:jc w:val="both"/>
+        <w:rPr>
+          <w:rFonts w:asciiTheme="minorBidi" w:hAnsiTheme="minorBidi"/>
+          <w:sz w:val="32"/>
+          <w:szCs w:val="28"/>
+          <w:lang w:val="en-GB"/>
+        </w:rPr>
+      </w:pPr>
+      <w:r>
+        <w:rPr>
+          <w:rFonts w:asciiTheme="minorBidi" w:hAnsiTheme="minorBidi"/>
+          <w:sz w:val="32"/>
+          <w:szCs w:val="28"/>
+          <w:rtl/>
+        </w:rPr>
+        <w:t xml:space="preserve">در این پروژه، یک سامانه هوشمند برای پردازش، بازیابی و پاسخ‌گویی به پرسش‌های حقوقی به زبان فارسی طراحی و پیاده‌سازی شد. هدف اصلی پروژه، ایجاد </w:t>
+      </w:r>
+      <w:r>
+        <w:rPr>
+          <w:rFonts w:asciiTheme="minorBidi" w:hAnsiTheme="minorBidi"/>
+          <w:sz w:val="32"/>
+          <w:szCs w:val="28"/>
+          <w:rtl/>
+        </w:rPr>
+        <w:t>سامانه ای</w:t>
+      </w:r>
+      <w:r>
+        <w:rPr>
+          <w:rFonts w:asciiTheme="minorBidi" w:hAnsiTheme="minorBidi"/>
+          <w:sz w:val="32"/>
+          <w:szCs w:val="28"/>
+          <w:rtl/>
+        </w:rPr>
+        <w:t xml:space="preserve"> بود که بتواند به جای اتکا</w:t>
+      </w:r>
+      <w:r>
+        <w:rPr>
+          <w:rFonts w:asciiTheme="minorBidi" w:hAnsiTheme="minorBidi"/>
+          <w:sz w:val="32"/>
+          <w:szCs w:val="28"/>
+          <w:rtl/>
+        </w:rPr>
+        <w:t>ی</w:t>
+      </w:r>
+      <w:r>
+        <w:rPr>
+          <w:rFonts w:asciiTheme="minorBidi" w:hAnsiTheme="minorBidi"/>
+          <w:sz w:val="32"/>
+          <w:szCs w:val="28"/>
+          <w:rtl/>
+        </w:rPr>
+        <w:t xml:space="preserve"> صرف به دانش داخلی مدل زبانی، </w:t>
+      </w:r>
+      <w:r>
+        <w:rPr>
+          <w:rFonts w:asciiTheme="minorBidi" w:hAnsiTheme="minorBidi"/>
+          <w:sz w:val="32"/>
+          <w:szCs w:val="28"/>
+          <w:rtl/>
+        </w:rPr>
+        <w:t>پاسخ های</w:t>
+      </w:r>
+      <w:r>
+        <w:rPr>
+          <w:rFonts w:asciiTheme="minorBidi" w:hAnsiTheme="minorBidi"/>
+          <w:sz w:val="32"/>
+          <w:szCs w:val="28"/>
+          <w:rtl/>
+        </w:rPr>
+        <w:t xml:space="preserve"> خود را بر اساس منابع و مقررات حقوقی موجود تولید کند</w:t>
+      </w:r>
+      <w:r>
+        <w:rPr>
+          <w:rFonts w:asciiTheme="minorBidi" w:hAnsiTheme="minorBidi"/>
+          <w:sz w:val="32"/>
+          <w:szCs w:val="28"/>
+          <w:lang w:val="en-GB"/>
+        </w:rPr>
+        <w:t>.</w:t>
+      </w:r>
+    </w:p>
+    <w:p>
+      <w:pPr>
+        <w:spacing w:after="60" w:line="240" w:lineRule="auto"/>
+        <w:ind w:left="-92"/>
+        <w:jc w:val="both"/>
+        <w:rPr>
+          <w:rFonts w:asciiTheme="minorBidi" w:hAnsiTheme="minorBidi"/>
+          <w:sz w:val="32"/>
+          <w:szCs w:val="28"/>
+          <w:lang w:val="en-GB"/>
+        </w:rPr>
+      </w:pPr>
+      <w:r>
+        <w:rPr>
+          <w:rFonts w:asciiTheme="minorBidi" w:hAnsiTheme="minorBidi"/>
+          <w:sz w:val="32"/>
+          <w:szCs w:val="28"/>
+          <w:rtl/>
+        </w:rPr>
+        <w:t xml:space="preserve">برای دستیابی به این هدف، ابتدا ساختاری برای استخراج و </w:t>
+      </w:r>
+      <w:r>
+        <w:rPr>
+          <w:rFonts w:asciiTheme="minorBidi" w:hAnsiTheme="minorBidi"/>
+          <w:sz w:val="32"/>
+          <w:szCs w:val="28"/>
+          <w:rtl/>
+        </w:rPr>
+        <w:t>سازمان دهی</w:t>
+      </w:r>
+      <w:r>
+        <w:rPr>
+          <w:rFonts w:asciiTheme="minorBidi" w:hAnsiTheme="minorBidi"/>
+          <w:sz w:val="32"/>
+          <w:szCs w:val="28"/>
+          <w:rtl/>
+        </w:rPr>
+        <w:t xml:space="preserve"> اسناد حقوقی طراحی شد و اطلاعات مربوط به اسناد، عناصر ساختاری، مقررات و </w:t>
+      </w:r>
+      <w:r>
+        <w:rPr>
+          <w:rFonts w:asciiTheme="minorBidi" w:hAnsiTheme="minorBidi"/>
+          <w:sz w:val="32"/>
+          <w:szCs w:val="28"/>
+          <w:rtl/>
+        </w:rPr>
+        <w:t>نسخه های</w:t>
+      </w:r>
+      <w:r>
+        <w:rPr>
+          <w:rFonts w:asciiTheme="minorBidi" w:hAnsiTheme="minorBidi"/>
+          <w:sz w:val="32"/>
+          <w:szCs w:val="28"/>
+          <w:rtl/>
+        </w:rPr>
+        <w:t xml:space="preserve"> مختلف </w:t>
+      </w:r>
+      <w:r>
+        <w:rPr>
+          <w:rFonts w:asciiTheme="minorBidi" w:hAnsiTheme="minorBidi"/>
+          <w:sz w:val="32"/>
+          <w:szCs w:val="28"/>
+          <w:rtl/>
+        </w:rPr>
+        <w:t>آنها</w:t>
+      </w:r>
+      <w:r>
+        <w:rPr>
+          <w:rFonts w:asciiTheme="minorBidi" w:hAnsiTheme="minorBidi"/>
+          <w:sz w:val="32"/>
+          <w:szCs w:val="28"/>
+          <w:rtl/>
+        </w:rPr>
+        <w:t xml:space="preserve"> در یک پایگاه داده </w:t>
+      </w:r>
+      <w:r>
+        <w:rPr>
+          <w:rFonts w:asciiTheme="minorBidi" w:hAnsiTheme="minorBidi"/>
+          <w:sz w:val="32"/>
+          <w:szCs w:val="28"/>
+          <w:rtl/>
+        </w:rPr>
+        <w:t>ساختار یافته</w:t>
+      </w:r>
+      <w:r>
+        <w:rPr>
+          <w:rFonts w:asciiTheme="minorBidi" w:hAnsiTheme="minorBidi"/>
+          <w:sz w:val="32"/>
+          <w:szCs w:val="28"/>
+          <w:rtl/>
+        </w:rPr>
+        <w:t xml:space="preserve"> ذخیره </w:t>
+      </w:r>
+      <w:r>
+        <w:rPr>
+          <w:rFonts w:asciiTheme="minorBidi" w:hAnsiTheme="minorBidi"/>
+          <w:sz w:val="32"/>
+          <w:szCs w:val="28"/>
+          <w:rtl/>
+        </w:rPr>
+        <w:t>شد</w:t>
+      </w:r>
+      <w:r>
+        <w:rPr>
+          <w:rFonts w:asciiTheme="minorBidi" w:hAnsiTheme="minorBidi"/>
+          <w:sz w:val="32"/>
+          <w:szCs w:val="28"/>
+          <w:rtl/>
+        </w:rPr>
+        <w:t xml:space="preserve">. سپس برای بازیابی اطلاعات مرتبط با پرسش کاربر، از ترکیب روش‌های بازیابی </w:t>
+      </w:r>
+      <w:r>
+        <w:rPr>
+          <w:rFonts w:asciiTheme="minorBidi" w:hAnsiTheme="minorBidi"/>
+          <w:sz w:val="32"/>
+          <w:szCs w:val="28"/>
+          <w:rtl/>
+        </w:rPr>
+        <w:t>لغوی</w:t>
+      </w:r>
+      <w:r>
+        <w:rPr>
+          <w:rFonts w:asciiTheme="minorBidi" w:hAnsiTheme="minorBidi"/>
+          <w:sz w:val="32"/>
+          <w:szCs w:val="28"/>
+          <w:rtl/>
+        </w:rPr>
+        <w:t xml:space="preserve"> و معنایی استفاده شد. روش</w:t>
+      </w:r>
+      <w:r>
+        <w:rPr>
+          <w:rFonts w:asciiTheme="minorBidi" w:hAnsiTheme="minorBidi"/>
+          <w:sz w:val="32"/>
+          <w:szCs w:val="28"/>
+          <w:lang w:val="en-GB"/>
+        </w:rPr>
+        <w:t xml:space="preserve"> </w:t>
+      </w:r>
+      <w:r>
+        <w:rPr>
+          <w:rFonts w:asciiTheme="minorBidi" w:hAnsiTheme="minorBidi"/>
+          <w:sz w:val="28"/>
+          <w:szCs w:val="24"/>
+          <w:lang w:val="en-GB"/>
+        </w:rPr>
+        <w:t>BM25</w:t>
+      </w:r>
+      <w:r>
+        <w:rPr>
+          <w:rFonts w:asciiTheme="minorBidi" w:hAnsiTheme="minorBidi"/>
+          <w:sz w:val="28"/>
+          <w:szCs w:val="24"/>
+          <w:rtl/>
+          <w:lang w:val="en-GB"/>
+        </w:rPr>
+        <w:t xml:space="preserve"> </w:t>
+      </w:r>
+      <w:r>
+        <w:rPr>
+          <w:rFonts w:asciiTheme="minorBidi" w:hAnsiTheme="minorBidi"/>
+          <w:sz w:val="32"/>
+          <w:szCs w:val="28"/>
+          <w:rtl/>
+        </w:rPr>
+        <w:t>برای تطابق دقیق واژه‌ها و عبارات و روش</w:t>
+      </w:r>
+      <w:r>
+        <w:rPr>
+          <w:rFonts w:asciiTheme="minorBidi" w:hAnsiTheme="minorBidi"/>
+          <w:sz w:val="32"/>
+          <w:szCs w:val="28"/>
+          <w:rtl/>
+          <w:lang w:val="en-GB"/>
+        </w:rPr>
+        <w:t xml:space="preserve"> </w:t>
+      </w:r>
+      <w:r>
+        <w:rPr>
+          <w:rFonts w:asciiTheme="minorBidi" w:hAnsiTheme="minorBidi"/>
+          <w:sz w:val="32"/>
+          <w:szCs w:val="28"/>
+          <w:lang w:val="en-GB"/>
+        </w:rPr>
+        <w:t>embedding</w:t>
+      </w:r>
+      <w:r>
+        <w:rPr>
+          <w:rFonts w:asciiTheme="minorBidi" w:hAnsiTheme="minorBidi"/>
+          <w:sz w:val="32"/>
+          <w:szCs w:val="28"/>
+          <w:rtl/>
+          <w:lang w:val="en-GB"/>
+        </w:rPr>
+        <w:t xml:space="preserve"> </w:t>
+      </w:r>
+      <w:r>
+        <w:rPr>
+          <w:rFonts w:asciiTheme="minorBidi" w:hAnsiTheme="minorBidi"/>
+          <w:sz w:val="32"/>
+          <w:szCs w:val="28"/>
+          <w:rtl/>
+        </w:rPr>
+        <w:t>برای تشخیص ارتباط معنایی میان پرسش و مقررات مورد استفاده قرار گرفت. نتایج این دو روش با استفاده از</w:t>
+      </w:r>
+      <w:r>
+        <w:rPr>
+          <w:rFonts w:asciiTheme="minorBidi" w:hAnsiTheme="minorBidi"/>
+          <w:sz w:val="32"/>
+          <w:szCs w:val="28"/>
+          <w:lang w:val="en-GB"/>
+        </w:rPr>
+        <w:t xml:space="preserve"> </w:t>
+      </w:r>
+      <w:r>
+        <w:rPr>
+          <w:rFonts w:asciiTheme="minorBidi" w:hAnsiTheme="minorBidi"/>
+          <w:sz w:val="28"/>
+          <w:szCs w:val="24"/>
+          <w:lang w:val="en-GB"/>
+        </w:rPr>
+        <w:t xml:space="preserve">RRF </w:t>
+      </w:r>
+      <w:r>
+        <w:rPr>
+          <w:rFonts w:asciiTheme="minorBidi" w:hAnsiTheme="minorBidi"/>
+          <w:sz w:val="32"/>
+          <w:szCs w:val="28"/>
+          <w:rtl/>
+        </w:rPr>
+        <w:t xml:space="preserve">ترکیب شده و سپس توسط مدل </w:t>
+      </w:r>
+      <w:r>
+        <w:rPr>
+          <w:rFonts w:asciiTheme="minorBidi" w:hAnsiTheme="minorBidi"/>
+          <w:sz w:val="32"/>
+          <w:szCs w:val="28"/>
+          <w:rtl/>
+        </w:rPr>
+        <w:t>بازرتبه بندی</w:t>
+      </w:r>
+      <w:r>
+        <w:rPr>
+          <w:rFonts w:asciiTheme="minorBidi" w:hAnsiTheme="minorBidi"/>
+          <w:sz w:val="32"/>
+          <w:szCs w:val="28"/>
+          <w:rtl/>
+        </w:rPr>
+        <w:t xml:space="preserve"> ارزیابی شدند</w:t>
+      </w:r>
+      <w:r>
+        <w:rPr>
+          <w:rFonts w:asciiTheme="minorBidi" w:hAnsiTheme="minorBidi"/>
+          <w:sz w:val="32"/>
+          <w:szCs w:val="28"/>
+          <w:rtl/>
+          <w:lang w:val="en-GB"/>
+        </w:rPr>
+        <w:t>.</w:t>
+      </w:r>
+    </w:p>
+    <w:p>
+      <w:pPr>
+        <w:spacing w:after="60" w:line="240" w:lineRule="auto"/>
+        <w:ind w:left="-92"/>
+        <w:jc w:val="both"/>
+        <w:rPr>
+          <w:rFonts w:asciiTheme="minorBidi" w:hAnsiTheme="minorBidi"/>
+          <w:sz w:val="32"/>
+          <w:szCs w:val="28"/>
+          <w:lang w:val="en-GB"/>
+        </w:rPr>
+      </w:pPr>
+      <w:r>
+        <w:rPr>
+          <w:rFonts w:asciiTheme="minorBidi" w:hAnsiTheme="minorBidi"/>
+          <w:sz w:val="32"/>
+          <w:szCs w:val="28"/>
+          <w:rtl/>
+        </w:rPr>
+        <w:t>در مرحله تولید پاسخ نیز از معماری</w:t>
+      </w:r>
+      <w:r>
+        <w:rPr>
+          <w:rFonts w:asciiTheme="minorBidi" w:hAnsiTheme="minorBidi"/>
+          <w:sz w:val="32"/>
+          <w:szCs w:val="28"/>
+          <w:rtl/>
+          <w:lang w:val="en-GB"/>
+        </w:rPr>
+        <w:t xml:space="preserve"> </w:t>
+      </w:r>
+      <w:r>
+        <w:rPr>
+          <w:rFonts w:asciiTheme="minorBidi" w:hAnsiTheme="minorBidi"/>
+          <w:sz w:val="28"/>
+          <w:szCs w:val="24"/>
+          <w:lang w:val="en-GB"/>
+        </w:rPr>
+        <w:t>R</w:t>
+      </w:r>
+      <w:r>
+        <w:rPr>
+          <w:rFonts w:asciiTheme="minorBidi" w:hAnsiTheme="minorBidi"/>
+          <w:sz w:val="28"/>
+          <w:szCs w:val="24"/>
+          <w:lang w:val="en-GB"/>
+        </w:rPr>
+        <w:t>AG</w:t>
+      </w:r>
+      <w:r>
+        <w:rPr>
+          <w:rFonts w:asciiTheme="minorBidi" w:hAnsiTheme="minorBidi"/>
+          <w:sz w:val="28"/>
+          <w:szCs w:val="24"/>
+          <w:rtl/>
+          <w:lang w:val="en-GB"/>
+        </w:rPr>
+        <w:t xml:space="preserve"> </w:t>
+      </w:r>
+      <w:r>
+        <w:rPr>
+          <w:rFonts w:asciiTheme="minorBidi" w:hAnsiTheme="minorBidi"/>
+          <w:sz w:val="32"/>
+          <w:szCs w:val="28"/>
+          <w:rtl/>
+        </w:rPr>
+        <w:t xml:space="preserve">استفاده شد. در این معماری، مقررات منتخب به عنوان زمینه در اختیار مدل زبانی قرار </w:t>
+      </w:r>
+      <w:r>
+        <w:rPr>
+          <w:rFonts w:asciiTheme="minorBidi" w:hAnsiTheme="minorBidi"/>
+          <w:sz w:val="32"/>
+          <w:szCs w:val="28"/>
+          <w:rtl/>
+        </w:rPr>
+        <w:t>می گیرند</w:t>
+      </w:r>
+      <w:r>
+        <w:rPr>
+          <w:rFonts w:asciiTheme="minorBidi" w:hAnsiTheme="minorBidi"/>
+          <w:sz w:val="32"/>
+          <w:szCs w:val="28"/>
+          <w:rtl/>
+        </w:rPr>
+        <w:t xml:space="preserve"> و مدل موظف است پاسخ خود را بر اساس اطلاعات </w:t>
+      </w:r>
+      <w:r>
+        <w:rPr>
+          <w:rFonts w:asciiTheme="minorBidi" w:hAnsiTheme="minorBidi"/>
+          <w:sz w:val="32"/>
+          <w:szCs w:val="28"/>
+          <w:rtl/>
+        </w:rPr>
+        <w:t>بازیابی شده</w:t>
+      </w:r>
+      <w:r>
+        <w:rPr>
+          <w:rFonts w:asciiTheme="minorBidi" w:hAnsiTheme="minorBidi"/>
+          <w:sz w:val="32"/>
+          <w:szCs w:val="28"/>
+          <w:rtl/>
+        </w:rPr>
+        <w:t xml:space="preserve"> تولید کند. همچنین برای کاهش احتمال تولید اطلاعات نادرست، در طراحی سامانه تأکید شده است که مدل در صورت ناکافی بودن منابع موجود، از ارائه اطلاعات خارج از زمینه خودداری کند</w:t>
+      </w:r>
+      <w:r>
+        <w:rPr>
+          <w:rFonts w:asciiTheme="minorBidi" w:hAnsiTheme="minorBidi"/>
+          <w:sz w:val="32"/>
+          <w:szCs w:val="28"/>
+          <w:rtl/>
+          <w:lang w:val="en-GB"/>
+        </w:rPr>
+        <w:t>.</w:t>
+      </w:r>
+    </w:p>
+    <w:p>
+      <w:pPr>
+        <w:spacing w:after="60" w:line="240" w:lineRule="auto"/>
+        <w:ind w:left="-92"/>
+        <w:jc w:val="both"/>
+        <w:rPr>
+          <w:rFonts w:asciiTheme="minorBidi" w:hAnsiTheme="minorBidi"/>
+          <w:sz w:val="32"/>
+          <w:szCs w:val="28"/>
+          <w:rtl/>
+          <w:lang w:val="en-GB"/>
+        </w:rPr>
+      </w:pPr>
+      <w:r>
+        <w:rPr>
+          <w:rFonts w:asciiTheme="minorBidi" w:hAnsiTheme="minorBidi"/>
+          <w:sz w:val="32"/>
+          <w:szCs w:val="28"/>
+          <w:rtl/>
+        </w:rPr>
+        <w:t xml:space="preserve">در مجموع، </w:t>
+      </w:r>
+      <w:r>
+        <w:rPr>
+          <w:rFonts w:asciiTheme="minorBidi" w:hAnsiTheme="minorBidi"/>
+          <w:sz w:val="32"/>
+          <w:szCs w:val="28"/>
+          <w:rtl/>
+        </w:rPr>
+        <w:t>پیاده سازی</w:t>
+      </w:r>
+      <w:r>
+        <w:rPr>
+          <w:rFonts w:asciiTheme="minorBidi" w:hAnsiTheme="minorBidi"/>
+          <w:sz w:val="32"/>
+          <w:szCs w:val="28"/>
+          <w:rtl/>
+        </w:rPr>
+        <w:t xml:space="preserve"> </w:t>
+      </w:r>
+      <w:r>
+        <w:rPr>
+          <w:rFonts w:asciiTheme="minorBidi" w:hAnsiTheme="minorBidi"/>
+          <w:sz w:val="32"/>
+          <w:szCs w:val="28"/>
+          <w:rtl/>
+        </w:rPr>
+        <w:t>انجام شده</w:t>
+      </w:r>
+      <w:r>
+        <w:rPr>
+          <w:rFonts w:asciiTheme="minorBidi" w:hAnsiTheme="minorBidi"/>
+          <w:sz w:val="32"/>
+          <w:szCs w:val="28"/>
+          <w:rtl/>
+        </w:rPr>
+        <w:t xml:space="preserve"> نشان می‌دهد که ترکیب </w:t>
+      </w:r>
+      <w:r>
+        <w:rPr>
+          <w:rFonts w:asciiTheme="minorBidi" w:hAnsiTheme="minorBidi"/>
+          <w:sz w:val="32"/>
+          <w:szCs w:val="28"/>
+          <w:rtl/>
+        </w:rPr>
+        <w:t>ساختار دهی</w:t>
+      </w:r>
+      <w:r>
+        <w:rPr>
+          <w:rFonts w:asciiTheme="minorBidi" w:hAnsiTheme="minorBidi"/>
+          <w:sz w:val="32"/>
+          <w:szCs w:val="28"/>
+          <w:rtl/>
+        </w:rPr>
+        <w:t xml:space="preserve"> </w:t>
+      </w:r>
+      <w:r>
+        <w:rPr>
+          <w:rFonts w:asciiTheme="minorBidi" w:hAnsiTheme="minorBidi"/>
+          <w:sz w:val="32"/>
+          <w:szCs w:val="28"/>
+          <w:rtl/>
+        </w:rPr>
+        <w:t>داده های</w:t>
+      </w:r>
+      <w:r>
+        <w:rPr>
+          <w:rFonts w:asciiTheme="minorBidi" w:hAnsiTheme="minorBidi"/>
+          <w:sz w:val="32"/>
+          <w:szCs w:val="28"/>
+          <w:rtl/>
+        </w:rPr>
+        <w:t xml:space="preserve"> حقوقی، </w:t>
+      </w:r>
+      <w:r>
+        <w:rPr>
+          <w:rFonts w:asciiTheme="minorBidi" w:hAnsiTheme="minorBidi"/>
+          <w:sz w:val="32"/>
+          <w:szCs w:val="28"/>
+          <w:rtl/>
+        </w:rPr>
+        <w:t>روش های</w:t>
+      </w:r>
+      <w:r>
+        <w:rPr>
+          <w:rFonts w:asciiTheme="minorBidi" w:hAnsiTheme="minorBidi"/>
+          <w:sz w:val="32"/>
+          <w:szCs w:val="28"/>
+          <w:rtl/>
+        </w:rPr>
+        <w:t xml:space="preserve"> مختلف بازیابی اطلاعات، </w:t>
+      </w:r>
+      <w:r>
+        <w:rPr>
+          <w:rFonts w:asciiTheme="minorBidi" w:hAnsiTheme="minorBidi"/>
+          <w:sz w:val="32"/>
+          <w:szCs w:val="28"/>
+          <w:rtl/>
+        </w:rPr>
+        <w:t>بازرتبه بندی</w:t>
+      </w:r>
+      <w:r>
+        <w:rPr>
+          <w:rFonts w:asciiTheme="minorBidi" w:hAnsiTheme="minorBidi"/>
+          <w:sz w:val="32"/>
+          <w:szCs w:val="28"/>
+          <w:rtl/>
+        </w:rPr>
+        <w:t xml:space="preserve"> و </w:t>
+      </w:r>
+      <w:r>
+        <w:rPr>
+          <w:rFonts w:asciiTheme="minorBidi" w:hAnsiTheme="minorBidi"/>
+          <w:sz w:val="32"/>
+          <w:szCs w:val="28"/>
+          <w:rtl/>
+        </w:rPr>
+        <w:t>مدل های</w:t>
+      </w:r>
+      <w:r>
+        <w:rPr>
+          <w:rFonts w:asciiTheme="minorBidi" w:hAnsiTheme="minorBidi"/>
+          <w:sz w:val="32"/>
+          <w:szCs w:val="28"/>
+          <w:rtl/>
+        </w:rPr>
+        <w:t xml:space="preserve"> زبانی بزرگ می‌تواند چارچوب مناسبی برای توسعه </w:t>
+      </w:r>
+      <w:r>
+        <w:rPr>
+          <w:rFonts w:asciiTheme="minorBidi" w:hAnsiTheme="minorBidi"/>
+          <w:sz w:val="32"/>
+          <w:szCs w:val="28"/>
+          <w:rtl/>
+        </w:rPr>
+        <w:t>سامانه های</w:t>
+      </w:r>
+      <w:r>
+        <w:rPr>
+          <w:rFonts w:asciiTheme="minorBidi" w:hAnsiTheme="minorBidi"/>
+          <w:sz w:val="32"/>
+          <w:szCs w:val="28"/>
+          <w:rtl/>
+        </w:rPr>
+        <w:t xml:space="preserve"> </w:t>
+      </w:r>
+      <w:r>
+        <w:rPr>
+          <w:rFonts w:asciiTheme="minorBidi" w:hAnsiTheme="minorBidi"/>
+          <w:sz w:val="32"/>
+          <w:szCs w:val="28"/>
+          <w:rtl/>
+        </w:rPr>
+        <w:t>پاسخگویی</w:t>
+      </w:r>
+      <w:r>
+        <w:rPr>
+          <w:rFonts w:asciiTheme="minorBidi" w:hAnsiTheme="minorBidi"/>
+          <w:sz w:val="32"/>
+          <w:szCs w:val="28"/>
+          <w:rtl/>
+        </w:rPr>
+        <w:t xml:space="preserve"> حقوقی فارسی فراهم کند. سامانه </w:t>
+      </w:r>
+      <w:r>
+        <w:rPr>
+          <w:rFonts w:asciiTheme="minorBidi" w:hAnsiTheme="minorBidi"/>
+          <w:sz w:val="32"/>
+          <w:szCs w:val="28"/>
+          <w:rtl/>
+        </w:rPr>
+        <w:t>ایجاد شده</w:t>
+      </w:r>
+      <w:r>
+        <w:rPr>
+          <w:rFonts w:asciiTheme="minorBidi" w:hAnsiTheme="minorBidi"/>
+          <w:sz w:val="32"/>
+          <w:szCs w:val="28"/>
+          <w:rtl/>
+        </w:rPr>
+        <w:t xml:space="preserve"> علاوه بر فراهم کردن امکان </w:t>
+      </w:r>
+      <w:r>
+        <w:rPr>
+          <w:rFonts w:asciiTheme="minorBidi" w:hAnsiTheme="minorBidi"/>
+          <w:sz w:val="32"/>
+          <w:szCs w:val="28"/>
+          <w:rtl/>
+        </w:rPr>
+        <w:t>پاسخ گویی</w:t>
+      </w:r>
+      <w:r>
+        <w:rPr>
+          <w:rFonts w:asciiTheme="minorBidi" w:hAnsiTheme="minorBidi"/>
+          <w:sz w:val="32"/>
+          <w:szCs w:val="28"/>
+          <w:rtl/>
+        </w:rPr>
+        <w:t xml:space="preserve"> مبتنی بر منابع حقوقی، زیرساخت لازم برای توسعه </w:t>
+      </w:r>
+      <w:r>
+        <w:rPr>
+          <w:rFonts w:asciiTheme="minorBidi" w:hAnsiTheme="minorBidi"/>
+          <w:sz w:val="32"/>
+          <w:szCs w:val="28"/>
+          <w:rtl/>
+        </w:rPr>
+        <w:t>قابلیت های</w:t>
+      </w:r>
+      <w:r>
+        <w:rPr>
+          <w:rFonts w:asciiTheme="minorBidi" w:hAnsiTheme="minorBidi"/>
+          <w:sz w:val="32"/>
+          <w:szCs w:val="28"/>
+          <w:rtl/>
+        </w:rPr>
+        <w:t xml:space="preserve"> </w:t>
+      </w:r>
+      <w:r>
+        <w:rPr>
+          <w:rFonts w:asciiTheme="minorBidi" w:hAnsiTheme="minorBidi"/>
+          <w:sz w:val="32"/>
+          <w:szCs w:val="28"/>
+          <w:rtl/>
+        </w:rPr>
+        <w:t xml:space="preserve">پیشرفته تر (مانند </w:t>
+      </w:r>
+      <w:r>
+        <w:rPr>
+          <w:rFonts w:asciiTheme="minorBidi" w:hAnsiTheme="minorBidi"/>
+          <w:sz w:val="28"/>
+          <w:szCs w:val="24"/>
+          <w:lang w:val="en-GB"/>
+        </w:rPr>
+        <w:t>GraphRag</w:t>
+      </w:r>
+      <w:r>
+        <w:rPr>
+          <w:rFonts w:asciiTheme="minorBidi" w:hAnsiTheme="minorBidi"/>
+          <w:sz w:val="32"/>
+          <w:szCs w:val="28"/>
+          <w:rtl/>
+          <w:lang w:val="en-GB"/>
+        </w:rPr>
+        <w:t>)</w:t>
+      </w:r>
+      <w:r>
+        <w:rPr>
+          <w:rFonts w:asciiTheme="minorBidi" w:hAnsiTheme="minorBidi"/>
+          <w:sz w:val="32"/>
+          <w:szCs w:val="28"/>
+          <w:rtl/>
+        </w:rPr>
+        <w:t xml:space="preserve"> در حوزه تحلیل قوانین و اسناد حقوقی را نیز فراهم می‌کند</w:t>
+      </w:r>
+      <w:r>
+        <w:rPr>
+          <w:rFonts w:asciiTheme="minorBidi" w:hAnsiTheme="minorBidi"/>
+          <w:sz w:val="32"/>
+          <w:szCs w:val="28"/>
+          <w:rtl/>
+          <w:lang w:val="en-GB"/>
+        </w:rPr>
+        <w:t>.</w:t>
+      </w:r>
+    </w:p>
+    <w:p>
+      <w:pPr>
+        <w:pStyle w:val="Heading2"/>
         <w:rPr>
           <w:rFonts w:asciiTheme="minorBidi" w:hAnsiTheme="minorBidi" w:cs="B Nazanin"/>
           <w:sz w:val="32"/>
           <w:szCs w:val="32"/>
           <w:rtl/>
         </w:rPr>
-        <w:t>-1. نتیجه‌گیری</w:t>
+      </w:pPr>
+      <w:r>
+        <w:rPr>
+          <w:rFonts w:asciiTheme="minorBidi" w:hAnsiTheme="minorBidi" w:cs="B Nazanin" w:hint="cs"/>
+          <w:sz w:val="32"/>
+          <w:szCs w:val="32"/>
+          <w:rtl/>
+        </w:rPr>
+        <w:t>5</w:t>
+      </w:r>
+      <w:r>
+        <w:rPr>
+          <w:rFonts w:asciiTheme="minorBidi" w:hAnsiTheme="minorBidi" w:cs="B Nazanin"/>
+          <w:sz w:val="32"/>
+          <w:szCs w:val="32"/>
+          <w:rtl/>
+        </w:rPr>
+        <w:t>-2. محدودیت ها</w:t>
       </w:r>
     </w:p>
     <w:p>
@@ -19848,6 +22837,7 @@
           <w:rFonts w:asciiTheme="minorBidi" w:hAnsiTheme="minorBidi"/>
           <w:sz w:val="32"/>
           <w:szCs w:val="28"/>
+          <w:rtl/>
           <w:lang w:val="en-GB"/>
         </w:rPr>
       </w:pPr>
@@ -19857,8 +22847,47 @@
           <w:sz w:val="32"/>
           <w:szCs w:val="28"/>
           <w:rtl/>
-        </w:rPr>
-        <w:t xml:space="preserve">در این پروژه، یک سامانه هوشمند برای پردازش، بازیابی و پاسخ‌گویی به پرسش‌های حقوقی به زبان فارسی طراحی و پیاده‌سازی شد. هدف اصلی پروژه، ایجاد </w:t>
+          <w:lang w:val="en-GB"/>
+        </w:rPr>
+        <w:t xml:space="preserve">در پیاده سازی سامانه چالش ها و محدودیت های مختلفی پیش رو آمد. مهم ترین محدودیت، کمبود زمان برای ارائۀ پروژه ای قوی تر و انقلابی در این حوزه بود. من از لپ تاپی استفاده می کردم که کارت گرافیک آن </w:t>
+      </w:r>
+      <w:r>
+        <w:rPr>
+          <w:rFonts w:asciiTheme="minorBidi" w:hAnsiTheme="minorBidi"/>
+          <w:sz w:val="28"/>
+          <w:szCs w:val="24"/>
+          <w:lang w:val="en-GB"/>
+        </w:rPr>
+        <w:t>gtx</w:t>
+      </w:r>
+      <w:r>
+        <w:rPr>
+          <w:rFonts w:asciiTheme="minorBidi" w:hAnsiTheme="minorBidi"/>
+          <w:sz w:val="28"/>
+          <w:szCs w:val="24"/>
+          <w:rtl/>
+          <w:lang w:val="en-GB"/>
+        </w:rPr>
+        <w:t>-</w:t>
+      </w:r>
+      <w:r>
+        <w:rPr>
+          <w:rFonts w:asciiTheme="minorBidi" w:hAnsiTheme="minorBidi"/>
+          <w:sz w:val="28"/>
+          <w:szCs w:val="24"/>
+          <w:lang w:val="en-GB"/>
+        </w:rPr>
+        <w:t>1650</w:t>
+      </w:r>
+      <w:r>
+        <w:rPr>
+          <w:rFonts w:asciiTheme="minorBidi" w:hAnsiTheme="minorBidi"/>
+          <w:sz w:val="28"/>
+          <w:szCs w:val="24"/>
+          <w:rtl/>
+          <w:lang w:val="en-GB"/>
+        </w:rPr>
+        <w:t xml:space="preserve"> </w:t>
       </w:r>
       <w:r>
         <w:rPr>
@@ -19866,8 +22895,28 @@
           <w:sz w:val="32"/>
           <w:szCs w:val="28"/>
           <w:rtl/>
-        </w:rPr>
-        <w:t>سامانه ای</w:t>
+          <w:lang w:val="en-GB"/>
+        </w:rPr>
+        <w:t xml:space="preserve">بود و تنها چهار گیگ حافظۀ </w:t>
+      </w:r>
+      <w:r>
+        <w:rPr>
+          <w:rFonts w:asciiTheme="minorBidi" w:hAnsiTheme="minorBidi"/>
+          <w:sz w:val="28"/>
+          <w:szCs w:val="24"/>
+          <w:lang w:val="en-GB"/>
+        </w:rPr>
+        <w:t>VRAM</w:t>
+      </w:r>
+      <w:r>
+        <w:rPr>
+          <w:rFonts w:asciiTheme="minorBidi" w:hAnsiTheme="minorBidi"/>
+          <w:sz w:val="28"/>
+          <w:szCs w:val="24"/>
+          <w:rtl/>
+          <w:lang w:val="en-GB"/>
+        </w:rPr>
+        <w:t xml:space="preserve"> </w:t>
       </w:r>
       <w:r>
         <w:rPr>
@@ -19875,17 +22924,18 @@
           <w:sz w:val="32"/>
           <w:szCs w:val="28"/>
           <w:rtl/>
-        </w:rPr>
-        <w:t xml:space="preserve"> بود که بتواند به جای اتکا</w:t>
+          <w:lang w:val="en-GB"/>
+        </w:rPr>
+        <w:t xml:space="preserve">برای کار های </w:t>
       </w:r>
       <w:r>
         <w:rPr>
           <w:rFonts w:asciiTheme="minorBidi" w:hAnsiTheme="minorBidi"/>
           <w:sz w:val="32"/>
           <w:szCs w:val="28"/>
-          <w:rtl/>
-        </w:rPr>
-        <w:t>ی</w:t>
+          <w:lang w:val="en-GB"/>
+        </w:rPr>
+        <w:t>embedding</w:t>
       </w:r>
       <w:r>
         <w:rPr>
@@ -19893,8 +22943,28 @@
           <w:sz w:val="32"/>
           <w:szCs w:val="28"/>
           <w:rtl/>
-        </w:rPr>
-        <w:t xml:space="preserve"> صرف به دانش داخلی مدل زبانی، </w:t>
+          <w:lang w:val="en-GB"/>
+        </w:rPr>
+        <w:t xml:space="preserve"> و بازرتبه بندی در اختیار داشتم. به خاطر همین حجم کم </w:t>
+      </w:r>
+      <w:r>
+        <w:rPr>
+          <w:rFonts w:asciiTheme="minorBidi" w:hAnsiTheme="minorBidi"/>
+          <w:sz w:val="28"/>
+          <w:szCs w:val="24"/>
+          <w:lang w:val="en-GB"/>
+        </w:rPr>
+        <w:t>VRAM</w:t>
+      </w:r>
+      <w:r>
+        <w:rPr>
+          <w:rFonts w:asciiTheme="minorBidi" w:hAnsiTheme="minorBidi"/>
+          <w:sz w:val="28"/>
+          <w:szCs w:val="24"/>
+          <w:rtl/>
+          <w:lang w:val="en-GB"/>
+        </w:rPr>
+        <w:t xml:space="preserve"> </w:t>
       </w:r>
       <w:r>
         <w:rPr>
@@ -19902,26 +22972,57 @@
           <w:sz w:val="32"/>
           <w:szCs w:val="28"/>
           <w:rtl/>
-        </w:rPr>
-        <w:t>پاسخ های</w:t>
+          <w:lang w:val="en-GB"/>
+        </w:rPr>
+        <w:t>امکان اجرای همزمان بازرتبه بند و مدل</w:t>
       </w:r>
       <w:r>
         <w:rPr>
           <w:rFonts w:asciiTheme="minorBidi" w:hAnsiTheme="minorBidi"/>
           <w:sz w:val="32"/>
           <w:szCs w:val="28"/>
-          <w:rtl/>
-        </w:rPr>
-        <w:t xml:space="preserve"> خود را بر اساس منابع و مقررات حقوقی موجود تولید کند</w:t>
+          <w:lang w:val="en-GB"/>
+        </w:rPr>
+        <w:t xml:space="preserve">embedding </w:t>
       </w:r>
       <w:r>
         <w:rPr>
           <w:rFonts w:asciiTheme="minorBidi" w:hAnsiTheme="minorBidi"/>
           <w:sz w:val="32"/>
           <w:szCs w:val="28"/>
-          <w:lang w:val="en-GB"/>
-        </w:rPr>
-        <w:t>.</w:t>
+          <w:rtl/>
+          <w:lang w:val="en-GB"/>
+        </w:rPr>
+        <w:t xml:space="preserve"> فراهم نبود و مجبور به اجرای همه در </w:t>
+      </w:r>
+      <w:r>
+        <w:rPr>
+          <w:rFonts w:asciiTheme="minorBidi" w:hAnsiTheme="minorBidi"/>
+          <w:sz w:val="28"/>
+          <w:szCs w:val="24"/>
+          <w:lang w:val="en-GB"/>
+        </w:rPr>
+        <w:t>CPU</w:t>
+      </w:r>
+      <w:r>
+        <w:rPr>
+          <w:rFonts w:asciiTheme="minorBidi" w:hAnsiTheme="minorBidi"/>
+          <w:sz w:val="28"/>
+          <w:szCs w:val="24"/>
+          <w:rtl/>
+          <w:lang w:val="en-GB"/>
+        </w:rPr>
+        <w:t xml:space="preserve"> </w:t>
+      </w:r>
+      <w:r>
+        <w:rPr>
+          <w:rFonts w:asciiTheme="minorBidi" w:hAnsiTheme="minorBidi"/>
+          <w:sz w:val="32"/>
+          <w:szCs w:val="28"/>
+          <w:rtl/>
+          <w:lang w:val="en-GB"/>
+        </w:rPr>
+        <w:t>بودم.</w:t>
       </w:r>
     </w:p>
     <w:p>
@@ -19933,6 +23034,7 @@
           <w:rFonts w:asciiTheme="minorBidi" w:hAnsiTheme="minorBidi"/>
           <w:sz w:val="32"/>
           <w:szCs w:val="28"/>
+          <w:rtl/>
           <w:lang w:val="en-GB"/>
         </w:rPr>
       </w:pPr>
@@ -19942,246 +23044,9 @@
           <w:sz w:val="32"/>
           <w:szCs w:val="28"/>
           <w:rtl/>
-        </w:rPr>
-        <w:t xml:space="preserve">برای دستیابی به این هدف، ابتدا ساختاری برای استخراج و </w:t>
-      </w:r>
-      <w:r>
-        <w:rPr>
-          <w:rFonts w:asciiTheme="minorBidi" w:hAnsiTheme="minorBidi"/>
-          <w:sz w:val="32"/>
-          <w:szCs w:val="28"/>
-          <w:rtl/>
-        </w:rPr>
-        <w:t>سازمان دهی</w:t>
-      </w:r>
-      <w:r>
-        <w:rPr>
-          <w:rFonts w:asciiTheme="minorBidi" w:hAnsiTheme="minorBidi"/>
-          <w:sz w:val="32"/>
-          <w:szCs w:val="28"/>
-          <w:rtl/>
-        </w:rPr>
-        <w:t xml:space="preserve"> اسناد حقوقی طراحی شد و اطلاعات مربوط به اسناد، عناصر ساختاری، مقررات و </w:t>
-      </w:r>
-      <w:r>
-        <w:rPr>
-          <w:rFonts w:asciiTheme="minorBidi" w:hAnsiTheme="minorBidi"/>
-          <w:sz w:val="32"/>
-          <w:szCs w:val="28"/>
-          <w:rtl/>
-        </w:rPr>
-        <w:t>نسخه های</w:t>
-      </w:r>
-      <w:r>
-        <w:rPr>
-          <w:rFonts w:asciiTheme="minorBidi" w:hAnsiTheme="minorBidi"/>
-          <w:sz w:val="32"/>
-          <w:szCs w:val="28"/>
-          <w:rtl/>
-        </w:rPr>
-        <w:t xml:space="preserve"> مختلف </w:t>
-      </w:r>
-      <w:r>
-        <w:rPr>
-          <w:rFonts w:asciiTheme="minorBidi" w:hAnsiTheme="minorBidi"/>
-          <w:sz w:val="32"/>
-          <w:szCs w:val="28"/>
-          <w:rtl/>
-        </w:rPr>
-        <w:t>آنها</w:t>
-      </w:r>
-      <w:r>
-        <w:rPr>
-          <w:rFonts w:asciiTheme="minorBidi" w:hAnsiTheme="minorBidi"/>
-          <w:sz w:val="32"/>
-          <w:szCs w:val="28"/>
-          <w:rtl/>
-        </w:rPr>
-        <w:t xml:space="preserve"> در یک پایگاه داده </w:t>
-      </w:r>
-      <w:r>
-        <w:rPr>
-          <w:rFonts w:asciiTheme="minorBidi" w:hAnsiTheme="minorBidi"/>
-          <w:sz w:val="32"/>
-          <w:szCs w:val="28"/>
-          <w:rtl/>
-        </w:rPr>
-        <w:t>ساختار یافته</w:t>
-      </w:r>
-      <w:r>
-        <w:rPr>
-          <w:rFonts w:asciiTheme="minorBidi" w:hAnsiTheme="minorBidi"/>
-          <w:sz w:val="32"/>
-          <w:szCs w:val="28"/>
-          <w:rtl/>
-        </w:rPr>
-        <w:t xml:space="preserve"> ذخیره </w:t>
-      </w:r>
-      <w:r>
-        <w:rPr>
-          <w:rFonts w:asciiTheme="minorBidi" w:hAnsiTheme="minorBidi"/>
-          <w:sz w:val="32"/>
-          <w:szCs w:val="28"/>
-          <w:rtl/>
-        </w:rPr>
-        <w:t>شد</w:t>
-      </w:r>
-      <w:r>
-        <w:rPr>
-          <w:rFonts w:asciiTheme="minorBidi" w:hAnsiTheme="minorBidi"/>
-          <w:sz w:val="32"/>
-          <w:szCs w:val="28"/>
-          <w:rtl/>
-        </w:rPr>
-        <w:t xml:space="preserve">. سپس برای بازیابی اطلاعات مرتبط با پرسش کاربر، از ترکیب روش‌های بازیابی </w:t>
-      </w:r>
-      <w:r>
-        <w:rPr>
-          <w:rFonts w:asciiTheme="minorBidi" w:hAnsiTheme="minorBidi"/>
-          <w:sz w:val="32"/>
-          <w:szCs w:val="28"/>
-          <w:rtl/>
-        </w:rPr>
-        <w:t>لغوی</w:t>
-      </w:r>
-      <w:r>
-        <w:rPr>
-          <w:rFonts w:asciiTheme="minorBidi" w:hAnsiTheme="minorBidi"/>
-          <w:sz w:val="32"/>
-          <w:szCs w:val="28"/>
-          <w:rtl/>
-        </w:rPr>
-        <w:t xml:space="preserve"> و معنایی استفاده شد. روش</w:t>
-      </w:r>
-      <w:r>
-        <w:rPr>
-          <w:rFonts w:asciiTheme="minorBidi" w:hAnsiTheme="minorBidi"/>
-          <w:sz w:val="32"/>
-          <w:szCs w:val="28"/>
-          <w:lang w:val="en-GB"/>
-        </w:rPr>
-        <w:t xml:space="preserve"> </w:t>
-      </w:r>
-      <w:r>
-        <w:rPr>
-          <w:rFonts w:asciiTheme="minorBidi" w:hAnsiTheme="minorBidi"/>
-          <w:sz w:val="28"/>
-          <w:szCs w:val="24"/>
-          <w:lang w:val="en-GB"/>
-        </w:rPr>
-        <w:t>BM25</w:t>
-      </w:r>
-      <w:r>
-        <w:rPr>
-          <w:rFonts w:asciiTheme="minorBidi" w:hAnsiTheme="minorBidi"/>
-          <w:sz w:val="28"/>
-          <w:szCs w:val="24"/>
-          <w:rtl/>
-          <w:lang w:val="en-GB"/>
-        </w:rPr>
-        <w:t xml:space="preserve"> </w:t>
-      </w:r>
-      <w:r>
-        <w:rPr>
-          <w:rFonts w:asciiTheme="minorBidi" w:hAnsiTheme="minorBidi"/>
-          <w:sz w:val="32"/>
-          <w:szCs w:val="28"/>
-          <w:rtl/>
-        </w:rPr>
-        <w:t>برای تطابق دقیق واژه‌ها و عبارات و روش</w:t>
-      </w:r>
-      <w:r>
-        <w:rPr>
-          <w:rFonts w:asciiTheme="minorBidi" w:hAnsiTheme="minorBidi"/>
-          <w:sz w:val="32"/>
-          <w:szCs w:val="28"/>
-          <w:rtl/>
-          <w:lang w:val="en-GB"/>
-        </w:rPr>
-        <w:t xml:space="preserve"> </w:t>
-      </w:r>
-      <w:r>
-        <w:rPr>
-          <w:rFonts w:asciiTheme="minorBidi" w:hAnsiTheme="minorBidi"/>
-          <w:sz w:val="32"/>
-          <w:szCs w:val="28"/>
-          <w:lang w:val="en-GB"/>
-        </w:rPr>
-        <w:t>embedding</w:t>
-      </w:r>
-      <w:r>
-        <w:rPr>
-          <w:rFonts w:asciiTheme="minorBidi" w:hAnsiTheme="minorBidi"/>
-          <w:sz w:val="32"/>
-          <w:szCs w:val="28"/>
-          <w:rtl/>
-          <w:lang w:val="en-GB"/>
-        </w:rPr>
-        <w:t xml:space="preserve"> </w:t>
-      </w:r>
-      <w:r>
-        <w:rPr>
-          <w:rFonts w:asciiTheme="minorBidi" w:hAnsiTheme="minorBidi"/>
-          <w:sz w:val="32"/>
-          <w:szCs w:val="28"/>
-          <w:rtl/>
-        </w:rPr>
-        <w:t>برای تشخیص ارتباط معنایی میان پرسش و مقررات مورد استفاده قرار گرفت. نتایج این دو روش با استفاده از</w:t>
-      </w:r>
-      <w:r>
-        <w:rPr>
-          <w:rFonts w:asciiTheme="minorBidi" w:hAnsiTheme="minorBidi"/>
-          <w:sz w:val="32"/>
-          <w:szCs w:val="28"/>
-          <w:lang w:val="en-GB"/>
-        </w:rPr>
-        <w:t xml:space="preserve"> </w:t>
-      </w:r>
-      <w:r>
-        <w:rPr>
-          <w:rFonts w:asciiTheme="minorBidi" w:hAnsiTheme="minorBidi"/>
-          <w:sz w:val="28"/>
-          <w:szCs w:val="24"/>
-          <w:lang w:val="en-GB"/>
-        </w:rPr>
-        <w:t xml:space="preserve">RRF </w:t>
-      </w:r>
-      <w:r>
-        <w:rPr>
-          <w:rFonts w:asciiTheme="minorBidi" w:hAnsiTheme="minorBidi"/>
-          <w:sz w:val="32"/>
-          <w:szCs w:val="28"/>
-          <w:rtl/>
-        </w:rPr>
-        <w:t xml:space="preserve">ترکیب شده و سپس توسط مدل </w:t>
-      </w:r>
-      <w:r>
-        <w:rPr>
-          <w:rFonts w:asciiTheme="minorBidi" w:hAnsiTheme="minorBidi"/>
-          <w:sz w:val="32"/>
-          <w:szCs w:val="28"/>
-          <w:rtl/>
-        </w:rPr>
-        <w:t>بازرتبه بندی</w:t>
-      </w:r>
-      <w:r>
-        <w:rPr>
-          <w:rFonts w:asciiTheme="minorBidi" w:hAnsiTheme="minorBidi"/>
-          <w:sz w:val="32"/>
-          <w:szCs w:val="28"/>
-          <w:rtl/>
-        </w:rPr>
-        <w:t xml:space="preserve"> ارزیابی شدند</w:t>
-      </w:r>
-      <w:r>
-        <w:rPr>
-          <w:rFonts w:asciiTheme="minorBidi" w:hAnsiTheme="minorBidi"/>
-          <w:sz w:val="32"/>
-          <w:szCs w:val="28"/>
-          <w:rtl/>
-          <w:lang w:val="en-GB"/>
-        </w:rPr>
-        <w:t>.</w:t>
+          <w:lang w:val="en-GB"/>
+        </w:rPr>
+        <w:t>محدودیت دیگری که در طراحی سامانه وجود داشت، وابستگی کیفیت پاسخ جستجو (معنایی و بازرتبه بند) به مدلی بود که در حال استفاده است. مدل های استفاده شده از کیفیت بالایی برخوردار هستند، اما نمی توان با قطعیت در مورد صحیح بودن 100 درصد مطالب ارائه شده نظر داد.</w:t>
       </w:r>
     </w:p>
     <w:p>
@@ -20191,112 +23056,127 @@
         <w:jc w:val="both"/>
         <w:rPr>
           <w:rFonts w:asciiTheme="minorBidi" w:hAnsiTheme="minorBidi"/>
-          <w:sz w:val="32"/>
-          <w:szCs w:val="28"/>
-          <w:lang w:val="en-GB"/>
-        </w:rPr>
-      </w:pPr>
-      <w:r>
-        <w:rPr>
-          <w:rFonts w:asciiTheme="minorBidi" w:hAnsiTheme="minorBidi"/>
-          <w:sz w:val="32"/>
-          <w:szCs w:val="28"/>
-          <w:rtl/>
-        </w:rPr>
-        <w:t>در مرحله تولید پاسخ نیز از معماری</w:t>
-      </w:r>
-      <w:r>
-        <w:rPr>
-          <w:rFonts w:asciiTheme="minorBidi" w:hAnsiTheme="minorBidi"/>
-          <w:sz w:val="32"/>
-          <w:szCs w:val="28"/>
-          <w:rtl/>
-          <w:lang w:val="en-GB"/>
-        </w:rPr>
-        <w:t xml:space="preserve"> </w:t>
-      </w:r>
-      <w:r>
-        <w:rPr>
-          <w:rFonts w:asciiTheme="minorBidi" w:hAnsiTheme="minorBidi"/>
-          <w:sz w:val="28"/>
-          <w:szCs w:val="24"/>
-          <w:lang w:val="en-GB"/>
-        </w:rPr>
-        <w:t>R</w:t>
-      </w:r>
-      <w:r>
-        <w:rPr>
-          <w:rFonts w:asciiTheme="minorBidi" w:hAnsiTheme="minorBidi"/>
-          <w:sz w:val="28"/>
-          <w:szCs w:val="24"/>
-          <w:lang w:val="en-GB"/>
-        </w:rPr>
-        <w:t>AG</w:t>
-      </w:r>
-      <w:r>
-        <w:rPr>
-          <w:rFonts w:asciiTheme="minorBidi" w:hAnsiTheme="minorBidi"/>
-          <w:sz w:val="28"/>
-          <w:szCs w:val="24"/>
-          <w:rtl/>
-          <w:lang w:val="en-GB"/>
-        </w:rPr>
-        <w:t xml:space="preserve"> </w:t>
-      </w:r>
-      <w:r>
-        <w:rPr>
-          <w:rFonts w:asciiTheme="minorBidi" w:hAnsiTheme="minorBidi"/>
-          <w:sz w:val="32"/>
-          <w:szCs w:val="28"/>
-          <w:rtl/>
-        </w:rPr>
-        <w:t xml:space="preserve">استفاده شد. در این معماری، مقررات منتخب به عنوان زمینه در اختیار مدل زبانی قرار </w:t>
-      </w:r>
-      <w:r>
-        <w:rPr>
-          <w:rFonts w:asciiTheme="minorBidi" w:hAnsiTheme="minorBidi"/>
-          <w:sz w:val="32"/>
-          <w:szCs w:val="28"/>
-          <w:rtl/>
-        </w:rPr>
-        <w:t>می گیرند</w:t>
-      </w:r>
-      <w:r>
-        <w:rPr>
-          <w:rFonts w:asciiTheme="minorBidi" w:hAnsiTheme="minorBidi"/>
-          <w:sz w:val="32"/>
-          <w:szCs w:val="28"/>
-          <w:rtl/>
-        </w:rPr>
-        <w:t xml:space="preserve"> و مدل موظف است پاسخ خود را بر اساس اطلاعات </w:t>
-      </w:r>
-      <w:r>
-        <w:rPr>
-          <w:rFonts w:asciiTheme="minorBidi" w:hAnsiTheme="minorBidi"/>
-          <w:sz w:val="32"/>
-          <w:szCs w:val="28"/>
-          <w:rtl/>
-        </w:rPr>
-        <w:t>بازیابی شده</w:t>
-      </w:r>
-      <w:r>
-        <w:rPr>
-          <w:rFonts w:asciiTheme="minorBidi" w:hAnsiTheme="minorBidi"/>
-          <w:sz w:val="32"/>
-          <w:szCs w:val="28"/>
-          <w:rtl/>
-        </w:rPr>
-        <w:t xml:space="preserve"> تولید کند. همچنین برای کاهش احتمال تولید اطلاعات نادرست، در طراحی سامانه تأکید شده است که مدل در صورت ناکافی بودن منابع موجود، از ارائه اطلاعات خارج از زمینه خودداری کند</w:t>
-      </w:r>
-      <w:r>
-        <w:rPr>
-          <w:rFonts w:asciiTheme="minorBidi" w:hAnsiTheme="minorBidi"/>
-          <w:sz w:val="32"/>
-          <w:szCs w:val="28"/>
-          <w:rtl/>
-          <w:lang w:val="en-GB"/>
-        </w:rPr>
-        <w:t>.</w:t>
+          <w:sz w:val="28"/>
+          <w:szCs w:val="28"/>
+          <w:rtl/>
+          <w:lang w:val="en-GB"/>
+        </w:rPr>
+      </w:pPr>
+      <w:r>
+        <w:rPr>
+          <w:rFonts w:asciiTheme="minorBidi" w:hAnsiTheme="minorBidi"/>
+          <w:sz w:val="28"/>
+          <w:szCs w:val="28"/>
+          <w:rtl/>
+          <w:lang w:val="en-GB"/>
+        </w:rPr>
+        <w:lastRenderedPageBreak/>
+        <w:t xml:space="preserve">محدودیت دیگر، عدم امکان اجرای قسمتی بود که ارتباط بین مقررات را کشف کند. برای آزمایش این قسمت من از دو مدل محلی </w:t>
+      </w:r>
+      <w:r>
+        <w:rPr>
+          <w:rFonts w:asciiTheme="minorBidi" w:hAnsiTheme="minorBidi"/>
+          <w:sz w:val="28"/>
+          <w:szCs w:val="28"/>
+          <w:lang w:val="en-GB"/>
+        </w:rPr>
+        <w:t>qwen-3.5</w:t>
+      </w:r>
+      <w:r>
+        <w:rPr>
+          <w:rFonts w:asciiTheme="minorBidi" w:hAnsiTheme="minorBidi"/>
+          <w:sz w:val="28"/>
+          <w:szCs w:val="28"/>
+          <w:rtl/>
+          <w:lang w:val="en-GB"/>
+        </w:rPr>
+        <w:t xml:space="preserve"> با پارامتر های </w:t>
+      </w:r>
+      <w:r>
+        <w:rPr>
+          <w:rFonts w:asciiTheme="minorBidi" w:hAnsiTheme="minorBidi"/>
+          <w:sz w:val="28"/>
+          <w:szCs w:val="28"/>
+          <w:lang w:val="en-GB"/>
+        </w:rPr>
+        <w:t>4b</w:t>
+      </w:r>
+      <w:r>
+        <w:rPr>
+          <w:rFonts w:asciiTheme="minorBidi" w:hAnsiTheme="minorBidi"/>
+          <w:sz w:val="28"/>
+          <w:szCs w:val="28"/>
+          <w:rtl/>
+          <w:lang w:val="en-GB"/>
+        </w:rPr>
+        <w:t xml:space="preserve"> و </w:t>
+      </w:r>
+      <w:r>
+        <w:rPr>
+          <w:rFonts w:asciiTheme="minorBidi" w:hAnsiTheme="minorBidi"/>
+          <w:sz w:val="28"/>
+          <w:szCs w:val="28"/>
+          <w:lang w:val="en-GB"/>
+        </w:rPr>
+        <w:t>2b</w:t>
+      </w:r>
+      <w:r>
+        <w:rPr>
+          <w:rFonts w:asciiTheme="minorBidi" w:hAnsiTheme="minorBidi"/>
+          <w:sz w:val="28"/>
+          <w:szCs w:val="28"/>
+          <w:rtl/>
+          <w:lang w:val="en-GB"/>
+        </w:rPr>
+        <w:t xml:space="preserve"> استفاده کردم که به ترتیب کار استخراج </w:t>
+      </w:r>
+      <w:r>
+        <w:rPr>
+          <w:rFonts w:asciiTheme="minorBidi" w:hAnsiTheme="minorBidi"/>
+          <w:sz w:val="28"/>
+          <w:szCs w:val="28"/>
+          <w:lang w:val="en-GB"/>
+        </w:rPr>
+        <w:t>reference</w:t>
+      </w:r>
+      <w:r>
+        <w:rPr>
+          <w:rFonts w:asciiTheme="minorBidi" w:hAnsiTheme="minorBidi"/>
+          <w:sz w:val="28"/>
+          <w:szCs w:val="28"/>
+          <w:rtl/>
+          <w:lang w:val="en-GB"/>
+        </w:rPr>
+        <w:t xml:space="preserve"> و </w:t>
+      </w:r>
+      <w:r>
+        <w:rPr>
+          <w:rFonts w:asciiTheme="minorBidi" w:hAnsiTheme="minorBidi"/>
+          <w:sz w:val="28"/>
+          <w:szCs w:val="28"/>
+          <w:lang w:val="en-GB"/>
+        </w:rPr>
+        <w:t>action</w:t>
+      </w:r>
+      <w:r>
+        <w:rPr>
+          <w:rFonts w:asciiTheme="minorBidi" w:hAnsiTheme="minorBidi"/>
+          <w:sz w:val="28"/>
+          <w:szCs w:val="28"/>
+          <w:rtl/>
+          <w:lang w:val="en-GB"/>
+        </w:rPr>
+        <w:t xml:space="preserve"> را انجام دهند. در سامانه حدود سیصد هزار مقرره وجود دارد و جستجوی جمله به جمله برای یافتن ارتباط (</w:t>
+      </w:r>
+      <w:r>
+        <w:rPr>
+          <w:rFonts w:asciiTheme="minorBidi" w:hAnsiTheme="minorBidi"/>
+          <w:sz w:val="28"/>
+          <w:szCs w:val="28"/>
+          <w:rtl/>
+          <w:lang w:val="en-GB"/>
+        </w:rPr>
+        <w:t>تاکید می کنم، جمله به جمله) نیاز به زمانی حدود 200 ساعت داشت که مدل های بالا همچنان در بعضی از موارد نتیجۀ نادرست تحویل می دادند.</w:t>
       </w:r>
     </w:p>
     <w:p>
@@ -20306,312 +23186,59 @@
         <w:jc w:val="both"/>
         <w:rPr>
           <w:rFonts w:asciiTheme="minorBidi" w:hAnsiTheme="minorBidi"/>
-          <w:sz w:val="32"/>
-          <w:szCs w:val="28"/>
-          <w:rtl/>
-          <w:lang w:val="en-GB"/>
-        </w:rPr>
-      </w:pPr>
-      <w:r>
-        <w:rPr>
-          <w:rFonts w:asciiTheme="minorBidi" w:hAnsiTheme="minorBidi"/>
-          <w:sz w:val="32"/>
-          <w:szCs w:val="28"/>
-          <w:rtl/>
-        </w:rPr>
-        <w:t xml:space="preserve">در مجموع، </w:t>
-      </w:r>
-      <w:r>
-        <w:rPr>
-          <w:rFonts w:asciiTheme="minorBidi" w:hAnsiTheme="minorBidi"/>
-          <w:sz w:val="32"/>
-          <w:szCs w:val="28"/>
-          <w:rtl/>
-        </w:rPr>
-        <w:t>پیاده سازی</w:t>
-      </w:r>
-      <w:r>
-        <w:rPr>
-          <w:rFonts w:asciiTheme="minorBidi" w:hAnsiTheme="minorBidi"/>
-          <w:sz w:val="32"/>
-          <w:szCs w:val="28"/>
-          <w:rtl/>
-        </w:rPr>
-        <w:t xml:space="preserve"> </w:t>
-      </w:r>
-      <w:r>
-        <w:rPr>
-          <w:rFonts w:asciiTheme="minorBidi" w:hAnsiTheme="minorBidi"/>
-          <w:sz w:val="32"/>
-          <w:szCs w:val="28"/>
-          <w:rtl/>
-        </w:rPr>
-        <w:t>انجام شده</w:t>
-      </w:r>
-      <w:r>
-        <w:rPr>
-          <w:rFonts w:asciiTheme="minorBidi" w:hAnsiTheme="minorBidi"/>
-          <w:sz w:val="32"/>
-          <w:szCs w:val="28"/>
-          <w:rtl/>
-        </w:rPr>
-        <w:t xml:space="preserve"> نشان می‌دهد که ترکیب </w:t>
-      </w:r>
-      <w:r>
-        <w:rPr>
-          <w:rFonts w:asciiTheme="minorBidi" w:hAnsiTheme="minorBidi"/>
-          <w:sz w:val="32"/>
-          <w:szCs w:val="28"/>
-          <w:rtl/>
-        </w:rPr>
-        <w:t>ساختار دهی</w:t>
-      </w:r>
-      <w:r>
-        <w:rPr>
-          <w:rFonts w:asciiTheme="minorBidi" w:hAnsiTheme="minorBidi"/>
-          <w:sz w:val="32"/>
-          <w:szCs w:val="28"/>
-          <w:rtl/>
-        </w:rPr>
-        <w:t xml:space="preserve"> </w:t>
-      </w:r>
-      <w:r>
-        <w:rPr>
-          <w:rFonts w:asciiTheme="minorBidi" w:hAnsiTheme="minorBidi"/>
-          <w:sz w:val="32"/>
-          <w:szCs w:val="28"/>
-          <w:rtl/>
-        </w:rPr>
-        <w:t>داده های</w:t>
-      </w:r>
-      <w:r>
-        <w:rPr>
-          <w:rFonts w:asciiTheme="minorBidi" w:hAnsiTheme="minorBidi"/>
-          <w:sz w:val="32"/>
-          <w:szCs w:val="28"/>
-          <w:rtl/>
-        </w:rPr>
-        <w:t xml:space="preserve"> حقوقی، </w:t>
-      </w:r>
-      <w:r>
-        <w:rPr>
-          <w:rFonts w:asciiTheme="minorBidi" w:hAnsiTheme="minorBidi"/>
-          <w:sz w:val="32"/>
-          <w:szCs w:val="28"/>
-          <w:rtl/>
-        </w:rPr>
-        <w:t>روش های</w:t>
-      </w:r>
-      <w:r>
-        <w:rPr>
-          <w:rFonts w:asciiTheme="minorBidi" w:hAnsiTheme="minorBidi"/>
-          <w:sz w:val="32"/>
-          <w:szCs w:val="28"/>
-          <w:rtl/>
-        </w:rPr>
-        <w:t xml:space="preserve"> مختلف بازیابی اطلاعات، </w:t>
-      </w:r>
-      <w:r>
-        <w:rPr>
-          <w:rFonts w:asciiTheme="minorBidi" w:hAnsiTheme="minorBidi"/>
-          <w:sz w:val="32"/>
-          <w:szCs w:val="28"/>
-          <w:rtl/>
-        </w:rPr>
-        <w:t>بازرتبه بندی</w:t>
-      </w:r>
-      <w:r>
-        <w:rPr>
-          <w:rFonts w:asciiTheme="minorBidi" w:hAnsiTheme="minorBidi"/>
-          <w:sz w:val="32"/>
-          <w:szCs w:val="28"/>
-          <w:rtl/>
+          <w:sz w:val="28"/>
+          <w:szCs w:val="28"/>
+          <w:rtl/>
+          <w:lang w:val="en-GB"/>
+        </w:rPr>
+      </w:pPr>
+      <w:r>
+        <w:rPr>
+          <w:rFonts w:asciiTheme="minorBidi" w:hAnsiTheme="minorBidi"/>
+          <w:sz w:val="28"/>
+          <w:szCs w:val="28"/>
+          <w:rtl/>
+          <w:lang w:val="en-GB"/>
+        </w:rPr>
+        <w:t xml:space="preserve">شاید یکی از مهم ترین محدودیت ها در این حوزه، نبود یک </w:t>
+      </w:r>
+      <w:r>
+        <w:rPr>
+          <w:rFonts w:asciiTheme="minorBidi" w:hAnsiTheme="minorBidi"/>
+          <w:sz w:val="28"/>
+          <w:szCs w:val="28"/>
+          <w:lang w:val="en-GB"/>
+        </w:rPr>
+        <w:t>dataset</w:t>
+      </w:r>
+      <w:r>
+        <w:rPr>
+          <w:rFonts w:asciiTheme="minorBidi" w:hAnsiTheme="minorBidi"/>
+          <w:sz w:val="28"/>
+          <w:szCs w:val="28"/>
+          <w:rtl/>
+          <w:lang w:val="en-GB"/>
         </w:rPr>
         <w:t xml:space="preserve"> و </w:t>
       </w:r>
       <w:r>
         <w:rPr>
           <w:rFonts w:asciiTheme="minorBidi" w:hAnsiTheme="minorBidi"/>
-          <w:sz w:val="32"/>
-          <w:szCs w:val="28"/>
-          <w:rtl/>
-        </w:rPr>
-        <w:t>مدل های</w:t>
-      </w:r>
-      <w:r>
-        <w:rPr>
-          <w:rFonts w:asciiTheme="minorBidi" w:hAnsiTheme="minorBidi"/>
-          <w:sz w:val="32"/>
-          <w:szCs w:val="28"/>
-          <w:rtl/>
-        </w:rPr>
-        <w:t xml:space="preserve"> زبانی بزرگ می‌تواند چارچوب مناسبی برای توسعه </w:t>
-      </w:r>
-      <w:r>
-        <w:rPr>
-          <w:rFonts w:asciiTheme="minorBidi" w:hAnsiTheme="minorBidi"/>
-          <w:sz w:val="32"/>
-          <w:szCs w:val="28"/>
-          <w:rtl/>
-        </w:rPr>
-        <w:t>سامانه های</w:t>
-      </w:r>
-      <w:r>
-        <w:rPr>
-          <w:rFonts w:asciiTheme="minorBidi" w:hAnsiTheme="minorBidi"/>
-          <w:sz w:val="32"/>
-          <w:szCs w:val="28"/>
-          <w:rtl/>
-        </w:rPr>
-        <w:t xml:space="preserve"> </w:t>
-      </w:r>
-      <w:r>
-        <w:rPr>
-          <w:rFonts w:asciiTheme="minorBidi" w:hAnsiTheme="minorBidi"/>
-          <w:sz w:val="32"/>
-          <w:szCs w:val="28"/>
-          <w:rtl/>
-        </w:rPr>
-        <w:t>پاسخگویی</w:t>
-      </w:r>
-      <w:r>
-        <w:rPr>
-          <w:rFonts w:asciiTheme="minorBidi" w:hAnsiTheme="minorBidi"/>
-          <w:sz w:val="32"/>
-          <w:szCs w:val="28"/>
-          <w:rtl/>
-        </w:rPr>
-        <w:t xml:space="preserve"> حقوقی فارسی فراهم کند. سامانه </w:t>
-      </w:r>
-      <w:r>
-        <w:rPr>
-          <w:rFonts w:asciiTheme="minorBidi" w:hAnsiTheme="minorBidi"/>
-          <w:sz w:val="32"/>
-          <w:szCs w:val="28"/>
-          <w:rtl/>
-        </w:rPr>
-        <w:t>ایجاد شده</w:t>
-      </w:r>
-      <w:r>
-        <w:rPr>
-          <w:rFonts w:asciiTheme="minorBidi" w:hAnsiTheme="minorBidi"/>
-          <w:sz w:val="32"/>
-          <w:szCs w:val="28"/>
-          <w:rtl/>
-        </w:rPr>
-        <w:t xml:space="preserve"> علاوه بر فراهم کردن امکان </w:t>
-      </w:r>
-      <w:r>
-        <w:rPr>
-          <w:rFonts w:asciiTheme="minorBidi" w:hAnsiTheme="minorBidi"/>
-          <w:sz w:val="32"/>
-          <w:szCs w:val="28"/>
-          <w:rtl/>
-        </w:rPr>
-        <w:t>پاسخ گویی</w:t>
-      </w:r>
-      <w:r>
-        <w:rPr>
-          <w:rFonts w:asciiTheme="minorBidi" w:hAnsiTheme="minorBidi"/>
-          <w:sz w:val="32"/>
-          <w:szCs w:val="28"/>
-          <w:rtl/>
-        </w:rPr>
-        <w:t xml:space="preserve"> مبتنی بر منابع حقوقی، زیرساخت لازم برای توسعه </w:t>
-      </w:r>
-      <w:r>
-        <w:rPr>
-          <w:rFonts w:asciiTheme="minorBidi" w:hAnsiTheme="minorBidi"/>
-          <w:sz w:val="32"/>
-          <w:szCs w:val="28"/>
-          <w:rtl/>
-        </w:rPr>
-        <w:t>قابلیت های</w:t>
-      </w:r>
-      <w:r>
-        <w:rPr>
-          <w:rFonts w:asciiTheme="minorBidi" w:hAnsiTheme="minorBidi"/>
-          <w:sz w:val="32"/>
-          <w:szCs w:val="28"/>
-          <w:rtl/>
-        </w:rPr>
-        <w:t xml:space="preserve"> </w:t>
-      </w:r>
-      <w:r>
-        <w:rPr>
-          <w:rFonts w:asciiTheme="minorBidi" w:hAnsiTheme="minorBidi"/>
-          <w:sz w:val="32"/>
-          <w:szCs w:val="28"/>
-          <w:rtl/>
-        </w:rPr>
-        <w:t xml:space="preserve">پیشرفته تر (مانند </w:t>
-      </w:r>
-      <w:r>
-        <w:rPr>
-          <w:rFonts w:asciiTheme="minorBidi" w:hAnsiTheme="minorBidi"/>
-          <w:sz w:val="28"/>
-          <w:szCs w:val="24"/>
-          <w:lang w:val="en-GB"/>
-        </w:rPr>
-        <w:t>GraphRag</w:t>
-      </w:r>
-      <w:r>
-        <w:rPr>
-          <w:rFonts w:asciiTheme="minorBidi" w:hAnsiTheme="minorBidi"/>
-          <w:sz w:val="32"/>
-          <w:szCs w:val="28"/>
-          <w:rtl/>
-          <w:lang w:val="en-GB"/>
-        </w:rPr>
-        <w:t>)</w:t>
-      </w:r>
-      <w:r>
-        <w:rPr>
-          <w:rFonts w:asciiTheme="minorBidi" w:hAnsiTheme="minorBidi"/>
-          <w:sz w:val="32"/>
-          <w:szCs w:val="28"/>
-          <w:rtl/>
-        </w:rPr>
-        <w:t xml:space="preserve"> در حوزه تحلیل قوانین و اسناد حقوقی را نیز فراهم می‌کند</w:t>
-      </w:r>
-      <w:r>
-        <w:rPr>
-          <w:rFonts w:asciiTheme="minorBidi" w:hAnsiTheme="minorBidi"/>
-          <w:sz w:val="32"/>
-          <w:szCs w:val="28"/>
-          <w:rtl/>
-          <w:lang w:val="en-GB"/>
-        </w:rPr>
-        <w:t>.</w:t>
-      </w:r>
-    </w:p>
-    <w:p>
-      <w:pPr>
-        <w:pStyle w:val="Heading2"/>
-        <w:rPr>
-          <w:rFonts w:asciiTheme="minorBidi" w:hAnsiTheme="minorBidi" w:cs="B Nazanin"/>
-          <w:sz w:val="32"/>
-          <w:szCs w:val="32"/>
-          <w:rtl/>
-        </w:rPr>
-      </w:pPr>
-      <w:r>
-        <w:rPr>
-          <w:rFonts w:asciiTheme="minorBidi" w:hAnsiTheme="minorBidi" w:cs="B Nazanin"/>
-          <w:sz w:val="32"/>
-          <w:szCs w:val="32"/>
-          <w:rtl/>
-        </w:rPr>
-        <w:t>4</w:t>
-      </w:r>
-      <w:r>
-        <w:rPr>
-          <w:rFonts w:asciiTheme="minorBidi" w:hAnsiTheme="minorBidi" w:cs="B Nazanin"/>
-          <w:sz w:val="32"/>
-          <w:szCs w:val="32"/>
-          <w:rtl/>
-        </w:rPr>
-        <w:t>-2. محدودیت ها</w:t>
+          <w:sz w:val="28"/>
+          <w:szCs w:val="28"/>
+          <w:lang w:val="en-GB"/>
+        </w:rPr>
+        <w:t>benchmark</w:t>
+      </w:r>
+      <w:r>
+        <w:rPr>
+          <w:rFonts w:asciiTheme="minorBidi" w:hAnsiTheme="minorBidi"/>
+          <w:sz w:val="28"/>
+          <w:szCs w:val="28"/>
+          <w:rtl/>
+          <w:lang w:val="en-GB"/>
+        </w:rPr>
+        <w:t xml:space="preserve"> برای آزمایش بهتر سامانه است. درست است که در این سامانه از مدل های آماده استفاده شده است، ولی برای ساخت مدل های اختصاصی برای همین سامانه، این محدودیت می تواند این تصمیم را دچار مشکل جدی کند.</w:t>
       </w:r>
     </w:p>
     <w:p>
@@ -20623,193 +23250,9 @@
           <w:rFonts w:asciiTheme="minorBidi" w:hAnsiTheme="minorBidi"/>
           <w:sz w:val="32"/>
           <w:szCs w:val="28"/>
-          <w:rtl/>
-          <w:lang w:val="en-GB"/>
-        </w:rPr>
-      </w:pPr>
-      <w:r>
-        <w:rPr>
-          <w:rFonts w:asciiTheme="minorBidi" w:hAnsiTheme="minorBidi"/>
-          <w:sz w:val="32"/>
-          <w:szCs w:val="28"/>
-          <w:rtl/>
-          <w:lang w:val="en-GB"/>
-        </w:rPr>
-        <w:t xml:space="preserve">در پیاده سازی سامانه چالش ها و محدودیت های مختلفی پیش رو آمد. مهم ترین محدودیت، کمبود زمان برای ارائۀ پروژه ای قوی تر و انقلابی در این حوزه بود. من از لپ تاپی استفاده می کردم که کارت گرافیک آن </w:t>
-      </w:r>
-      <w:r>
-        <w:rPr>
-          <w:rFonts w:asciiTheme="minorBidi" w:hAnsiTheme="minorBidi"/>
-          <w:sz w:val="28"/>
-          <w:szCs w:val="24"/>
-          <w:lang w:val="en-GB"/>
-        </w:rPr>
-        <w:t>gtx</w:t>
-      </w:r>
-      <w:r>
-        <w:rPr>
-          <w:rFonts w:asciiTheme="minorBidi" w:hAnsiTheme="minorBidi"/>
-          <w:sz w:val="28"/>
-          <w:szCs w:val="24"/>
-          <w:rtl/>
-          <w:lang w:val="en-GB"/>
-        </w:rPr>
-        <w:t>-</w:t>
-      </w:r>
-      <w:r>
-        <w:rPr>
-          <w:rFonts w:asciiTheme="minorBidi" w:hAnsiTheme="minorBidi"/>
-          <w:sz w:val="28"/>
-          <w:szCs w:val="24"/>
-          <w:lang w:val="en-GB"/>
-        </w:rPr>
-        <w:t>1650</w:t>
-      </w:r>
-      <w:r>
-        <w:rPr>
-          <w:rFonts w:asciiTheme="minorBidi" w:hAnsiTheme="minorBidi"/>
-          <w:sz w:val="28"/>
-          <w:szCs w:val="24"/>
-          <w:rtl/>
-          <w:lang w:val="en-GB"/>
-        </w:rPr>
-        <w:t xml:space="preserve"> </w:t>
-      </w:r>
-      <w:r>
-        <w:rPr>
-          <w:rFonts w:asciiTheme="minorBidi" w:hAnsiTheme="minorBidi"/>
-          <w:sz w:val="32"/>
-          <w:szCs w:val="28"/>
-          <w:rtl/>
-          <w:lang w:val="en-GB"/>
-        </w:rPr>
-        <w:t xml:space="preserve">بود و تنها چهار گیگ حافظۀ </w:t>
-      </w:r>
-      <w:r>
-        <w:rPr>
-          <w:rFonts w:asciiTheme="minorBidi" w:hAnsiTheme="minorBidi"/>
-          <w:sz w:val="28"/>
-          <w:szCs w:val="24"/>
-          <w:lang w:val="en-GB"/>
-        </w:rPr>
-        <w:t>VRAM</w:t>
-      </w:r>
-      <w:r>
-        <w:rPr>
-          <w:rFonts w:asciiTheme="minorBidi" w:hAnsiTheme="minorBidi"/>
-          <w:sz w:val="28"/>
-          <w:szCs w:val="24"/>
-          <w:rtl/>
-          <w:lang w:val="en-GB"/>
-        </w:rPr>
-        <w:t xml:space="preserve"> </w:t>
-      </w:r>
-      <w:r>
-        <w:rPr>
-          <w:rFonts w:asciiTheme="minorBidi" w:hAnsiTheme="minorBidi"/>
-          <w:sz w:val="32"/>
-          <w:szCs w:val="28"/>
-          <w:rtl/>
-          <w:lang w:val="en-GB"/>
-        </w:rPr>
-        <w:t xml:space="preserve">برای کار های </w:t>
-      </w:r>
-      <w:r>
-        <w:rPr>
-          <w:rFonts w:asciiTheme="minorBidi" w:hAnsiTheme="minorBidi"/>
-          <w:sz w:val="32"/>
-          <w:szCs w:val="28"/>
-          <w:lang w:val="en-GB"/>
-        </w:rPr>
-        <w:t>embedding</w:t>
-      </w:r>
-      <w:r>
-        <w:rPr>
-          <w:rFonts w:asciiTheme="minorBidi" w:hAnsiTheme="minorBidi"/>
-          <w:sz w:val="32"/>
-          <w:szCs w:val="28"/>
-          <w:rtl/>
-          <w:lang w:val="en-GB"/>
-        </w:rPr>
-        <w:t xml:space="preserve"> و بازرتبه بندی در اختیار داشتم. به خاطر همین حجم کم </w:t>
-      </w:r>
-      <w:r>
-        <w:rPr>
-          <w:rFonts w:asciiTheme="minorBidi" w:hAnsiTheme="minorBidi"/>
-          <w:sz w:val="28"/>
-          <w:szCs w:val="24"/>
-          <w:lang w:val="en-GB"/>
-        </w:rPr>
-        <w:t>VRAM</w:t>
-      </w:r>
-      <w:r>
-        <w:rPr>
-          <w:rFonts w:asciiTheme="minorBidi" w:hAnsiTheme="minorBidi"/>
-          <w:sz w:val="28"/>
-          <w:szCs w:val="24"/>
-          <w:rtl/>
-          <w:lang w:val="en-GB"/>
-        </w:rPr>
-        <w:t xml:space="preserve"> </w:t>
-      </w:r>
-      <w:r>
-        <w:rPr>
-          <w:rFonts w:asciiTheme="minorBidi" w:hAnsiTheme="minorBidi"/>
-          <w:sz w:val="32"/>
-          <w:szCs w:val="28"/>
-          <w:rtl/>
-          <w:lang w:val="en-GB"/>
-        </w:rPr>
-        <w:t>امکان اجرای همزمان بازرتبه بند و مدل</w:t>
-      </w:r>
-      <w:r>
-        <w:rPr>
-          <w:rFonts w:asciiTheme="minorBidi" w:hAnsiTheme="minorBidi"/>
-          <w:sz w:val="32"/>
-          <w:szCs w:val="28"/>
-          <w:lang w:val="en-GB"/>
-        </w:rPr>
-        <w:t xml:space="preserve">embedding </w:t>
-      </w:r>
-      <w:r>
-        <w:rPr>
-          <w:rFonts w:asciiTheme="minorBidi" w:hAnsiTheme="minorBidi"/>
-          <w:sz w:val="32"/>
-          <w:szCs w:val="28"/>
-          <w:rtl/>
-          <w:lang w:val="en-GB"/>
-        </w:rPr>
-        <w:t xml:space="preserve"> فراهم نبود و مجبور به اجرای همه در </w:t>
-      </w:r>
-      <w:r>
-        <w:rPr>
-          <w:rFonts w:asciiTheme="minorBidi" w:hAnsiTheme="minorBidi"/>
-          <w:sz w:val="28"/>
-          <w:szCs w:val="24"/>
-          <w:lang w:val="en-GB"/>
-        </w:rPr>
-        <w:t>CPU</w:t>
-      </w:r>
-      <w:r>
-        <w:rPr>
-          <w:rFonts w:asciiTheme="minorBidi" w:hAnsiTheme="minorBidi"/>
-          <w:sz w:val="28"/>
-          <w:szCs w:val="24"/>
-          <w:rtl/>
-          <w:lang w:val="en-GB"/>
-        </w:rPr>
-        <w:t xml:space="preserve"> </w:t>
-      </w:r>
-      <w:r>
-        <w:rPr>
-          <w:rFonts w:asciiTheme="minorBidi" w:hAnsiTheme="minorBidi"/>
-          <w:sz w:val="32"/>
-          <w:szCs w:val="28"/>
-          <w:rtl/>
-          <w:lang w:val="en-GB"/>
-        </w:rPr>
-        <w:t>بودم.</w:t>
-      </w:r>
+          <w:lang w:val="en-GB"/>
+        </w:rPr>
+      </w:pPr>
     </w:p>
     <w:p>
       <w:pPr>
@@ -20820,20 +23263,9 @@
           <w:rFonts w:asciiTheme="minorBidi" w:hAnsiTheme="minorBidi"/>
           <w:sz w:val="32"/>
           <w:szCs w:val="28"/>
-          <w:rtl/>
-          <w:lang w:val="en-GB"/>
-        </w:rPr>
-      </w:pPr>
-      <w:r>
-        <w:rPr>
-          <w:rFonts w:asciiTheme="minorBidi" w:hAnsiTheme="minorBidi"/>
-          <w:sz w:val="32"/>
-          <w:szCs w:val="28"/>
-          <w:rtl/>
-          <w:lang w:val="en-GB"/>
-        </w:rPr>
-        <w:t>محدودیت دیگری که در طراحی سامانه وجود داشت، وابستگی کیفیت پاسخ جستجو (معنایی و بازرتبه بند) به مدلی بود که در حال استفاده است. مدل های استفاده شده از کیفیت بالایی برخوردار هستند، اما نمی توان با قطعیت در مورد صحیح بودن 100 درصد مطالب ارائه شده نظر داد.</w:t>
-      </w:r>
+          <w:lang w:val="en-GB"/>
+        </w:rPr>
+      </w:pPr>
     </w:p>
     <w:p>
       <w:pPr>
@@ -20842,128 +23274,12 @@
         <w:jc w:val="both"/>
         <w:rPr>
           <w:rFonts w:asciiTheme="minorBidi" w:hAnsiTheme="minorBidi"/>
-          <w:sz w:val="28"/>
-          <w:szCs w:val="28"/>
-          <w:rtl/>
-          <w:lang w:val="en-GB"/>
-        </w:rPr>
-      </w:pPr>
-      <w:r>
-        <w:rPr>
-          <w:rFonts w:asciiTheme="minorBidi" w:hAnsiTheme="minorBidi"/>
-          <w:sz w:val="28"/>
-          <w:szCs w:val="28"/>
-          <w:rtl/>
-          <w:lang w:val="en-GB"/>
-        </w:rPr>
-        <w:lastRenderedPageBreak/>
-        <w:t xml:space="preserve">محدودیت دیگر، عدم امکان اجرای قسمتی بود که ارتباط بین مقررات را کشف کند. برای آزمایش این قسمت من از دو مدل محلی </w:t>
-      </w:r>
-      <w:r>
-        <w:rPr>
-          <w:rFonts w:asciiTheme="minorBidi" w:hAnsiTheme="minorBidi"/>
-          <w:sz w:val="28"/>
-          <w:szCs w:val="28"/>
-          <w:lang w:val="en-GB"/>
-        </w:rPr>
-        <w:t>qwen-3.5</w:t>
-      </w:r>
-      <w:r>
-        <w:rPr>
-          <w:rFonts w:asciiTheme="minorBidi" w:hAnsiTheme="minorBidi"/>
-          <w:sz w:val="28"/>
-          <w:szCs w:val="28"/>
-          <w:rtl/>
-          <w:lang w:val="en-GB"/>
-        </w:rPr>
-        <w:t xml:space="preserve"> با پارامتر های </w:t>
-      </w:r>
-      <w:r>
-        <w:rPr>
-          <w:rFonts w:asciiTheme="minorBidi" w:hAnsiTheme="minorBidi"/>
-          <w:sz w:val="28"/>
-          <w:szCs w:val="28"/>
-          <w:lang w:val="en-GB"/>
-        </w:rPr>
-        <w:t>4b</w:t>
-      </w:r>
-      <w:r>
-        <w:rPr>
-          <w:rFonts w:asciiTheme="minorBidi" w:hAnsiTheme="minorBidi"/>
-          <w:sz w:val="28"/>
-          <w:szCs w:val="28"/>
-          <w:rtl/>
-          <w:lang w:val="en-GB"/>
-        </w:rPr>
-        <w:t xml:space="preserve"> و </w:t>
-      </w:r>
-      <w:r>
-        <w:rPr>
-          <w:rFonts w:asciiTheme="minorBidi" w:hAnsiTheme="minorBidi"/>
-          <w:sz w:val="28"/>
-          <w:szCs w:val="28"/>
-          <w:lang w:val="en-GB"/>
-        </w:rPr>
-        <w:t>2b</w:t>
-      </w:r>
-      <w:r>
-        <w:rPr>
-          <w:rFonts w:asciiTheme="minorBidi" w:hAnsiTheme="minorBidi"/>
-          <w:sz w:val="28"/>
-          <w:szCs w:val="28"/>
-          <w:rtl/>
-          <w:lang w:val="en-GB"/>
-        </w:rPr>
-        <w:t xml:space="preserve"> استفاده کردم که به ترتیب کار استخراج </w:t>
-      </w:r>
-      <w:r>
-        <w:rPr>
-          <w:rFonts w:asciiTheme="minorBidi" w:hAnsiTheme="minorBidi"/>
-          <w:sz w:val="28"/>
-          <w:szCs w:val="28"/>
-          <w:lang w:val="en-GB"/>
-        </w:rPr>
-        <w:t>reference</w:t>
-      </w:r>
-      <w:r>
-        <w:rPr>
-          <w:rFonts w:asciiTheme="minorBidi" w:hAnsiTheme="minorBidi"/>
-          <w:sz w:val="28"/>
-          <w:szCs w:val="28"/>
-          <w:rtl/>
-          <w:lang w:val="en-GB"/>
-        </w:rPr>
-        <w:t xml:space="preserve"> و </w:t>
-      </w:r>
-      <w:r>
-        <w:rPr>
-          <w:rFonts w:asciiTheme="minorBidi" w:hAnsiTheme="minorBidi"/>
-          <w:sz w:val="28"/>
-          <w:szCs w:val="28"/>
-          <w:lang w:val="en-GB"/>
-        </w:rPr>
-        <w:t>action</w:t>
-      </w:r>
-      <w:r>
-        <w:rPr>
-          <w:rFonts w:asciiTheme="minorBidi" w:hAnsiTheme="minorBidi"/>
-          <w:sz w:val="28"/>
-          <w:szCs w:val="28"/>
-          <w:rtl/>
-          <w:lang w:val="en-GB"/>
-        </w:rPr>
-        <w:t xml:space="preserve"> را انجام دهند. در سامانه حدود سیصد هزار مقرره وجود دارد و جستجوی جمله به جمله برای یافتن ارتباط (</w:t>
-      </w:r>
-      <w:r>
-        <w:rPr>
-          <w:rFonts w:asciiTheme="minorBidi" w:hAnsiTheme="minorBidi"/>
-          <w:sz w:val="28"/>
-          <w:szCs w:val="28"/>
-          <w:rtl/>
-          <w:lang w:val="en-GB"/>
-        </w:rPr>
-        <w:t>تاکید می کنم، جمله به جمله) نیاز به زمانی حدود 200 ساعت داشت که مدل های بالا همچنان در بعضی از موارد نتیجۀ نادرست تحویل می دادند.</w:t>
-      </w:r>
+          <w:sz w:val="32"/>
+          <w:szCs w:val="28"/>
+          <w:rtl/>
+          <w:lang w:val="en-GB"/>
+        </w:rPr>
+      </w:pPr>
     </w:p>
     <w:p>
       <w:pPr>
@@ -20972,60 +23288,12 @@
         <w:jc w:val="both"/>
         <w:rPr>
           <w:rFonts w:asciiTheme="minorBidi" w:hAnsiTheme="minorBidi"/>
-          <w:sz w:val="28"/>
-          <w:szCs w:val="28"/>
-          <w:rtl/>
-          <w:lang w:val="en-GB"/>
-        </w:rPr>
-      </w:pPr>
-      <w:r>
-        <w:rPr>
-          <w:rFonts w:asciiTheme="minorBidi" w:hAnsiTheme="minorBidi"/>
-          <w:sz w:val="28"/>
-          <w:szCs w:val="28"/>
-          <w:rtl/>
-          <w:lang w:val="en-GB"/>
-        </w:rPr>
-        <w:t xml:space="preserve">شاید یکی از مهم ترین محدودیت ها در این حوزه، نبود یک </w:t>
-      </w:r>
-      <w:r>
-        <w:rPr>
-          <w:rFonts w:asciiTheme="minorBidi" w:hAnsiTheme="minorBidi"/>
-          <w:sz w:val="28"/>
-          <w:szCs w:val="28"/>
-          <w:lang w:val="en-GB"/>
-        </w:rPr>
-        <w:t>dataset</w:t>
-      </w:r>
-      <w:r>
-        <w:rPr>
-          <w:rFonts w:asciiTheme="minorBidi" w:hAnsiTheme="minorBidi"/>
-          <w:sz w:val="28"/>
-          <w:szCs w:val="28"/>
-          <w:rtl/>
-          <w:lang w:val="en-GB"/>
-        </w:rPr>
-        <w:t xml:space="preserve"> و </w:t>
-      </w:r>
-      <w:r>
-        <w:rPr>
-          <w:rFonts w:asciiTheme="minorBidi" w:hAnsiTheme="minorBidi"/>
-          <w:sz w:val="28"/>
-          <w:szCs w:val="28"/>
-          <w:lang w:val="en-GB"/>
-        </w:rPr>
-        <w:t>benchmark</w:t>
-      </w:r>
-      <w:r>
-        <w:rPr>
-          <w:rFonts w:asciiTheme="minorBidi" w:hAnsiTheme="minorBidi"/>
-          <w:sz w:val="28"/>
-          <w:szCs w:val="28"/>
-          <w:rtl/>
-          <w:lang w:val="en-GB"/>
-        </w:rPr>
-        <w:t xml:space="preserve"> برای آزمایش بهتر سامانه است. درست است که در این سامانه از مدل های آماده استفاده شده است، ولی برای ساخت مدل های اختصاصی برای همین سامانه، این محدودیت می تواند این تصمیم را دچار مشکل جدی کند.</w:t>
-      </w:r>
+          <w:sz w:val="32"/>
+          <w:szCs w:val="28"/>
+          <w:rtl/>
+          <w:lang w:val="en-GB"/>
+        </w:rPr>
+      </w:pPr>
     </w:p>
     <w:p>
       <w:pPr>
@@ -21036,6 +23304,7 @@
           <w:rFonts w:asciiTheme="minorBidi" w:hAnsiTheme="minorBidi"/>
           <w:sz w:val="32"/>
           <w:szCs w:val="28"/>
+          <w:rtl/>
           <w:lang w:val="en-GB"/>
         </w:rPr>
       </w:pPr>
@@ -21049,6 +23318,7 @@
           <w:rFonts w:asciiTheme="minorBidi" w:hAnsiTheme="minorBidi"/>
           <w:sz w:val="32"/>
           <w:szCs w:val="28"/>
+          <w:rtl/>
           <w:lang w:val="en-GB"/>
         </w:rPr>
       </w:pPr>
@@ -21251,62 +23521,6 @@
     </w:p>
     <w:p>
       <w:pPr>
-        <w:spacing w:after="60" w:line="240" w:lineRule="auto"/>
-        <w:ind w:left="-92"/>
-        <w:jc w:val="both"/>
-        <w:rPr>
-          <w:rFonts w:asciiTheme="minorBidi" w:hAnsiTheme="minorBidi"/>
-          <w:sz w:val="32"/>
-          <w:szCs w:val="28"/>
-          <w:rtl/>
-          <w:lang w:val="en-GB"/>
-        </w:rPr>
-      </w:pPr>
-    </w:p>
-    <w:p>
-      <w:pPr>
-        <w:spacing w:after="60" w:line="240" w:lineRule="auto"/>
-        <w:ind w:left="-92"/>
-        <w:jc w:val="both"/>
-        <w:rPr>
-          <w:rFonts w:asciiTheme="minorBidi" w:hAnsiTheme="minorBidi"/>
-          <w:sz w:val="32"/>
-          <w:szCs w:val="28"/>
-          <w:rtl/>
-          <w:lang w:val="en-GB"/>
-        </w:rPr>
-      </w:pPr>
-    </w:p>
-    <w:p>
-      <w:pPr>
-        <w:spacing w:after="60" w:line="240" w:lineRule="auto"/>
-        <w:ind w:left="-92"/>
-        <w:jc w:val="both"/>
-        <w:rPr>
-          <w:rFonts w:asciiTheme="minorBidi" w:hAnsiTheme="minorBidi"/>
-          <w:sz w:val="32"/>
-          <w:szCs w:val="28"/>
-          <w:rtl/>
-          <w:lang w:val="en-GB"/>
-        </w:rPr>
-      </w:pPr>
-    </w:p>
-    <w:p>
-      <w:pPr>
-        <w:spacing w:after="60" w:line="240" w:lineRule="auto"/>
-        <w:ind w:left="-92"/>
-        <w:jc w:val="both"/>
-        <w:rPr>
-          <w:rFonts w:asciiTheme="minorBidi" w:hAnsiTheme="minorBidi"/>
-          <w:sz w:val="32"/>
-          <w:szCs w:val="28"/>
-          <w:rtl/>
-          <w:lang w:val="en-GB"/>
-        </w:rPr>
-      </w:pPr>
-    </w:p>
-    <w:p>
-      <w:pPr>
         <w:pStyle w:val="Heading1"/>
         <w:rPr>
           <w:rFonts w:asciiTheme="minorBidi" w:hAnsiTheme="minorBidi" w:cs="B Nazanin"/>
@@ -21348,7 +23562,7 @@
         </w:rPr>
         <w:t xml:space="preserve">Project Code Availabe at: </w:t>
       </w:r>
-      <w:hyperlink r:id="rId11" w:history="1">
+      <w:hyperlink r:id="rId17" w:history="1">
         <w:r>
           <w:rPr>
             <w:rStyle w:val="Hyperlink"/>
@@ -21581,7 +23795,7 @@
         </w:rPr>
         <w:t xml:space="preserve">. Persian Embeddings. Hugging Face Model Repository. Available at: </w:t>
       </w:r>
-      <w:hyperlink r:id="rId12" w:history="1">
+      <w:hyperlink r:id="rId18" w:history="1">
         <w:r>
           <w:rPr>
             <w:rStyle w:val="Hyperlink"/>
@@ -21599,11 +23813,7 @@
         <w:spacing w:after="60" w:line="240" w:lineRule="auto"/>
         <w:ind w:left="-92"/>
         <w:rPr>
-          <w:rFonts w:asciiTheme="minorBidi" w:hAnsiTheme="minorBidi"/>
-          <w:sz w:val="28"/>
-          <w:szCs w:val="28"/>
-          <w:rtl/>
-          <w:lang w:val="en-GB"/>
+          <w:rtl/>
         </w:rPr>
       </w:pPr>
       <w:r>
@@ -21615,7 +23825,7 @@
         </w:rPr>
         <w:t xml:space="preserve">Aghadavoud Jolfaei, S. (2025). Reranker XLM-RoBERTa-Large for Persian Scientific Retrieval. Hugging Face Model Repository. Available at: </w:t>
       </w:r>
-      <w:hyperlink r:id="rId13" w:history="1">
+      <w:hyperlink r:id="rId19" w:history="1">
         <w:r>
           <w:rPr>
             <w:rStyle w:val="Hyperlink"/>
@@ -21645,20 +23855,52 @@
           <w:rFonts w:asciiTheme="minorBidi" w:hAnsiTheme="minorBidi"/>
           <w:sz w:val="28"/>
           <w:szCs w:val="28"/>
-          <w:lang w:val="en-GB"/>
-        </w:rPr>
-        <w:t>Milvus Documentation. Vector Database Documentation</w:t>
-      </w:r>
-      <w:r>
-        <w:rPr>
-          <w:rFonts w:asciiTheme="minorBidi" w:hAnsiTheme="minorBidi"/>
-          <w:sz w:val="28"/>
-          <w:szCs w:val="28"/>
-          <w:rtl/>
-          <w:lang w:val="en-GB"/>
-        </w:rPr>
-        <w:t>.</w:t>
-      </w:r>
+        </w:rPr>
+        <w:t xml:space="preserve">Cohere, </w:t>
+      </w:r>
+      <w:r>
+        <w:rPr>
+          <w:rFonts w:asciiTheme="minorBidi" w:hAnsiTheme="minorBidi"/>
+          <w:sz w:val="28"/>
+          <w:szCs w:val="28"/>
+        </w:rPr>
+        <w:t>“</w:t>
+      </w:r>
+      <w:r>
+        <w:rPr>
+          <w:rFonts w:asciiTheme="minorBidi" w:hAnsiTheme="minorBidi"/>
+          <w:sz w:val="28"/>
+          <w:szCs w:val="28"/>
+        </w:rPr>
+        <w:t>Rerank API Documentation,</w:t>
+      </w:r>
+      <w:r>
+        <w:rPr>
+          <w:rFonts w:asciiTheme="minorBidi" w:hAnsiTheme="minorBidi"/>
+          <w:sz w:val="28"/>
+          <w:szCs w:val="28"/>
+        </w:rPr>
+        <w:t>”</w:t>
+      </w:r>
+      <w:r>
+        <w:rPr>
+          <w:rFonts w:asciiTheme="minorBidi" w:hAnsiTheme="minorBidi"/>
+          <w:sz w:val="28"/>
+          <w:szCs w:val="28"/>
+        </w:rPr>
+        <w:t xml:space="preserve"> Cohere Documentation. </w:t>
+      </w:r>
+      <w:hyperlink r:id="rId20" w:tgtFrame="_blank" w:history="1">
+        <w:r>
+          <w:rPr>
+            <w:rStyle w:val="Hyperlink"/>
+            <w:rFonts w:asciiTheme="minorBidi" w:hAnsiTheme="minorBidi"/>
+            <w:sz w:val="28"/>
+            <w:szCs w:val="28"/>
+          </w:rPr>
+          <w:t>Official documentation</w:t>
+        </w:r>
+      </w:hyperlink>
     </w:p>
     <w:p>
       <w:pPr>
@@ -21679,7 +23921,7 @@
           <w:szCs w:val="28"/>
           <w:lang w:val="en-GB"/>
         </w:rPr>
-        <w:t>Django Documentation. Django Web Framework Documentation</w:t>
+        <w:t>Milvus Documentation. Vector Database Documentation</w:t>
       </w:r>
       <w:r>
         <w:rPr>
@@ -21711,7 +23953,7 @@
           <w:szCs w:val="28"/>
           <w:lang w:val="en-GB"/>
         </w:rPr>
-        <w:t>PostgreSQL Documentation. PostgreSQL Documentation</w:t>
+        <w:t>Django Documentation. Django Web Framework Documentation</w:t>
       </w:r>
       <w:r>
         <w:rPr>
@@ -21741,6 +23983,38 @@
           <w:rFonts w:asciiTheme="minorBidi" w:hAnsiTheme="minorBidi"/>
           <w:sz w:val="28"/>
           <w:szCs w:val="28"/>
+          <w:lang w:val="en-GB"/>
+        </w:rPr>
+        <w:t>PostgreSQL Documentation. PostgreSQL Documentation</w:t>
+      </w:r>
+      <w:r>
+        <w:rPr>
+          <w:rFonts w:asciiTheme="minorBidi" w:hAnsiTheme="minorBidi"/>
+          <w:sz w:val="28"/>
+          <w:szCs w:val="28"/>
+          <w:rtl/>
+          <w:lang w:val="en-GB"/>
+        </w:rPr>
+        <w:t>.</w:t>
+      </w:r>
+    </w:p>
+    <w:p>
+      <w:pPr>
+        <w:spacing w:after="60" w:line="240" w:lineRule="auto"/>
+        <w:ind w:left="-92"/>
+        <w:rPr>
+          <w:rFonts w:asciiTheme="minorBidi" w:hAnsiTheme="minorBidi"/>
+          <w:sz w:val="28"/>
+          <w:szCs w:val="28"/>
+          <w:rtl/>
+          <w:lang w:val="en-GB"/>
+        </w:rPr>
+      </w:pPr>
+      <w:r>
+        <w:rPr>
+          <w:rFonts w:asciiTheme="minorBidi" w:hAnsiTheme="minorBidi"/>
+          <w:sz w:val="28"/>
+          <w:szCs w:val="28"/>
           <w:rtl/>
           <w:lang w:val="en-GB"/>
         </w:rPr>
@@ -21755,7 +24029,7 @@
         </w:rPr>
         <w:t xml:space="preserve">Available at: </w:t>
       </w:r>
-      <w:hyperlink r:id="rId14" w:history="1">
+      <w:hyperlink r:id="rId21" w:history="1">
         <w:r>
           <w:rPr>
             <w:rStyle w:val="Hyperlink"/>
@@ -21824,8 +24098,8 @@
       </w:r>
     </w:p>
     <w:sectPr>
-      <w:headerReference w:type="default" r:id="rId15"/>
-      <w:footerReference w:type="default" r:id="rId16"/>
+      <w:headerReference w:type="default" r:id="rId22"/>
+      <w:footerReference w:type="default" r:id="rId23"/>
       <w:pgSz w:w="12240" w:h="15840"/>
       <w:pgMar w:top="993" w:right="1417" w:bottom="1135" w:left="1417" w:header="720" w:footer="720" w:gutter="0"/>
       <w:cols w:space="720"/>
@@ -24979,6 +27253,7 @@
   <w:style w:type="character" w:default="1" w:styleId="DefaultParagraphFont">
     <w:name w:val="Default Paragraph Font"/>
     <w:uiPriority w:val="1"/>
+    <w:semiHidden/>
     <w:unhideWhenUsed/>
   </w:style>
   <w:style w:type="table" w:default="1" w:styleId="TableNormal">
